--- a/Theo_Devos-Vernes_c1234567_NUTeams2200Project _Portfolio_2026.docx
+++ b/Theo_Devos-Vernes_c1234567_NUTeams2200Project _Portfolio_2026.docx
@@ -1,9 +1,10 @@
 
 <file path=word/document.xml><?xml version="1.0" encoding="utf-8"?>
-<w:document xmlns:wpc="http://schemas.microsoft.com/office/word/2010/wordprocessingCanvas" xmlns:cx="http://schemas.microsoft.com/office/drawing/2014/chartex" xmlns:cx1="http://schemas.microsoft.com/office/drawing/2015/9/8/chartex" xmlns:cx2="http://schemas.microsoft.com/office/drawing/2015/10/21/chartex" xmlns:cx3="http://schemas.microsoft.com/office/drawing/2016/5/9/chartex" xmlns:cx4="http://schemas.microsoft.com/office/drawing/2016/5/10/chartex" xmlns:cx5="http://schemas.microsoft.com/office/drawing/2016/5/11/chartex" xmlns:cx6="http://schemas.microsoft.com/office/drawing/2016/5/12/chartex" xmlns:cx7="http://schemas.microsoft.com/office/drawing/2016/5/13/chartex" xmlns:cx8="http://schemas.microsoft.com/office/drawing/2016/5/14/chartex" xmlns:mc="http://schemas.openxmlformats.org/markup-compatibility/2006" xmlns:m="http://schemas.openxmlformats.org/officeDocument/2006/math" xmlns:aink="http://schemas.microsoft.com/office/drawing/2016/ink" xmlns:am3d="http://schemas.microsoft.com/office/drawing/2017/model3d" xmlns:oel="http://schemas.microsoft.com/office/2019/extlst" xmlns:r="http://schemas.openxmlformats.org/officeDocument/2006/relationships" xmlns:wp14="http://schemas.microsoft.com/office/word/2010/wordprocessingDrawing" xmlns:wp="http://schemas.openxmlformats.org/drawingml/2006/wordprocessingDrawing" xmlns:wpg="http://schemas.microsoft.com/office/word/2010/wordprocessingGroup" xmlns:wpi="http://schemas.microsoft.com/office/word/2010/wordprocessingInk" xmlns:wps="http://schemas.microsoft.com/office/word/2010/wordprocessingShape" xmlns:o="urn:schemas-microsoft-com:office:office" xmlns:v="urn:schemas-microsoft-com:vml" xmlns:w10="urn:schemas-microsoft-com:office:word" xmlns:w="http://schemas.openxmlformats.org/wordprocessingml/2006/main" xmlns:w14="http://schemas.microsoft.com/office/word/2010/wordml" xmlns:w15="http://schemas.microsoft.com/office/word/2012/wordml" xmlns:w16cex="http://schemas.microsoft.com/office/word/2018/wordml/cex" xmlns:w16cid="http://schemas.microsoft.com/office/word/2016/wordml/cid" xmlns:w16="http://schemas.microsoft.com/office/word/2018/wordml" xmlns:w16sdtdh="http://schemas.microsoft.com/office/word/2020/wordml/sdtdatahash" xmlns:w16sdtfl="http://schemas.microsoft.com/office/word/2024/wordml/sdtformatlock" xmlns:w16se="http://schemas.microsoft.com/office/word/2015/wordml/symex" xmlns:w16du="http://schemas.microsoft.com/office/word/2023/wordml/word16du" xmlns:wne="http://schemas.microsoft.com/office/word/2006/wordml" mc:Ignorable="w14 w15 w16se w16cid w16 w16cex w16sdtdh w16sdtfl w16du wp14">
+<w:document xmlns:o="urn:schemas-microsoft-com:office:office" xmlns:r="http://schemas.openxmlformats.org/officeDocument/2006/relationships" xmlns:v="urn:schemas-microsoft-com:vml" xmlns:w="http://schemas.openxmlformats.org/wordprocessingml/2006/main" xmlns:w10="urn:schemas-microsoft-com:office:word" xmlns:wp="http://schemas.openxmlformats.org/drawingml/2006/wordprocessingDrawing" xmlns:pic="http://schemas.openxmlformats.org/drawingml/2006/picture" xmlns:wps="http://schemas.microsoft.com/office/word/2010/wordprocessingShape" xmlns:wpg="http://schemas.microsoft.com/office/word/2010/wordprocessingGroup" xmlns:mc="http://schemas.openxmlformats.org/markup-compatibility/2006" xmlns:wp14="http://schemas.microsoft.com/office/word/2010/wordprocessingDrawing" xmlns:w14="http://schemas.microsoft.com/office/word/2010/wordml" xmlns:w15="http://schemas.microsoft.com/office/word/2012/wordml" mc:Ignorable="w14 wp14 w15">
   <w:body>
     <w:p>
       <w:pPr>
+        <w:pStyle w:val="Normal"/>
         <w:rPr>
           <w:b/>
           <w:bCs/>
@@ -13,7 +14,6 @@
           <w:lang w:val="en-GB"/>
         </w:rPr>
       </w:pPr>
-      <w:proofErr w:type="spellStart"/>
       <w:r>
         <w:rPr>
           <w:b/>
@@ -23,9 +23,132 @@
           <w:u w:val="single"/>
           <w:lang w:val="en-GB"/>
         </w:rPr>
-        <w:t>NUTeams</w:t>
-      </w:r>
-      <w:proofErr w:type="spellEnd"/>
+        <w:t xml:space="preserve">NUTeams onboarding Portfolio prt 2 </w:t>
+      </w:r>
+    </w:p>
+    <w:p>
+      <w:pPr>
+        <w:pStyle w:val="Normal"/>
+        <w:rPr>
+          <w:lang w:val="en-GB"/>
+        </w:rPr>
+      </w:pPr>
+      <w:r>
+        <w:rPr>
+          <w:lang w:val="en-GB"/>
+        </w:rPr>
+        <w:t xml:space="preserve">This is your NUTeams project portfolio. Download and complete this document as you complete your project and submit it as evidence the additional team tasks and project tasks have been completed. </w:t>
+      </w:r>
+    </w:p>
+    <w:p>
+      <w:pPr>
+        <w:pStyle w:val="Normal"/>
+        <w:rPr/>
+      </w:pPr>
+      <w:r>
+        <w:rPr>
+          <w:lang w:val="en-GB"/>
+        </w:rPr>
+        <w:t xml:space="preserve">All tasks are required, all evidence is required for each task. This document will outline some but not necessarily all tasks required by your team. </w:t>
+      </w:r>
+    </w:p>
+    <w:p>
+      <w:pPr>
+        <w:pStyle w:val="Normal"/>
+        <w:rPr>
+          <w:lang w:val="en-GB"/>
+        </w:rPr>
+      </w:pPr>
+      <w:r>
+        <w:rPr>
+          <w:lang w:val="en-GB"/>
+        </w:rPr>
+        <w:t xml:space="preserve">These tasks will vary considerably between teams with respect to, which tasks are required, due dates and type of evidence. Ensure you are complying with what your team requests of you. Use this document as a way of keeping track and ensuring you have evidence of tasks completed. </w:t>
+      </w:r>
+    </w:p>
+    <w:p>
+      <w:pPr>
+        <w:pStyle w:val="Normal"/>
+        <w:rPr>
+          <w:lang w:val="en-GB"/>
+        </w:rPr>
+      </w:pPr>
+      <w:r>
+        <w:rPr>
+          <w:lang w:val="en-GB"/>
+        </w:rPr>
+        <w:t>Most evidence will require an Approver. The Approvers for these tasks must come from your own team 2026 are:</w:t>
+      </w:r>
+      <w:r>
+        <w:rPr/>
+        <w:br/>
+      </w:r>
+      <w:r>
+        <w:rPr>
+          <w:lang w:val="en-GB"/>
+        </w:rPr>
+        <w:t>Malcolm Sidney (any), Adam Minett (NURacing), John Wong (NUMarine), Rylie Heller (NURocketry), Ben Erwin (NUMarine)</w:t>
+      </w:r>
+      <w:r>
+        <w:rPr>
+          <w:rFonts w:eastAsia="Aptos" w:ascii="Aptos" w:hAnsi="Aptos"/>
+          <w:lang w:val="en-GB"/>
+        </w:rPr>
+        <w:t>, Riley Wollen</w:t>
+      </w:r>
+      <w:r>
+        <w:rPr>
+          <w:lang w:val="en-GB"/>
+        </w:rPr>
+        <w:t xml:space="preserve"> (NURacing), Oliver O’Grady (NURocketry), and Dylan Cuskelly (any). </w:t>
+      </w:r>
+    </w:p>
+    <w:p>
+      <w:pPr>
+        <w:pStyle w:val="Normal"/>
+        <w:rPr>
+          <w:lang w:val="en-GB"/>
+        </w:rPr>
+      </w:pPr>
+      <w:r>
+        <w:rPr>
+          <w:lang w:val="en-GB"/>
+        </w:rPr>
+        <w:t>It is your responsibility to manage your time appropriately as a professional. Your ability to complete tasks on time and to an appropriate standard is one of the components being measured.</w:t>
+      </w:r>
+    </w:p>
+    <w:p>
+      <w:pPr>
+        <w:pStyle w:val="Normal"/>
+        <w:rPr>
+          <w:lang w:val="en-GB"/>
+        </w:rPr>
+      </w:pPr>
+      <w:r>
+        <w:rPr>
+          <w:lang w:val="en-GB"/>
+        </w:rPr>
+        <w:t xml:space="preserve">If you are having trouble completing tasks or collecting appropriate evidence reach out early. </w:t>
+      </w:r>
+    </w:p>
+    <w:p>
+      <w:pPr>
+        <w:pStyle w:val="Normal"/>
+        <w:rPr>
+          <w:lang w:val="en-GB"/>
+        </w:rPr>
+      </w:pPr>
+      <w:r>
+        <w:rPr>
+          <w:lang w:val="en-GB"/>
+        </w:rPr>
+        <w:t xml:space="preserve">If you are uncomfortable having your photo taken please reach out so we can organise other arrangements. </w:t>
+      </w:r>
+      <w:r>
+        <w:rPr/>
+        <w:br/>
+        <w:br/>
+      </w:r>
       <w:r>
         <w:rPr>
           <w:b/>
@@ -35,8 +158,55 @@
           <w:u w:val="single"/>
           <w:lang w:val="en-GB"/>
         </w:rPr>
-        <w:t xml:space="preserve"> onboarding </w:t>
-      </w:r>
+        <w:t xml:space="preserve">Submission requirements </w:t>
+      </w:r>
+    </w:p>
+    <w:p>
+      <w:pPr>
+        <w:pStyle w:val="Normal"/>
+        <w:rPr>
+          <w:lang w:val="en-GB"/>
+        </w:rPr>
+      </w:pPr>
+      <w:r>
+        <w:rPr>
+          <w:lang w:val="en-GB"/>
+        </w:rPr>
+        <w:t xml:space="preserve">You are required to name this document: Firstname_lastname_c1234567_NUTeams2200Project _Portfolio_2026. </w:t>
+      </w:r>
+      <w:r>
+        <w:rPr/>
+        <w:br/>
+      </w:r>
+      <w:r>
+        <w:rPr>
+          <w:lang w:val="en-GB"/>
+        </w:rPr>
+        <w:t xml:space="preserve">You are required to submit this document to canvas as a .docx as ‘Assignment 2’ before the due date. </w:t>
+      </w:r>
+    </w:p>
+    <w:p>
+      <w:pPr>
+        <w:pStyle w:val="Normal"/>
+        <w:rPr>
+          <w:lang w:val="en-GB"/>
+        </w:rPr>
+      </w:pPr>
+      <w:r>
+        <w:rPr>
+          <w:lang w:val="en-GB"/>
+        </w:rPr>
+      </w:r>
+      <w:r>
+        <w:br w:type="page"/>
+      </w:r>
+    </w:p>
+    <w:p>
+      <w:pPr>
+        <w:pStyle w:val="Normal"/>
+        <w:spacing w:before="0" w:after="160"/>
+        <w:rPr/>
+      </w:pPr>
       <w:r>
         <w:rPr>
           <w:b/>
@@ -46,707 +216,7 @@
           <w:u w:val="single"/>
           <w:lang w:val="en-GB"/>
         </w:rPr>
-        <w:t>Portfolio</w:t>
-      </w:r>
-      <w:r>
-        <w:rPr>
-          <w:b/>
-          <w:bCs/>
-          <w:sz w:val="32"/>
-          <w:szCs w:val="32"/>
-          <w:u w:val="single"/>
-          <w:lang w:val="en-GB"/>
-        </w:rPr>
-        <w:t xml:space="preserve"> </w:t>
-      </w:r>
-      <w:proofErr w:type="spellStart"/>
-      <w:r>
-        <w:rPr>
-          <w:b/>
-          <w:bCs/>
-          <w:sz w:val="32"/>
-          <w:szCs w:val="32"/>
-          <w:u w:val="single"/>
-          <w:lang w:val="en-GB"/>
-        </w:rPr>
-        <w:t>prt</w:t>
-      </w:r>
-      <w:proofErr w:type="spellEnd"/>
-      <w:r>
-        <w:rPr>
-          <w:b/>
-          <w:bCs/>
-          <w:sz w:val="32"/>
-          <w:szCs w:val="32"/>
-          <w:u w:val="single"/>
-          <w:lang w:val="en-GB"/>
-        </w:rPr>
-        <w:t xml:space="preserve"> 2</w:t>
-      </w:r>
-      <w:r>
-        <w:rPr>
-          <w:b/>
-          <w:bCs/>
-          <w:sz w:val="32"/>
-          <w:szCs w:val="32"/>
-          <w:u w:val="single"/>
-          <w:lang w:val="en-GB"/>
-        </w:rPr>
-        <w:t xml:space="preserve"> </w:t>
-      </w:r>
-    </w:p>
-    <w:p>
-      <w:pPr>
-        <w:rPr>
-          <w:lang w:val="en-GB"/>
-        </w:rPr>
-      </w:pPr>
-      <w:r>
-        <w:rPr>
-          <w:lang w:val="en-GB"/>
-        </w:rPr>
-        <w:t xml:space="preserve">This is your </w:t>
-      </w:r>
-      <w:proofErr w:type="spellStart"/>
-      <w:r>
-        <w:rPr>
-          <w:lang w:val="en-GB"/>
-        </w:rPr>
-        <w:t>NUTeams</w:t>
-      </w:r>
-      <w:proofErr w:type="spellEnd"/>
-      <w:r>
-        <w:rPr>
-          <w:lang w:val="en-GB"/>
-        </w:rPr>
-        <w:t xml:space="preserve"> project portfolio. Download and complete this document as you complete your project and submit it as evidence the additional team tasks and project tasks have been completed. </w:t>
-      </w:r>
-    </w:p>
-    <w:p>
-      <w:r>
-        <w:rPr>
-          <w:lang w:val="en-GB"/>
-        </w:rPr>
-        <w:t xml:space="preserve">All tasks are </w:t>
-      </w:r>
-      <w:proofErr w:type="gramStart"/>
-      <w:r>
-        <w:rPr>
-          <w:lang w:val="en-GB"/>
-        </w:rPr>
-        <w:t>required,</w:t>
-      </w:r>
-      <w:proofErr w:type="gramEnd"/>
-      <w:r>
-        <w:rPr>
-          <w:lang w:val="en-GB"/>
-        </w:rPr>
-        <w:t xml:space="preserve"> all evidence is required for each task. </w:t>
-      </w:r>
-      <w:r>
-        <w:rPr>
-          <w:lang w:val="en-GB"/>
-        </w:rPr>
-        <w:t xml:space="preserve">This document will outline some but not necessarily all tasks required by your team. </w:t>
-      </w:r>
-    </w:p>
-    <w:p>
-      <w:pPr>
-        <w:rPr>
-          <w:lang w:val="en-GB"/>
-        </w:rPr>
-      </w:pPr>
-      <w:r>
-        <w:rPr>
-          <w:lang w:val="en-GB"/>
-        </w:rPr>
-        <w:t>These tasks will vary considerably between teams with respect to</w:t>
-      </w:r>
-      <w:r>
-        <w:rPr>
-          <w:lang w:val="en-GB"/>
-        </w:rPr>
-        <w:t>, which tasks are required,</w:t>
-      </w:r>
-      <w:r>
-        <w:rPr>
-          <w:lang w:val="en-GB"/>
-        </w:rPr>
-        <w:t xml:space="preserve"> due dates and</w:t>
-      </w:r>
-      <w:r>
-        <w:rPr>
-          <w:lang w:val="en-GB"/>
-        </w:rPr>
-        <w:t xml:space="preserve"> type of</w:t>
-      </w:r>
-      <w:r>
-        <w:rPr>
-          <w:lang w:val="en-GB"/>
-        </w:rPr>
-        <w:t xml:space="preserve"> evidence. Ensure you are complying with what your team requests of you</w:t>
-      </w:r>
-      <w:r>
-        <w:rPr>
-          <w:lang w:val="en-GB"/>
-        </w:rPr>
-        <w:t>. U</w:t>
-      </w:r>
-      <w:r>
-        <w:rPr>
-          <w:lang w:val="en-GB"/>
-        </w:rPr>
-        <w:t>s</w:t>
-      </w:r>
-      <w:r>
-        <w:rPr>
-          <w:lang w:val="en-GB"/>
-        </w:rPr>
-        <w:t>e</w:t>
-      </w:r>
-      <w:r>
-        <w:rPr>
-          <w:lang w:val="en-GB"/>
-        </w:rPr>
-        <w:t xml:space="preserve"> this</w:t>
-      </w:r>
-      <w:r>
-        <w:rPr>
-          <w:lang w:val="en-GB"/>
-        </w:rPr>
-        <w:t xml:space="preserve"> document as a </w:t>
-      </w:r>
-      <w:r>
-        <w:rPr>
-          <w:lang w:val="en-GB"/>
-        </w:rPr>
-        <w:t xml:space="preserve">way of </w:t>
-      </w:r>
-      <w:r>
-        <w:rPr>
-          <w:lang w:val="en-GB"/>
-        </w:rPr>
-        <w:t xml:space="preserve">keeping track and </w:t>
-      </w:r>
-      <w:r>
-        <w:rPr>
-          <w:lang w:val="en-GB"/>
-        </w:rPr>
-        <w:t xml:space="preserve">ensuring you have </w:t>
-      </w:r>
-      <w:r>
-        <w:rPr>
-          <w:lang w:val="en-GB"/>
-        </w:rPr>
-        <w:t>evidence</w:t>
-      </w:r>
-      <w:r>
-        <w:rPr>
-          <w:lang w:val="en-GB"/>
-        </w:rPr>
-        <w:t xml:space="preserve"> of tasks completed. </w:t>
-      </w:r>
-    </w:p>
-    <w:p>
-      <w:pPr>
-        <w:rPr>
-          <w:lang w:val="en-GB"/>
-        </w:rPr>
-      </w:pPr>
-      <w:r>
-        <w:rPr>
-          <w:lang w:val="en-GB"/>
-        </w:rPr>
-        <w:t>Most evidence will require an Approver. The Approvers for</w:t>
-      </w:r>
-      <w:r>
-        <w:rPr>
-          <w:lang w:val="en-GB"/>
-        </w:rPr>
-        <w:t xml:space="preserve"> these tasks must come from your own team</w:t>
-      </w:r>
-      <w:r>
-        <w:rPr>
-          <w:lang w:val="en-GB"/>
-        </w:rPr>
-        <w:t xml:space="preserve"> 2026 are:</w:t>
-      </w:r>
-      <w:r>
-        <w:br/>
-      </w:r>
-      <w:r>
-        <w:rPr>
-          <w:lang w:val="en-GB"/>
-        </w:rPr>
-        <w:t>Malcolm Sidney</w:t>
-      </w:r>
-      <w:r>
-        <w:rPr>
-          <w:lang w:val="en-GB"/>
-        </w:rPr>
-        <w:t xml:space="preserve"> (any)</w:t>
-      </w:r>
-      <w:r>
-        <w:rPr>
-          <w:lang w:val="en-GB"/>
-        </w:rPr>
-        <w:t>,</w:t>
-      </w:r>
-      <w:r>
-        <w:rPr>
-          <w:lang w:val="en-GB"/>
-        </w:rPr>
-        <w:t xml:space="preserve"> </w:t>
-      </w:r>
-      <w:r>
-        <w:rPr>
-          <w:lang w:val="en-GB"/>
-        </w:rPr>
-        <w:t>Adam Minett</w:t>
-      </w:r>
-      <w:r>
-        <w:rPr>
-          <w:lang w:val="en-GB"/>
-        </w:rPr>
-        <w:t xml:space="preserve"> (</w:t>
-      </w:r>
-      <w:proofErr w:type="spellStart"/>
-      <w:r>
-        <w:rPr>
-          <w:lang w:val="en-GB"/>
-        </w:rPr>
-        <w:t>NURacing</w:t>
-      </w:r>
-      <w:proofErr w:type="spellEnd"/>
-      <w:r>
-        <w:rPr>
-          <w:lang w:val="en-GB"/>
-        </w:rPr>
-        <w:t>)</w:t>
-      </w:r>
-      <w:r>
-        <w:rPr>
-          <w:lang w:val="en-GB"/>
-        </w:rPr>
-        <w:t xml:space="preserve">, </w:t>
-      </w:r>
-      <w:r>
-        <w:rPr>
-          <w:lang w:val="en-GB"/>
-        </w:rPr>
-        <w:t>John Wong</w:t>
-      </w:r>
-      <w:r>
-        <w:rPr>
-          <w:lang w:val="en-GB"/>
-        </w:rPr>
-        <w:t xml:space="preserve"> (</w:t>
-      </w:r>
-      <w:proofErr w:type="spellStart"/>
-      <w:r>
-        <w:rPr>
-          <w:lang w:val="en-GB"/>
-        </w:rPr>
-        <w:t>NUMarine</w:t>
-      </w:r>
-      <w:proofErr w:type="spellEnd"/>
-      <w:r>
-        <w:rPr>
-          <w:lang w:val="en-GB"/>
-        </w:rPr>
-        <w:t>)</w:t>
-      </w:r>
-      <w:r>
-        <w:rPr>
-          <w:lang w:val="en-GB"/>
-        </w:rPr>
-        <w:t>,</w:t>
-      </w:r>
-      <w:r>
-        <w:rPr>
-          <w:lang w:val="en-GB"/>
-        </w:rPr>
-        <w:t xml:space="preserve"> Rylie Heller</w:t>
-      </w:r>
-      <w:r>
-        <w:rPr>
-          <w:lang w:val="en-GB"/>
-        </w:rPr>
-        <w:t xml:space="preserve"> (</w:t>
-      </w:r>
-      <w:proofErr w:type="spellStart"/>
-      <w:r>
-        <w:rPr>
-          <w:lang w:val="en-GB"/>
-        </w:rPr>
-        <w:t>NURocketry</w:t>
-      </w:r>
-      <w:proofErr w:type="spellEnd"/>
-      <w:r>
-        <w:rPr>
-          <w:lang w:val="en-GB"/>
-        </w:rPr>
-        <w:t>)</w:t>
-      </w:r>
-      <w:r>
-        <w:rPr>
-          <w:lang w:val="en-GB"/>
-        </w:rPr>
-        <w:t xml:space="preserve">, </w:t>
-      </w:r>
-      <w:r>
-        <w:rPr>
-          <w:lang w:val="en-GB"/>
-        </w:rPr>
-        <w:t>Ben Erwin</w:t>
-      </w:r>
-      <w:r>
-        <w:rPr>
-          <w:lang w:val="en-GB"/>
-        </w:rPr>
-        <w:t xml:space="preserve"> (</w:t>
-      </w:r>
-      <w:proofErr w:type="spellStart"/>
-      <w:r>
-        <w:rPr>
-          <w:lang w:val="en-GB"/>
-        </w:rPr>
-        <w:t>NUMarine</w:t>
-      </w:r>
-      <w:proofErr w:type="spellEnd"/>
-      <w:r>
-        <w:rPr>
-          <w:lang w:val="en-GB"/>
-        </w:rPr>
-        <w:t>)</w:t>
-      </w:r>
-      <w:r>
-        <w:rPr>
-          <w:rFonts w:ascii="Aptos" w:eastAsia="Aptos" w:hAnsi="Aptos"/>
-          <w:lang w:val="en-GB"/>
-        </w:rPr>
-        <w:t xml:space="preserve">, </w:t>
-      </w:r>
-      <w:r>
-        <w:rPr>
-          <w:rFonts w:ascii="Aptos" w:eastAsia="Aptos" w:hAnsi="Aptos"/>
-          <w:lang w:val="en-GB"/>
-        </w:rPr>
-        <w:t>Riley Wollen</w:t>
-      </w:r>
-      <w:r>
-        <w:rPr>
-          <w:lang w:val="en-GB"/>
-        </w:rPr>
-        <w:t xml:space="preserve"> (</w:t>
-      </w:r>
-      <w:proofErr w:type="spellStart"/>
-      <w:r>
-        <w:rPr>
-          <w:lang w:val="en-GB"/>
-        </w:rPr>
-        <w:t>NURacing</w:t>
-      </w:r>
-      <w:proofErr w:type="spellEnd"/>
-      <w:r>
-        <w:rPr>
-          <w:lang w:val="en-GB"/>
-        </w:rPr>
-        <w:t>)</w:t>
-      </w:r>
-      <w:r>
-        <w:rPr>
-          <w:lang w:val="en-GB"/>
-        </w:rPr>
-        <w:t xml:space="preserve">, </w:t>
-      </w:r>
-      <w:r>
-        <w:rPr>
-          <w:lang w:val="en-GB"/>
-        </w:rPr>
-        <w:t>Oliver O’Grady</w:t>
-      </w:r>
-      <w:r>
-        <w:rPr>
-          <w:lang w:val="en-GB"/>
-        </w:rPr>
-        <w:t xml:space="preserve"> (</w:t>
-      </w:r>
-      <w:proofErr w:type="spellStart"/>
-      <w:r>
-        <w:rPr>
-          <w:lang w:val="en-GB"/>
-        </w:rPr>
-        <w:t>NURocketry</w:t>
-      </w:r>
-      <w:proofErr w:type="spellEnd"/>
-      <w:r>
-        <w:rPr>
-          <w:lang w:val="en-GB"/>
-        </w:rPr>
-        <w:t>)</w:t>
-      </w:r>
-      <w:r>
-        <w:rPr>
-          <w:lang w:val="en-GB"/>
-        </w:rPr>
-        <w:t>,</w:t>
-      </w:r>
-      <w:r>
-        <w:rPr>
-          <w:lang w:val="en-GB"/>
-        </w:rPr>
-        <w:t xml:space="preserve"> and</w:t>
-      </w:r>
-      <w:r>
-        <w:rPr>
-          <w:lang w:val="en-GB"/>
-        </w:rPr>
-        <w:t xml:space="preserve"> Dylan </w:t>
-      </w:r>
-      <w:proofErr w:type="spellStart"/>
-      <w:r>
-        <w:rPr>
-          <w:lang w:val="en-GB"/>
-        </w:rPr>
-        <w:t>Cuskelly</w:t>
-      </w:r>
-      <w:proofErr w:type="spellEnd"/>
-      <w:r>
-        <w:rPr>
-          <w:lang w:val="en-GB"/>
-        </w:rPr>
-        <w:t xml:space="preserve"> (any)</w:t>
-      </w:r>
-      <w:r>
-        <w:rPr>
-          <w:lang w:val="en-GB"/>
-        </w:rPr>
-        <w:t xml:space="preserve">. </w:t>
-      </w:r>
-    </w:p>
-    <w:p>
-      <w:pPr>
-        <w:rPr>
-          <w:lang w:val="en-GB"/>
-        </w:rPr>
-      </w:pPr>
-      <w:r>
-        <w:rPr>
-          <w:lang w:val="en-GB"/>
-        </w:rPr>
-        <w:t>It is your responsibility to manage your time appropriately as a professional. Your ability to complete tasks on time and to an appropriate standard is one of the components being measured.</w:t>
-      </w:r>
-    </w:p>
-    <w:p>
-      <w:pPr>
-        <w:rPr>
-          <w:lang w:val="en-GB"/>
-        </w:rPr>
-      </w:pPr>
-      <w:r>
-        <w:rPr>
-          <w:lang w:val="en-GB"/>
-        </w:rPr>
-        <w:t xml:space="preserve">If you are having trouble completing tasks or collecting appropriate evidence reach out early. </w:t>
-      </w:r>
-    </w:p>
-    <w:p>
-      <w:pPr>
-        <w:rPr>
-          <w:lang w:val="en-GB"/>
-        </w:rPr>
-      </w:pPr>
-      <w:r>
-        <w:rPr>
-          <w:lang w:val="en-GB"/>
-        </w:rPr>
-        <w:t xml:space="preserve">If you are uncomfortable having your photo taken please reach out so we can organise other arrangements. </w:t>
-      </w:r>
-      <w:r>
-        <w:br/>
-      </w:r>
-      <w:r>
-        <w:br/>
-      </w:r>
-      <w:r>
-        <w:rPr>
-          <w:b/>
-          <w:bCs/>
-          <w:sz w:val="32"/>
-          <w:szCs w:val="32"/>
-          <w:u w:val="single"/>
-          <w:lang w:val="en-GB"/>
-        </w:rPr>
-        <w:t xml:space="preserve">Submission requirements </w:t>
-      </w:r>
-    </w:p>
-    <w:p>
-      <w:pPr>
-        <w:rPr>
-          <w:lang w:val="en-GB"/>
-        </w:rPr>
-      </w:pPr>
-      <w:r>
-        <w:rPr>
-          <w:lang w:val="en-GB"/>
-        </w:rPr>
-        <w:t>You are required to name this document: Firstname_lastname_c1234567_NUTeams</w:t>
-      </w:r>
-      <w:r>
-        <w:rPr>
-          <w:lang w:val="en-GB"/>
-        </w:rPr>
-        <w:t>2200</w:t>
-      </w:r>
-      <w:r>
-        <w:rPr>
-          <w:lang w:val="en-GB"/>
-        </w:rPr>
-        <w:t>Project _Portfolio_</w:t>
-      </w:r>
-      <w:r>
-        <w:rPr>
-          <w:lang w:val="en-GB"/>
-        </w:rPr>
-        <w:t>2026</w:t>
-      </w:r>
-      <w:r>
-        <w:rPr>
-          <w:lang w:val="en-GB"/>
-        </w:rPr>
-        <w:t xml:space="preserve">. </w:t>
-      </w:r>
-      <w:r>
-        <w:br/>
-      </w:r>
-      <w:r>
-        <w:rPr>
-          <w:lang w:val="en-GB"/>
-        </w:rPr>
-        <w:t>You are required to</w:t>
-      </w:r>
-      <w:r>
-        <w:rPr>
-          <w:lang w:val="en-GB"/>
-        </w:rPr>
-        <w:t xml:space="preserve"> submit this </w:t>
-      </w:r>
-      <w:r>
-        <w:rPr>
-          <w:lang w:val="en-GB"/>
-        </w:rPr>
-        <w:t>document</w:t>
-      </w:r>
-      <w:r>
-        <w:rPr>
-          <w:lang w:val="en-GB"/>
-        </w:rPr>
-        <w:t xml:space="preserve"> to canvas</w:t>
-      </w:r>
-      <w:r>
-        <w:rPr>
-          <w:lang w:val="en-GB"/>
-        </w:rPr>
-        <w:t xml:space="preserve"> as a .docx</w:t>
-      </w:r>
-      <w:r>
-        <w:rPr>
-          <w:lang w:val="en-GB"/>
-        </w:rPr>
-        <w:t xml:space="preserve"> as </w:t>
-      </w:r>
-      <w:r>
-        <w:rPr>
-          <w:lang w:val="en-GB"/>
-        </w:rPr>
-        <w:t>‘A</w:t>
-      </w:r>
-      <w:r>
-        <w:rPr>
-          <w:lang w:val="en-GB"/>
-        </w:rPr>
-        <w:t>ssignment</w:t>
-      </w:r>
-      <w:r>
-        <w:rPr>
-          <w:lang w:val="en-GB"/>
-        </w:rPr>
-        <w:t xml:space="preserve"> </w:t>
-      </w:r>
-      <w:r>
-        <w:rPr>
-          <w:lang w:val="en-GB"/>
-        </w:rPr>
-        <w:t>2</w:t>
-      </w:r>
-      <w:r>
-        <w:rPr>
-          <w:lang w:val="en-GB"/>
-        </w:rPr>
-        <w:t>’</w:t>
-      </w:r>
-      <w:r>
-        <w:rPr>
-          <w:lang w:val="en-GB"/>
-        </w:rPr>
-        <w:t xml:space="preserve"> before</w:t>
-      </w:r>
-      <w:r>
-        <w:rPr>
-          <w:lang w:val="en-GB"/>
-        </w:rPr>
-        <w:t xml:space="preserve"> </w:t>
-      </w:r>
-      <w:r>
-        <w:rPr>
-          <w:lang w:val="en-GB"/>
-        </w:rPr>
-        <w:t>the due</w:t>
-      </w:r>
-      <w:r>
-        <w:rPr>
-          <w:lang w:val="en-GB"/>
-        </w:rPr>
-        <w:t xml:space="preserve"> date. </w:t>
-      </w:r>
-    </w:p>
-    <w:p>
-      <w:pPr>
-        <w:rPr>
-          <w:lang w:val="en-GB"/>
-        </w:rPr>
-      </w:pPr>
-      <w:r>
-        <w:rPr>
-          <w:lang w:val="en-GB"/>
-        </w:rPr>
-        <w:br w:type="page"/>
-      </w:r>
-    </w:p>
-    <w:p>
-      <w:r>
-        <w:rPr>
-          <w:b/>
-          <w:bCs/>
-          <w:sz w:val="32"/>
-          <w:szCs w:val="32"/>
-          <w:u w:val="single"/>
-          <w:lang w:val="en-GB"/>
-        </w:rPr>
-        <w:lastRenderedPageBreak/>
-        <w:t xml:space="preserve">CAN bus </w:t>
-      </w:r>
-      <w:r>
-        <w:rPr>
-          <w:b/>
-          <w:bCs/>
-          <w:sz w:val="32"/>
-          <w:szCs w:val="32"/>
-          <w:u w:val="single"/>
-          <w:lang w:val="en-GB"/>
-        </w:rPr>
-        <w:t xml:space="preserve">– </w:t>
+        <w:t xml:space="preserve">CAN bus – </w:t>
       </w:r>
       <w:r>
         <w:rPr>
@@ -758,34 +228,14 @@
           <w:u w:val="single"/>
           <w:lang w:val="en-GB"/>
         </w:rPr>
-        <w:t xml:space="preserve">Deadline </w:t>
-      </w:r>
-      <w:r>
-        <w:rPr>
-          <w:b/>
-          <w:bCs/>
-          <w:color w:val="FF0000"/>
-          <w:sz w:val="32"/>
-          <w:szCs w:val="32"/>
-          <w:u w:val="single"/>
-          <w:lang w:val="en-GB"/>
-        </w:rPr>
-        <w:t>25/11/2026</w:t>
-      </w:r>
-      <w:r>
-        <w:rPr>
-          <w:b/>
-          <w:bCs/>
-          <w:color w:val="FF0000"/>
-          <w:sz w:val="32"/>
-          <w:szCs w:val="32"/>
-          <w:u w:val="single"/>
-          <w:lang w:val="en-GB"/>
-        </w:rPr>
-        <w:t xml:space="preserve"> </w:t>
-      </w:r>
-    </w:p>
-    <w:p>
+        <w:t xml:space="preserve">Deadline 25/11/2026 </w:t>
+      </w:r>
+    </w:p>
+    <w:p>
+      <w:pPr>
+        <w:pStyle w:val="Normal"/>
+        <w:rPr/>
+      </w:pPr>
       <w:r>
         <w:rPr>
           <w:lang w:val="en-GB"/>
@@ -795,67 +245,48 @@
     </w:p>
     <w:p>
       <w:pPr>
-        <w:rPr>
-          <w:lang w:val="en-GB"/>
-        </w:rPr>
-      </w:pPr>
-    </w:p>
-    <w:p>
-      <w:pPr>
-        <w:rPr>
-          <w:lang w:val="en-GB"/>
-        </w:rPr>
-      </w:pPr>
-      <w:r>
-        <w:rPr>
-          <w:lang w:val="en-GB"/>
-        </w:rPr>
-        <w:t>Provide evidence in the form of screenshots</w:t>
-      </w:r>
-      <w:r>
-        <w:rPr>
-          <w:lang w:val="en-GB"/>
-        </w:rPr>
-        <w:t>/photos</w:t>
-      </w:r>
-      <w:r>
-        <w:rPr>
-          <w:lang w:val="en-GB"/>
-        </w:rPr>
-        <w:t xml:space="preserve"> that you have completed </w:t>
-      </w:r>
-      <w:r>
-        <w:rPr>
-          <w:lang w:val="en-GB"/>
-        </w:rPr>
-        <w:t xml:space="preserve">the training. </w:t>
-      </w:r>
-    </w:p>
-    <w:p>
-      <w:pPr>
-        <w:keepNext/>
-        <w:rPr>
-          <w:lang w:val="en-GB"/>
-        </w:rPr>
-      </w:pPr>
-      <w:r>
-        <w:rPr>
-          <w:noProof/>
-        </w:rPr>
+        <w:pStyle w:val="Normal"/>
+        <w:rPr>
+          <w:lang w:val="en-GB"/>
+        </w:rPr>
+      </w:pPr>
+      <w:r>
+        <w:rPr>
+          <w:lang w:val="en-GB"/>
+        </w:rPr>
+      </w:r>
+    </w:p>
+    <w:p>
+      <w:pPr>
+        <w:pStyle w:val="Normal"/>
+        <w:rPr>
+          <w:lang w:val="en-GB"/>
+        </w:rPr>
+      </w:pPr>
+      <w:r>
+        <w:rPr>
+          <w:lang w:val="en-GB"/>
+        </w:rPr>
+        <w:t xml:space="preserve">Provide evidence in the form of screenshots/photos that you have completed the training. </w:t>
+      </w:r>
+    </w:p>
+    <w:p>
+      <w:pPr>
+        <w:pStyle w:val="Normal"/>
+        <w:keepNext w:val="true"/>
+        <w:rPr>
+          <w:lang w:val="en-GB"/>
+        </w:rPr>
+      </w:pPr>
+      <w:r>
+        <w:rPr/>
         <mc:AlternateContent>
           <mc:Choice Requires="wpg">
             <w:drawing>
-              <wp:inline distT="0" distB="0" distL="0" distR="0" wp14:anchorId="6F032759" wp14:editId="5C8CCFE3">
+              <wp:inline distT="0" distB="0" distL="0" distR="0" wp14:anchorId="6F032759">
                 <wp:extent cx="6445250" cy="3727450"/>
                 <wp:effectExtent l="0" t="0" r="12700" b="25400"/>
-                <wp:docPr id="708383691" name="Group 7">
-                  <a:extLst xmlns:a="http://schemas.openxmlformats.org/drawingml/2006/main">
-                    <a:ext uri="{FF2B5EF4-FFF2-40B4-BE49-F238E27FC236}">
-                      <a16:creationId xmlns:a16="http://schemas.microsoft.com/office/drawing/2014/main" id="{82D8A01F-6F02-47C3-9636-73610784AE96}"/>
-                    </a:ext>
-                  </a:extLst>
-                </wp:docPr>
-                <wp:cNvGraphicFramePr/>
+                <wp:docPr id="1" name="Group 7"/>
                 <a:graphic xmlns:a="http://schemas.openxmlformats.org/drawingml/2006/main">
                   <a:graphicData uri="http://schemas.microsoft.com/office/word/2010/wordprocessingGroup">
                     <wpg:wgp>
@@ -863,23 +294,30 @@
                       <wpg:grpSpPr>
                         <a:xfrm>
                           <a:off x="0" y="0"/>
-                          <a:ext cx="6445250" cy="3727450"/>
+                          <a:ext cx="6445080" cy="3727440"/>
                           <a:chOff x="0" y="0"/>
-                          <a:chExt cx="6445250" cy="3727450"/>
+                          <a:chExt cx="6445080" cy="3727440"/>
                         </a:xfrm>
                       </wpg:grpSpPr>
                       <wps:wsp>
-                        <wps:cNvPr id="1957438952" name="Rectangle 1957438952"/>
+                        <wps:cNvPr id="2" name="Rectangle 1957438952"/>
                         <wps:cNvSpPr/>
                         <wps:spPr>
                           <a:xfrm>
                             <a:off x="0" y="0"/>
-                            <a:ext cx="6445250" cy="3727450"/>
+                            <a:ext cx="6445080" cy="3727440"/>
                           </a:xfrm>
                           <a:prstGeom prst="rect">
                             <a:avLst/>
                           </a:prstGeom>
-                          <a:ln/>
+                          <a:solidFill>
+                            <a:srgbClr val="156082"/>
+                          </a:solidFill>
+                          <a:ln>
+                            <a:solidFill>
+                              <a:srgbClr val="092A38"/>
+                            </a:solidFill>
+                          </a:ln>
                         </wps:spPr>
                         <wps:style>
                           <a:lnRef idx="2">
@@ -890,29 +328,32 @@
                           <a:fillRef idx="1">
                             <a:schemeClr val="accent1"/>
                           </a:fillRef>
-                          <a:effectRef idx="0">
-                            <a:scrgbClr r="0" g="0" b="0"/>
-                          </a:effectRef>
-                          <a:fontRef idx="minor">
-                            <a:schemeClr val="lt1"/>
-                          </a:fontRef>
+                          <a:effectRef idx="0"/>
+                          <a:fontRef idx="minor"/>
                         </wps:style>
-                        <wps:bodyPr spcFirstLastPara="0" wrap="square" lIns="91440" tIns="45720" rIns="91440" bIns="45720" anchor="ctr">
-                          <a:noAutofit/>
-                        </wps:bodyPr>
+                        <wps:bodyPr/>
                       </wps:wsp>
                       <wps:wsp>
-                        <wps:cNvPr id="1176788695" name="Smiley Face 1176788695"/>
+                        <wps:cNvPr id="3" name="Smiley Face 1176788695"/>
                         <wps:cNvSpPr/>
                         <wps:spPr>
                           <a:xfrm>
-                            <a:off x="850900" y="876300"/>
-                            <a:ext cx="1213600" cy="939800"/>
+                            <a:off x="851040" y="876240"/>
+                            <a:ext cx="1212840" cy="939240"/>
                           </a:xfrm>
                           <a:prstGeom prst="smileyFace">
-                            <a:avLst/>
+                            <a:avLst>
+                              <a:gd name="adj" fmla="val 4653"/>
+                            </a:avLst>
                           </a:prstGeom>
-                          <a:ln/>
+                          <a:solidFill>
+                            <a:srgbClr val="156082"/>
+                          </a:solidFill>
+                          <a:ln>
+                            <a:solidFill>
+                              <a:srgbClr val="092A38"/>
+                            </a:solidFill>
+                          </a:ln>
                         </wps:spPr>
                         <wps:style>
                           <a:lnRef idx="2">
@@ -923,29 +364,32 @@
                           <a:fillRef idx="1">
                             <a:schemeClr val="accent1"/>
                           </a:fillRef>
-                          <a:effectRef idx="0">
-                            <a:scrgbClr r="0" g="0" b="0"/>
-                          </a:effectRef>
-                          <a:fontRef idx="minor">
-                            <a:schemeClr val="lt1"/>
-                          </a:fontRef>
+                          <a:effectRef idx="0"/>
+                          <a:fontRef idx="minor"/>
                         </wps:style>
-                        <wps:bodyPr spcFirstLastPara="0" wrap="square" lIns="91440" tIns="45720" rIns="91440" bIns="45720" anchor="ctr">
-                          <a:noAutofit/>
-                        </wps:bodyPr>
+                        <wps:bodyPr/>
                       </wps:wsp>
                       <wps:wsp>
-                        <wps:cNvPr id="747672102" name="Smiley Face 747672102"/>
+                        <wps:cNvPr id="4" name="Smiley Face 747672102"/>
                         <wps:cNvSpPr/>
                         <wps:spPr>
                           <a:xfrm>
-                            <a:off x="4254500" y="857250"/>
-                            <a:ext cx="1098550" cy="959786"/>
+                            <a:off x="4255200" y="857160"/>
+                            <a:ext cx="1098000" cy="958680"/>
                           </a:xfrm>
                           <a:prstGeom prst="smileyFace">
-                            <a:avLst/>
+                            <a:avLst>
+                              <a:gd name="adj" fmla="val 4653"/>
+                            </a:avLst>
                           </a:prstGeom>
-                          <a:ln/>
+                          <a:solidFill>
+                            <a:srgbClr val="156082"/>
+                          </a:solidFill>
+                          <a:ln>
+                            <a:solidFill>
+                              <a:srgbClr val="092A38"/>
+                            </a:solidFill>
+                          </a:ln>
                         </wps:spPr>
                         <wps:style>
                           <a:lnRef idx="2">
@@ -956,24 +400,18 @@
                           <a:fillRef idx="1">
                             <a:schemeClr val="accent1"/>
                           </a:fillRef>
-                          <a:effectRef idx="0">
-                            <a:scrgbClr r="0" g="0" b="0"/>
-                          </a:effectRef>
-                          <a:fontRef idx="minor">
-                            <a:schemeClr val="lt1"/>
-                          </a:fontRef>
+                          <a:effectRef idx="0"/>
+                          <a:fontRef idx="minor"/>
                         </wps:style>
-                        <wps:bodyPr spcFirstLastPara="0" wrap="square" lIns="91440" tIns="45720" rIns="91440" bIns="45720" anchor="ctr">
-                          <a:noAutofit/>
-                        </wps:bodyPr>
+                        <wps:bodyPr/>
                       </wps:wsp>
                       <wps:wsp>
-                        <wps:cNvPr id="1283179924" name="Explosion: 14 Points 1283179924"/>
+                        <wps:cNvPr id="5" name="Explosion: 14 Points 1283179924"/>
                         <wps:cNvSpPr/>
                         <wps:spPr>
                           <a:xfrm>
-                            <a:off x="2476500" y="1879600"/>
-                            <a:ext cx="1619250" cy="1333500"/>
+                            <a:off x="2476440" y="1880280"/>
+                            <a:ext cx="1619280" cy="1332720"/>
                           </a:xfrm>
                           <a:prstGeom prst="irregularSeal2">
                             <a:avLst/>
@@ -981,7 +419,11 @@
                           <a:solidFill>
                             <a:schemeClr val="accent2"/>
                           </a:solidFill>
-                          <a:ln/>
+                          <a:ln>
+                            <a:solidFill>
+                              <a:srgbClr val="092A38"/>
+                            </a:solidFill>
+                          </a:ln>
                         </wps:spPr>
                         <wps:style>
                           <a:lnRef idx="2">
@@ -992,26 +434,18 @@
                           <a:fillRef idx="1">
                             <a:schemeClr val="accent1"/>
                           </a:fillRef>
-                          <a:effectRef idx="0">
-                            <a:scrgbClr r="0" g="0" b="0"/>
-                          </a:effectRef>
-                          <a:fontRef idx="minor">
-                            <a:schemeClr val="lt1"/>
-                          </a:fontRef>
+                          <a:effectRef idx="0"/>
+                          <a:fontRef idx="minor"/>
                         </wps:style>
-                        <wps:bodyPr spcFirstLastPara="0" wrap="square" lIns="91440" tIns="45720" rIns="91440" bIns="45720" anchor="ctr">
-                          <a:noAutofit/>
-                        </wps:bodyPr>
+                        <wps:bodyPr/>
                       </wps:wsp>
                       <wps:wsp>
-                        <wps:cNvPr id="1808909472" name="Rectangle 1808909472"/>
-                        <wps:cNvSpPr>
-                          <a:spLocks noChangeArrowheads="1"/>
-                        </wps:cNvSpPr>
+                        <wps:cNvPr id="6" name="Rectangle 1808909472"/>
+                        <wps:cNvSpPr/>
                         <wps:spPr>
                           <a:xfrm>
-                            <a:off x="1003300" y="317500"/>
-                            <a:ext cx="825500" cy="406400"/>
+                            <a:off x="1003320" y="317520"/>
+                            <a:ext cx="824760" cy="405720"/>
                           </a:xfrm>
                           <a:prstGeom prst="rect">
                             <a:avLst/>
@@ -1026,11 +460,18 @@
                             <a:miter/>
                           </a:ln>
                         </wps:spPr>
+                        <wps:style>
+                          <a:lnRef idx="0"/>
+                          <a:fillRef idx="0"/>
+                          <a:effectRef idx="0"/>
+                          <a:fontRef idx="minor"/>
+                        </wps:style>
                         <wps:txbx>
                           <w:txbxContent>
                             <w:p>
                               <w:pPr>
-                                <w:spacing w:line="276" w:lineRule="auto"/>
+                                <w:pStyle w:val="Normal"/>
+                                <w:spacing w:lineRule="auto" w:line="276" w:before="0" w:after="160"/>
                                 <w:jc w:val="center"/>
                                 <w:rPr>
                                   <w:rFonts w:ascii="Aptos" w:hAnsi="Aptos"/>
@@ -1055,19 +496,17 @@
                             </w:p>
                           </w:txbxContent>
                         </wps:txbx>
-                        <wps:bodyPr wrap="square" lIns="91440" tIns="45720" rIns="91440" bIns="45720" anchor="t">
+                        <wps:bodyPr anchor="t">
                           <a:noAutofit/>
                         </wps:bodyPr>
                       </wps:wsp>
                       <wps:wsp>
-                        <wps:cNvPr id="777866283" name="Rectangle 777866283"/>
-                        <wps:cNvSpPr>
-                          <a:spLocks noChangeArrowheads="1"/>
-                        </wps:cNvSpPr>
+                        <wps:cNvPr id="7" name="Rectangle 777866283"/>
+                        <wps:cNvSpPr/>
                         <wps:spPr>
                           <a:xfrm>
-                            <a:off x="4203700" y="317500"/>
-                            <a:ext cx="1193800" cy="406400"/>
+                            <a:off x="4204440" y="317520"/>
+                            <a:ext cx="1193040" cy="405720"/>
                           </a:xfrm>
                           <a:prstGeom prst="rect">
                             <a:avLst/>
@@ -1082,11 +521,18 @@
                             <a:miter/>
                           </a:ln>
                         </wps:spPr>
+                        <wps:style>
+                          <a:lnRef idx="0"/>
+                          <a:fillRef idx="0"/>
+                          <a:effectRef idx="0"/>
+                          <a:fontRef idx="minor"/>
+                        </wps:style>
                         <wps:txbx>
                           <w:txbxContent>
                             <w:p>
                               <w:pPr>
-                                <w:spacing w:line="276" w:lineRule="auto"/>
+                                <w:pStyle w:val="Normal"/>
+                                <w:spacing w:lineRule="auto" w:line="276" w:before="0" w:after="160"/>
                                 <w:jc w:val="center"/>
                                 <w:rPr>
                                   <w:rFonts w:ascii="Aptos" w:hAnsi="Aptos"/>
@@ -1111,19 +557,17 @@
                             </w:p>
                           </w:txbxContent>
                         </wps:txbx>
-                        <wps:bodyPr wrap="square" lIns="91440" tIns="45720" rIns="91440" bIns="45720" anchor="t">
+                        <wps:bodyPr anchor="t">
                           <a:noAutofit/>
                         </wps:bodyPr>
                       </wps:wsp>
                       <wps:wsp>
-                        <wps:cNvPr id="561894616" name="Rectangle 561894616"/>
-                        <wps:cNvSpPr>
-                          <a:spLocks noChangeArrowheads="1"/>
-                        </wps:cNvSpPr>
+                        <wps:cNvPr id="8" name="Rectangle 561894616"/>
+                        <wps:cNvSpPr/>
                         <wps:spPr>
                           <a:xfrm>
-                            <a:off x="2673350" y="1473200"/>
-                            <a:ext cx="1193800" cy="406400"/>
+                            <a:off x="2673360" y="1473120"/>
+                            <a:ext cx="1193760" cy="406440"/>
                           </a:xfrm>
                           <a:prstGeom prst="rect">
                             <a:avLst/>
@@ -1138,11 +582,18 @@
                             <a:miter/>
                           </a:ln>
                         </wps:spPr>
+                        <wps:style>
+                          <a:lnRef idx="0"/>
+                          <a:fillRef idx="0"/>
+                          <a:effectRef idx="0"/>
+                          <a:fontRef idx="minor"/>
+                        </wps:style>
                         <wps:txbx>
                           <w:txbxContent>
                             <w:p>
                               <w:pPr>
-                                <w:spacing w:line="276" w:lineRule="auto"/>
+                                <w:pStyle w:val="Normal"/>
+                                <w:spacing w:lineRule="auto" w:line="276" w:before="0" w:after="160"/>
                                 <w:jc w:val="center"/>
                                 <w:rPr>
                                   <w:rFonts w:ascii="Aptos" w:hAnsi="Aptos"/>
@@ -1167,7 +618,7 @@
                             </w:p>
                           </w:txbxContent>
                         </wps:txbx>
-                        <wps:bodyPr wrap="square" lIns="91440" tIns="45720" rIns="91440" bIns="45720" anchor="t">
+                        <wps:bodyPr anchor="t">
                           <a:noAutofit/>
                         </wps:bodyPr>
                       </wps:wsp>
@@ -1179,38 +630,113 @@
           </mc:Choice>
           <mc:Fallback>
             <w:pict>
-              <v:group w14:anchorId="6F032759" id="Group 7" o:spid="_x0000_s1026" style="width:507.5pt;height:293.5pt;mso-position-horizontal-relative:char;mso-position-vertical-relative:line" coordsize="64452,37274" o:gfxdata="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">
-                <v:rect id="Rectangle 1957438952" o:spid="_x0000_s1027" style="position:absolute;width:64452;height:37274;visibility:visible;mso-wrap-style:square;v-text-anchor:middle" o:gfxdata="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" fillcolor="#156082 [3204]" strokecolor="#030e13 [484]" strokeweight="1.5pt"/>
-                <v:shapetype id="_x0000_t96" coordsize="21600,21600" o:spt="96" adj="17520" path="m10800,qx,10800,10800,21600,21600,10800,10800,xem7340,6445qx6215,7570,7340,8695,8465,7570,7340,6445xnfem14260,6445qx13135,7570,14260,8695,15385,7570,14260,6445xnfem4960@0c8853@3,12747@3,16640@0nfe">
+              <v:group id="shape_0" alt="Group 7" style="position:absolute;margin-left:0pt;margin-top:-295.55pt;width:507.5pt;height:293.5pt" coordorigin="0,-5911" coordsize="10150,5870">
+                <v:rect id="shape_0" fillcolor="#156082" stroked="t" o:allowincell="f" style="position:absolute;left:0;top:-5911;width:10149;height:5869;mso-wrap-style:none;v-text-anchor:middle;mso-position-vertical:top">
+                  <v:fill o:detectmouseclick="t" type="solid" color2="#ea9f7d"/>
+                  <v:stroke color="#092a38" weight="19080" joinstyle="miter" endcap="flat"/>
+                  <w10:wrap type="square"/>
+                </v:rect>
+                <v:shapetype id="_x0000_t96" coordsize="21600,21600" o:spt="96" adj="1005" path="m,10800qy@19@20qx@21@22qy@23@24qx@25@26xnsem@2@5qy@27@28qx@29@30qy@31@32qx@33@34m@3@5qy@35@28qx@36@30qy@37@32qx@38@34em@1@7c@41@47@44@50@4@7nfem,10800qy@19@20qx@21@22qy@23@24qx@25@26xnfe">
+                  <v:stroke joinstyle="miter"/>
                   <v:formulas>
-                    <v:f eqn="sum 33030 0 #0"/>
-                    <v:f eqn="prod #0 4 3"/>
-                    <v:f eqn="prod @0 1 3"/>
-                    <v:f eqn="sum @1 0 @2"/>
+                    <v:f eqn="val #0"/>
+                    <v:f eqn="prod width 4969 21699"/>
+                    <v:f eqn="val 6215"/>
+                    <v:f eqn="val 13135"/>
+                    <v:f eqn="val 16640"/>
+                    <v:f eqn="val 7570"/>
+                    <v:f eqn="val 16515"/>
+                    <v:f eqn="sum @6 0 @0"/>
+                    <v:f eqn="sum @6 @0 0"/>
+                    <v:f eqn="prod 2 @0 1"/>
+                    <v:f eqn="sum @8 @9 0"/>
+                    <v:f eqn="sumangle 0 45 0"/>
+                    <v:f eqn="cos 10800 @11"/>
+                    <v:f eqn="sin 10800 @11"/>
+                    <v:f eqn="sum 10800 0 @12"/>
+                    <v:f eqn="sum 10800 @12 0"/>
+                    <v:f eqn="sum 10800 0 @13"/>
+                    <v:f eqn="sum 10800 @13 0"/>
+                    <v:f eqn="val 1125"/>
+                    <v:f eqn="sum 10800 0 0"/>
+                    <v:f eqn="sum 0 10800 10800"/>
+                    <v:f eqn="sum 10800 @19 0"/>
+                    <v:f eqn="sum 10800 @20 0"/>
+                    <v:f eqn="sum 0 @21 10800"/>
+                    <v:f eqn="sum 10800 @22 0"/>
+                    <v:f eqn="sum 0 @23 10800"/>
+                    <v:f eqn="sum 0 @24 10800"/>
+                    <v:f eqn="sum @18 @2 0"/>
+                    <v:f eqn="sum 0 @5 @18"/>
+                    <v:f eqn="sum @18 @27 0"/>
+                    <v:f eqn="sum @18 @28 0"/>
+                    <v:f eqn="sum 0 @29 @18"/>
+                    <v:f eqn="sum @18 @30 0"/>
+                    <v:f eqn="sum 0 @31 @18"/>
+                    <v:f eqn="sum 0 @32 @18"/>
+                    <v:f eqn="sum @18 @3 0"/>
+                    <v:f eqn="sum @18 @35 0"/>
+                    <v:f eqn="sum 0 @36 @18"/>
+                    <v:f eqn="sum 0 @37 @18"/>
+                    <v:f eqn="sum 0 10800 @1"/>
+                    <v:f eqn="prod 2 @39 3"/>
+                    <v:f eqn="sum @1 @40 0"/>
+                    <v:f eqn="sum 0 @4 @1"/>
+                    <v:f eqn="prod 1 @42 3"/>
+                    <v:f eqn="sum @41 @43 0"/>
+                    <v:f eqn="sum 0 @10 @7"/>
+                    <v:f eqn="prod 2 @45 3"/>
+                    <v:f eqn="sum @7 @46 0"/>
+                    <v:f eqn="sum 0 @7 @7"/>
+                    <v:f eqn="prod 1 @48 3"/>
+                    <v:f eqn="sum @47 @49 0"/>
                   </v:formulas>
-                  <v:path o:extrusionok="f" gradientshapeok="t" o:connecttype="custom" o:connectlocs="10800,0;3163,3163;0,10800;3163,18437;10800,21600;18437,18437;21600,10800;18437,3163" textboxrect="3163,3163,18437,18437"/>
+                  <v:path gradientshapeok="t" o:connecttype="rect" textboxrect="@14,@16,@15,@17"/>
                   <v:handles>
-                    <v:h position="center,#0" yrange="15510,17520"/>
+                    <v:h position="10800,@8"/>
                   </v:handles>
-                  <o:complex v:ext="view"/>
                 </v:shapetype>
-                <v:shape id="Smiley Face 1176788695" o:spid="_x0000_s1028" type="#_x0000_t96" style="position:absolute;left:8509;top:8763;width:12136;height:9398;visibility:visible;mso-wrap-style:square;v-text-anchor:middle" o:gfxdata="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" fillcolor="#156082 [3204]" strokecolor="#030e13 [484]" strokeweight="1.5pt">
+                <v:shape id="shape_0" fillcolor="#156082" stroked="t" o:allowincell="f" style="position:absolute;left:1340;top:-4531;width:1909;height:1478;mso-wrap-style:none;v-text-anchor:middle;mso-position-vertical:top" type="_x0000_t96" path="l-2147483623,-2147483618xel-2147483641,-2147483635l-2147483597,-2147483596el-2147483604,-2147483602el-2147483643,-2147483630xe">
+                  <v:fill o:detectmouseclick="t" type="solid" color2="#ea9f7d"/>
+                  <v:stroke color="#092a38" weight="19080" joinstyle="miter" endcap="flat"/>
+                  <w10:wrap type="square"/>
+                </v:shape>
+                <v:shape id="shape_0" fillcolor="#156082" stroked="t" o:allowincell="f" style="position:absolute;left:6701;top:-4561;width:1728;height:1509;mso-wrap-style:none;v-text-anchor:middle;mso-position-vertical:top" type="_x0000_t96" path="l-2147483623,-2147483618xel-2147483641,-2147483635l-2147483597,-2147483596el-2147483604,-2147483602el-2147483643,-2147483630xe">
+                  <v:fill o:detectmouseclick="t" type="solid" color2="#ea9f7d"/>
+                  <v:stroke color="#092a38" weight="19080" joinstyle="miter" endcap="flat"/>
+                  <w10:wrap type="square"/>
+                </v:shape>
+                <v:shapetype id="_x0000_t72" coordsize="21600,21600" o:spt="72" path="m11462,4342l14790,l14525,5777l18007,3172l16380,6532l21600,6645l16985,9402l18270,11290l16380,12310l18877,15632l14640,14350l14942,17370l12180,15935l11612,18842l9872,17370l8700,19712l7527,18125l4917,21600l4805,18240l1285,17825l3330,15370l,12877l3935,11592l1172,8270l5372,7817l4502,3625l8550,6382l9722,1887xe">
                   <v:stroke joinstyle="miter"/>
+                  <v:formulas>
+                    <v:f eqn="val 9722"/>
+                    <v:f eqn="val 5372"/>
+                    <v:f eqn="val 11612"/>
+                    <v:f eqn="val 14640"/>
+                    <v:f eqn="val 1887"/>
+                    <v:f eqn="val 6382"/>
+                    <v:f eqn="val 12877"/>
+                    <v:f eqn="val 19712"/>
+                    <v:f eqn="val 18842"/>
+                    <v:f eqn="val 15935"/>
+                    <v:f eqn="val 6645"/>
+                  </v:formulas>
+                  <v:path gradientshapeok="t" o:connecttype="rect" textboxrect="@1,@5,@3,@9"/>
+                </v:shapetype>
+                <v:shape id="shape_0" fillcolor="#e97132" stroked="t" o:allowincell="f" style="position:absolute;left:3900;top:-2950;width:2549;height:2098;mso-wrap-style:none;v-text-anchor:middle;mso-position-vertical:top" type="_x0000_t72" path="m11462,4342l14790,0l14525,5777l18007,3172l16380,6532l21600,6645l16985,9402l18270,11290l16380,12310l18877,15632l14640,14350l14942,17370l12180,15935l11612,18842l9872,17370l8700,19712l7527,18125l4917,21600l4805,18240l1285,17825l3330,15370l0,12877l3935,11592l1172,8270l5372,7817l4502,3625l8550,6382l9722,1887xe">
+                  <v:fill o:detectmouseclick="t" type="solid" color2="#168ecd"/>
+                  <v:stroke color="#092a38" weight="19080" joinstyle="miter" endcap="flat"/>
+                  <w10:wrap type="square"/>
                 </v:shape>
-                <v:shape id="Smiley Face 747672102" o:spid="_x0000_s1029" type="#_x0000_t96" style="position:absolute;left:42545;top:8572;width:10985;height:9598;visibility:visible;mso-wrap-style:square;v-text-anchor:middle" o:gfxdata="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" fillcolor="#156082 [3204]" strokecolor="#030e13 [484]" strokeweight="1.5pt">
-                  <v:stroke joinstyle="miter"/>
-                </v:shape>
-                <v:shapetype id="_x0000_t72" coordsize="21600,21600" o:spt="72" path="m11462,4342l9722,1887,8550,6382,4502,3625r870,4192l1172,8270r2763,3322l,12877r3330,2493l1285,17825r3520,415l4917,21600,7527,18125r1173,1587l9872,17370r1740,1472l12180,15935r2762,1435l14640,14350r4237,1282l16380,12310r1890,-1020l16985,9402,21600,6645,16380,6532,18007,3172,14525,5777,14790,xe">
-                  <v:stroke joinstyle="miter"/>
-                  <v:path gradientshapeok="t" o:connecttype="custom" o:connectlocs="9722,1887;0,12877;11612,18842;21600,6645" o:connectangles="270,180,90,0" textboxrect="5372,6382,14640,15935"/>
-                </v:shapetype>
-                <v:shape id="Explosion: 14 Points 1283179924" o:spid="_x0000_s1030" type="#_x0000_t72" style="position:absolute;left:24765;top:18796;width:16192;height:13335;visibility:visible;mso-wrap-style:square;v-text-anchor:middle" o:gfxdata="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" fillcolor="#e97132 [3205]" strokecolor="#030e13 [484]" strokeweight="1.5pt"/>
-                <v:rect id="Rectangle 1808909472" o:spid="_x0000_s1031" style="position:absolute;left:10033;top:3175;width:8255;height:4064;visibility:visible;mso-wrap-style:square;v-text-anchor:top" o:gfxdata="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">
+                <v:rect id="shape_0" fillcolor="white" stroked="t" o:allowincell="f" style="position:absolute;left:1580;top:-5411;width:1298;height:638;mso-wrap-style:square;v-text-anchor:top;mso-position-vertical:top">
+                  <v:fill o:detectmouseclick="t" type="solid" color2="black"/>
+                  <v:stroke color="black" weight="9360" joinstyle="miter" endcap="flat"/>
                   <v:textbox>
                     <w:txbxContent>
                       <w:p>
                         <w:pPr>
-                          <w:spacing w:line="276" w:lineRule="auto"/>
+                          <w:pStyle w:val="Normal"/>
+                          <w:spacing w:lineRule="auto" w:line="276" w:before="0" w:after="160"/>
                           <w:jc w:val="center"/>
                           <w:rPr>
                             <w:rFonts w:ascii="Aptos" w:hAnsi="Aptos"/>
@@ -1235,13 +761,17 @@
                       </w:p>
                     </w:txbxContent>
                   </v:textbox>
+                  <w10:wrap type="square"/>
                 </v:rect>
-                <v:rect id="Rectangle 777866283" o:spid="_x0000_s1032" style="position:absolute;left:42037;top:3175;width:11938;height:4064;visibility:visible;mso-wrap-style:square;v-text-anchor:top" o:gfxdata="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">
+                <v:rect id="shape_0" fillcolor="white" stroked="t" o:allowincell="f" style="position:absolute;left:6621;top:-5411;width:1878;height:638;mso-wrap-style:square;v-text-anchor:top;mso-position-vertical:top">
+                  <v:fill o:detectmouseclick="t" type="solid" color2="black"/>
+                  <v:stroke color="black" weight="9360" joinstyle="miter" endcap="flat"/>
                   <v:textbox>
                     <w:txbxContent>
                       <w:p>
                         <w:pPr>
-                          <w:spacing w:line="276" w:lineRule="auto"/>
+                          <w:pStyle w:val="Normal"/>
+                          <w:spacing w:lineRule="auto" w:line="276" w:before="0" w:after="160"/>
                           <w:jc w:val="center"/>
                           <w:rPr>
                             <w:rFonts w:ascii="Aptos" w:hAnsi="Aptos"/>
@@ -1266,13 +796,17 @@
                       </w:p>
                     </w:txbxContent>
                   </v:textbox>
+                  <w10:wrap type="square"/>
                 </v:rect>
-                <v:rect id="Rectangle 561894616" o:spid="_x0000_s1033" style="position:absolute;left:26733;top:14732;width:11938;height:4064;visibility:visible;mso-wrap-style:square;v-text-anchor:top" o:gfxdata="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">
+                <v:rect id="shape_0" fillcolor="white" stroked="t" o:allowincell="f" style="position:absolute;left:4210;top:-3591;width:1879;height:639;mso-wrap-style:square;v-text-anchor:top;mso-position-vertical:top">
+                  <v:fill o:detectmouseclick="t" type="solid" color2="black"/>
+                  <v:stroke color="black" weight="9360" joinstyle="miter" endcap="flat"/>
                   <v:textbox>
                     <w:txbxContent>
                       <w:p>
                         <w:pPr>
-                          <w:spacing w:line="276" w:lineRule="auto"/>
+                          <w:pStyle w:val="Normal"/>
+                          <w:spacing w:lineRule="auto" w:line="276" w:before="0" w:after="160"/>
                           <w:jc w:val="center"/>
                           <w:rPr>
                             <w:rFonts w:ascii="Aptos" w:hAnsi="Aptos"/>
@@ -1297,8 +831,8 @@
                       </w:p>
                     </w:txbxContent>
                   </v:textbox>
+                  <w10:wrap type="square"/>
                 </v:rect>
-                <w10:anchorlock/>
               </v:group>
             </w:pict>
           </mc:Fallback>
@@ -1308,51 +842,59 @@
     <w:p>
       <w:pPr>
         <w:pStyle w:val="Caption"/>
-      </w:pPr>
-      <w:r>
+        <w:rPr/>
+      </w:pPr>
+      <w:r>
+        <w:rPr/>
         <w:t xml:space="preserve">Figure </w:t>
       </w:r>
       <w:r>
+        <w:rPr/>
         <w:fldChar w:fldCharType="begin"/>
       </w:r>
       <w:r>
-        <w:instrText>SEQ Figure \* ARABIC</w:instrText>
-      </w:r>
-      <w:r>
+        <w:rPr/>
+        <w:instrText xml:space="preserve"> SEQ Figure \* ARABIC </w:instrText>
+      </w:r>
+      <w:r>
+        <w:rPr/>
         <w:fldChar w:fldCharType="separate"/>
       </w:r>
       <w:r>
-        <w:rPr>
-          <w:noProof/>
-        </w:rPr>
+        <w:rPr/>
         <w:t>1</w:t>
       </w:r>
       <w:r>
+        <w:rPr/>
         <w:fldChar w:fldCharType="end"/>
       </w:r>
       <w:r>
-        <w:t xml:space="preserve"> </w:t>
-      </w:r>
-      <w:r>
-        <w:t xml:space="preserve">Ensure that it is apparent from your photo that you have completed the training. </w:t>
-      </w:r>
-    </w:p>
-    <w:p>
-      <w:pPr>
-        <w:rPr>
-          <w:lang w:val="en-GB"/>
-        </w:rPr>
-      </w:pPr>
-      <w:r>
-        <w:rPr>
-          <w:noProof/>
-          <w:lang w:val="en-GB"/>
-        </w:rPr>
+        <w:rPr/>
+        <w:t xml:space="preserve"> Ensure that it is apparent from your photo that you have completed the training. </w:t>
+      </w:r>
+    </w:p>
+    <w:p>
+      <w:pPr>
+        <w:pStyle w:val="Normal"/>
+        <w:rPr>
+          <w:lang w:val="en-GB"/>
+        </w:rPr>
+      </w:pPr>
+      <w:r>
+        <w:rPr/>
         <w:drawing>
-          <wp:inline distT="0" distB="0" distL="0" distR="0" wp14:anchorId="6FDC1368" wp14:editId="33571505">
-            <wp:extent cx="4890166" cy="3681876"/>
-            <wp:effectExtent l="0" t="0" r="0" b="1270"/>
-            <wp:docPr id="2102740783" name="Picture 36"/>
+          <wp:anchor distT="0" distB="0" distL="0" distR="0" simplePos="0" relativeHeight="3" behindDoc="0" locked="0" layoutInCell="0" allowOverlap="1">
+            <wp:simplePos x="0" y="0"/>
+            <wp:positionH relativeFrom="column">
+              <wp:align>center</wp:align>
+            </wp:positionH>
+            <wp:positionV relativeFrom="paragraph">
+              <wp:align>top</wp:align>
+            </wp:positionV>
+            <wp:extent cx="4890135" cy="3681730"/>
+            <wp:effectExtent l="0" t="0" r="0" b="0"/>
+            <wp:wrapSquare wrapText="largest"/>
+            <wp:docPr id="9" name="Picture 36"/>
             <wp:cNvGraphicFramePr>
               <a:graphicFrameLocks xmlns:a="http://schemas.openxmlformats.org/drawingml/2006/main" noChangeAspect="1"/>
             </wp:cNvGraphicFramePr>
@@ -1360,51 +902,56 @@
               <a:graphicData uri="http://schemas.openxmlformats.org/drawingml/2006/picture">
                 <pic:pic xmlns:pic="http://schemas.openxmlformats.org/drawingml/2006/picture">
                   <pic:nvPicPr>
-                    <pic:cNvPr id="2102740783" name="Picture 2102740783"/>
-                    <pic:cNvPicPr/>
+                    <pic:cNvPr id="9" name="Picture 36"/>
+                    <pic:cNvPicPr>
+                      <a:picLocks noChangeAspect="1" noChangeArrowheads="1"/>
+                    </pic:cNvPicPr>
                   </pic:nvPicPr>
                   <pic:blipFill>
-                    <a:blip r:embed="rId8" cstate="print">
-                      <a:extLst>
-                        <a:ext uri="{28A0092B-C50C-407E-A947-70E740481C1C}">
-                          <a14:useLocalDpi xmlns:a14="http://schemas.microsoft.com/office/drawing/2010/main" val="0"/>
-                        </a:ext>
-                      </a:extLst>
-                    </a:blip>
+                    <a:blip r:embed="rId2"/>
                     <a:stretch>
                       <a:fillRect/>
                     </a:stretch>
                   </pic:blipFill>
-                  <pic:spPr>
+                  <pic:spPr bwMode="auto">
                     <a:xfrm>
                       <a:off x="0" y="0"/>
-                      <a:ext cx="4903864" cy="3692189"/>
+                      <a:ext cx="4890135" cy="3681730"/>
                     </a:xfrm>
                     <a:prstGeom prst="rect">
                       <a:avLst/>
                     </a:prstGeom>
+                    <a:noFill/>
                   </pic:spPr>
                 </pic:pic>
               </a:graphicData>
             </a:graphic>
-          </wp:inline>
+          </wp:anchor>
         </w:drawing>
       </w:r>
     </w:p>
     <w:p>
       <w:pPr>
-        <w:rPr>
-          <w:lang w:val="en-GB"/>
-        </w:rPr>
-      </w:pPr>
-      <w:r>
-        <w:rPr>
-          <w:lang w:val="en-GB"/>
-        </w:rPr>
+        <w:pStyle w:val="Normal"/>
+        <w:rPr>
+          <w:lang w:val="en-GB"/>
+        </w:rPr>
+      </w:pPr>
+      <w:r>
+        <w:rPr>
+          <w:lang w:val="en-GB"/>
+        </w:rPr>
+      </w:r>
+      <w:r>
         <w:br w:type="page"/>
       </w:r>
     </w:p>
     <w:p>
+      <w:pPr>
+        <w:pStyle w:val="Normal"/>
+        <w:spacing w:before="0" w:after="160"/>
+        <w:rPr/>
+      </w:pPr>
       <w:r>
         <w:rPr>
           <w:b/>
@@ -1414,19 +961,7 @@
           <w:u w:val="single"/>
           <w:lang w:val="en-GB"/>
         </w:rPr>
-        <w:lastRenderedPageBreak/>
-        <w:t xml:space="preserve">Testing day participation </w:t>
-      </w:r>
-      <w:r>
-        <w:rPr>
-          <w:b/>
-          <w:bCs/>
-          <w:sz w:val="32"/>
-          <w:szCs w:val="32"/>
-          <w:u w:val="single"/>
-          <w:lang w:val="en-GB"/>
-        </w:rPr>
-        <w:t xml:space="preserve">– </w:t>
+        <w:t xml:space="preserve">Testing day participation – </w:t>
       </w:r>
       <w:r>
         <w:rPr>
@@ -1438,44 +973,26 @@
           <w:u w:val="single"/>
           <w:lang w:val="en-GB"/>
         </w:rPr>
-        <w:t xml:space="preserve">Deadline </w:t>
-      </w:r>
-      <w:r>
-        <w:rPr>
-          <w:b/>
-          <w:bCs/>
-          <w:color w:val="FF0000"/>
-          <w:sz w:val="32"/>
-          <w:szCs w:val="32"/>
-          <w:u w:val="single"/>
-          <w:lang w:val="en-GB"/>
-        </w:rPr>
-        <w:t>13/11/2026</w:t>
-      </w:r>
-    </w:p>
-    <w:p>
-      <w:r>
-        <w:rPr>
-          <w:lang w:val="en-GB"/>
-        </w:rPr>
-        <w:t xml:space="preserve">Participate in a track day.  This will be a whole day event that happens off campus at a testing site. It may happen on a weekend. The date and time of which will be determined by thee testing site as much as by </w:t>
-      </w:r>
-      <w:proofErr w:type="spellStart"/>
-      <w:r>
-        <w:rPr>
-          <w:lang w:val="en-GB"/>
-        </w:rPr>
-        <w:t>NUTeams</w:t>
-      </w:r>
-      <w:proofErr w:type="spellEnd"/>
-      <w:r>
-        <w:rPr>
-          <w:lang w:val="en-GB"/>
-        </w:rPr>
-        <w:t xml:space="preserve">. </w:t>
-      </w:r>
-    </w:p>
-    <w:p>
+        <w:t>Deadline 13/11/2026</w:t>
+      </w:r>
+    </w:p>
+    <w:p>
+      <w:pPr>
+        <w:pStyle w:val="Normal"/>
+        <w:rPr/>
+      </w:pPr>
+      <w:r>
+        <w:rPr>
+          <w:lang w:val="en-GB"/>
+        </w:rPr>
+        <w:t xml:space="preserve">Participate in a track day.  This will be a whole day event that happens off campus at a testing site. It may happen on a weekend. The date and time of which will be determined by thee testing site as much as by NUTeams. </w:t>
+      </w:r>
+    </w:p>
+    <w:p>
+      <w:pPr>
+        <w:pStyle w:val="Normal"/>
+        <w:rPr/>
+      </w:pPr>
       <w:r>
         <w:rPr>
           <w:lang w:val="en-GB"/>
@@ -1484,70 +1001,46 @@
       </w:r>
     </w:p>
     <w:p>
-      <w:r>
-        <w:rPr>
-          <w:lang w:val="en-GB"/>
-        </w:rPr>
-        <w:t xml:space="preserve">You will likely be required to complete some </w:t>
-      </w:r>
-      <w:r>
-        <w:rPr>
-          <w:lang w:val="en-GB"/>
-        </w:rPr>
-        <w:t>pretraining</w:t>
-      </w:r>
-      <w:r>
-        <w:rPr>
-          <w:lang w:val="en-GB"/>
-        </w:rPr>
-        <w:t xml:space="preserve">/briefing and complete some administrative tasks before being allowed to attend. </w:t>
-      </w:r>
-    </w:p>
-    <w:p>
-      <w:r>
-        <w:rPr>
-          <w:lang w:val="en-GB"/>
-        </w:rPr>
-        <w:t xml:space="preserve">You may be required to have an active role in preparing for the day or on the day. </w:t>
-      </w:r>
-      <w:r>
-        <w:rPr>
-          <w:lang w:val="en-GB"/>
-        </w:rPr>
-        <w:t>However,</w:t>
-      </w:r>
-      <w:r>
-        <w:rPr>
-          <w:lang w:val="en-GB"/>
-        </w:rPr>
-        <w:t xml:space="preserve"> it is as likely you will not be qualified to engage with any equipment on the day and will be limited to a passive observer. </w:t>
-      </w:r>
-    </w:p>
-    <w:p>
-      <w:pPr>
-        <w:keepNext/>
-        <w:rPr>
-          <w:lang w:val="en-GB"/>
-        </w:rPr>
-      </w:pPr>
-      <w:r>
-        <w:rPr>
-          <w:noProof/>
-        </w:rPr>
+      <w:pPr>
+        <w:pStyle w:val="Normal"/>
+        <w:rPr/>
+      </w:pPr>
+      <w:r>
+        <w:rPr>
+          <w:lang w:val="en-GB"/>
+        </w:rPr>
+        <w:t xml:space="preserve">You will likely be required to complete some pretraining/briefing and complete some administrative tasks before being allowed to attend. </w:t>
+      </w:r>
+    </w:p>
+    <w:p>
+      <w:pPr>
+        <w:pStyle w:val="Normal"/>
+        <w:rPr/>
+      </w:pPr>
+      <w:r>
+        <w:rPr>
+          <w:lang w:val="en-GB"/>
+        </w:rPr>
+        <w:t xml:space="preserve">You may be required to have an active role in preparing for the day or on the day. However, it is as likely you will not be qualified to engage with any equipment on the day and will be limited to a passive observer. </w:t>
+      </w:r>
+    </w:p>
+    <w:p>
+      <w:pPr>
+        <w:pStyle w:val="Normal"/>
+        <w:keepNext w:val="true"/>
+        <w:rPr>
+          <w:lang w:val="en-GB"/>
+        </w:rPr>
+      </w:pPr>
+      <w:r>
+        <w:rPr/>
         <mc:AlternateContent>
           <mc:Choice Requires="wpg">
             <w:drawing>
-              <wp:inline distT="0" distB="0" distL="0" distR="0" wp14:anchorId="642657C3" wp14:editId="119D3EEB">
+              <wp:inline distT="0" distB="0" distL="0" distR="0" wp14:anchorId="642657C3">
                 <wp:extent cx="6445250" cy="3727450"/>
                 <wp:effectExtent l="0" t="0" r="12700" b="25400"/>
-                <wp:docPr id="1001310997" name="Group 7">
-                  <a:extLst xmlns:a="http://schemas.openxmlformats.org/drawingml/2006/main">
-                    <a:ext uri="{FF2B5EF4-FFF2-40B4-BE49-F238E27FC236}">
-                      <a16:creationId xmlns:a16="http://schemas.microsoft.com/office/drawing/2014/main" id="{82D8A01F-6F02-47C3-9636-73610784AE96}"/>
-                    </a:ext>
-                  </a:extLst>
-                </wp:docPr>
-                <wp:cNvGraphicFramePr/>
+                <wp:docPr id="10" name="Group 7"/>
                 <a:graphic xmlns:a="http://schemas.openxmlformats.org/drawingml/2006/main">
                   <a:graphicData uri="http://schemas.microsoft.com/office/word/2010/wordprocessingGroup">
                     <wpg:wgp>
@@ -1555,23 +1048,30 @@
                       <wpg:grpSpPr>
                         <a:xfrm>
                           <a:off x="0" y="0"/>
-                          <a:ext cx="6445250" cy="3727450"/>
+                          <a:ext cx="6445080" cy="3727440"/>
                           <a:chOff x="0" y="0"/>
-                          <a:chExt cx="6445250" cy="3727450"/>
+                          <a:chExt cx="6445080" cy="3727440"/>
                         </a:xfrm>
                       </wpg:grpSpPr>
                       <wps:wsp>
-                        <wps:cNvPr id="1981522876" name="Rectangle 1981522876"/>
+                        <wps:cNvPr id="11" name="Rectangle 1981522876"/>
                         <wps:cNvSpPr/>
                         <wps:spPr>
                           <a:xfrm>
                             <a:off x="0" y="0"/>
-                            <a:ext cx="6445250" cy="3727450"/>
+                            <a:ext cx="6445080" cy="3727440"/>
                           </a:xfrm>
                           <a:prstGeom prst="rect">
                             <a:avLst/>
                           </a:prstGeom>
-                          <a:ln/>
+                          <a:solidFill>
+                            <a:srgbClr val="156082"/>
+                          </a:solidFill>
+                          <a:ln>
+                            <a:solidFill>
+                              <a:srgbClr val="092A38"/>
+                            </a:solidFill>
+                          </a:ln>
                         </wps:spPr>
                         <wps:style>
                           <a:lnRef idx="2">
@@ -1582,29 +1082,32 @@
                           <a:fillRef idx="1">
                             <a:schemeClr val="accent1"/>
                           </a:fillRef>
-                          <a:effectRef idx="0">
-                            <a:scrgbClr r="0" g="0" b="0"/>
-                          </a:effectRef>
-                          <a:fontRef idx="minor">
-                            <a:schemeClr val="lt1"/>
-                          </a:fontRef>
+                          <a:effectRef idx="0"/>
+                          <a:fontRef idx="minor"/>
                         </wps:style>
-                        <wps:bodyPr spcFirstLastPara="0" wrap="square" lIns="91440" tIns="45720" rIns="91440" bIns="45720" anchor="ctr">
-                          <a:noAutofit/>
-                        </wps:bodyPr>
+                        <wps:bodyPr/>
                       </wps:wsp>
                       <wps:wsp>
-                        <wps:cNvPr id="500194317" name="Smiley Face 500194317"/>
+                        <wps:cNvPr id="12" name="Smiley Face 500194317"/>
                         <wps:cNvSpPr/>
                         <wps:spPr>
                           <a:xfrm>
-                            <a:off x="850900" y="876300"/>
-                            <a:ext cx="1213600" cy="939800"/>
+                            <a:off x="851040" y="876240"/>
+                            <a:ext cx="1212840" cy="939240"/>
                           </a:xfrm>
                           <a:prstGeom prst="smileyFace">
-                            <a:avLst/>
+                            <a:avLst>
+                              <a:gd name="adj" fmla="val 4653"/>
+                            </a:avLst>
                           </a:prstGeom>
-                          <a:ln/>
+                          <a:solidFill>
+                            <a:srgbClr val="156082"/>
+                          </a:solidFill>
+                          <a:ln>
+                            <a:solidFill>
+                              <a:srgbClr val="092A38"/>
+                            </a:solidFill>
+                          </a:ln>
                         </wps:spPr>
                         <wps:style>
                           <a:lnRef idx="2">
@@ -1615,29 +1118,32 @@
                           <a:fillRef idx="1">
                             <a:schemeClr val="accent1"/>
                           </a:fillRef>
-                          <a:effectRef idx="0">
-                            <a:scrgbClr r="0" g="0" b="0"/>
-                          </a:effectRef>
-                          <a:fontRef idx="minor">
-                            <a:schemeClr val="lt1"/>
-                          </a:fontRef>
+                          <a:effectRef idx="0"/>
+                          <a:fontRef idx="minor"/>
                         </wps:style>
-                        <wps:bodyPr spcFirstLastPara="0" wrap="square" lIns="91440" tIns="45720" rIns="91440" bIns="45720" anchor="ctr">
-                          <a:noAutofit/>
-                        </wps:bodyPr>
+                        <wps:bodyPr/>
                       </wps:wsp>
                       <wps:wsp>
-                        <wps:cNvPr id="214021961" name="Smiley Face 214021961"/>
+                        <wps:cNvPr id="13" name="Smiley Face 214021961"/>
                         <wps:cNvSpPr/>
                         <wps:spPr>
                           <a:xfrm>
-                            <a:off x="4254500" y="857250"/>
-                            <a:ext cx="1098550" cy="959786"/>
+                            <a:off x="4255200" y="857160"/>
+                            <a:ext cx="1098000" cy="958680"/>
                           </a:xfrm>
                           <a:prstGeom prst="smileyFace">
-                            <a:avLst/>
+                            <a:avLst>
+                              <a:gd name="adj" fmla="val 4653"/>
+                            </a:avLst>
                           </a:prstGeom>
-                          <a:ln/>
+                          <a:solidFill>
+                            <a:srgbClr val="156082"/>
+                          </a:solidFill>
+                          <a:ln>
+                            <a:solidFill>
+                              <a:srgbClr val="092A38"/>
+                            </a:solidFill>
+                          </a:ln>
                         </wps:spPr>
                         <wps:style>
                           <a:lnRef idx="2">
@@ -1648,24 +1154,18 @@
                           <a:fillRef idx="1">
                             <a:schemeClr val="accent1"/>
                           </a:fillRef>
-                          <a:effectRef idx="0">
-                            <a:scrgbClr r="0" g="0" b="0"/>
-                          </a:effectRef>
-                          <a:fontRef idx="minor">
-                            <a:schemeClr val="lt1"/>
-                          </a:fontRef>
+                          <a:effectRef idx="0"/>
+                          <a:fontRef idx="minor"/>
                         </wps:style>
-                        <wps:bodyPr spcFirstLastPara="0" wrap="square" lIns="91440" tIns="45720" rIns="91440" bIns="45720" anchor="ctr">
-                          <a:noAutofit/>
-                        </wps:bodyPr>
+                        <wps:bodyPr/>
                       </wps:wsp>
                       <wps:wsp>
-                        <wps:cNvPr id="1617673005" name="Explosion: 14 Points 1617673005"/>
+                        <wps:cNvPr id="14" name="Explosion: 14 Points 1617673005"/>
                         <wps:cNvSpPr/>
                         <wps:spPr>
                           <a:xfrm>
-                            <a:off x="2476500" y="1879600"/>
-                            <a:ext cx="1619250" cy="1333500"/>
+                            <a:off x="2476440" y="1880280"/>
+                            <a:ext cx="1619280" cy="1332720"/>
                           </a:xfrm>
                           <a:prstGeom prst="irregularSeal2">
                             <a:avLst/>
@@ -1673,7 +1173,11 @@
                           <a:solidFill>
                             <a:schemeClr val="accent2"/>
                           </a:solidFill>
-                          <a:ln/>
+                          <a:ln>
+                            <a:solidFill>
+                              <a:srgbClr val="092A38"/>
+                            </a:solidFill>
+                          </a:ln>
                         </wps:spPr>
                         <wps:style>
                           <a:lnRef idx="2">
@@ -1684,26 +1188,18 @@
                           <a:fillRef idx="1">
                             <a:schemeClr val="accent1"/>
                           </a:fillRef>
-                          <a:effectRef idx="0">
-                            <a:scrgbClr r="0" g="0" b="0"/>
-                          </a:effectRef>
-                          <a:fontRef idx="minor">
-                            <a:schemeClr val="lt1"/>
-                          </a:fontRef>
+                          <a:effectRef idx="0"/>
+                          <a:fontRef idx="minor"/>
                         </wps:style>
-                        <wps:bodyPr spcFirstLastPara="0" wrap="square" lIns="91440" tIns="45720" rIns="91440" bIns="45720" anchor="ctr">
-                          <a:noAutofit/>
-                        </wps:bodyPr>
+                        <wps:bodyPr/>
                       </wps:wsp>
                       <wps:wsp>
-                        <wps:cNvPr id="556758443" name="Rectangle 556758443"/>
-                        <wps:cNvSpPr>
-                          <a:spLocks noChangeArrowheads="1"/>
-                        </wps:cNvSpPr>
+                        <wps:cNvPr id="15" name="Rectangle 556758443"/>
+                        <wps:cNvSpPr/>
                         <wps:spPr>
                           <a:xfrm>
-                            <a:off x="1003300" y="317500"/>
-                            <a:ext cx="825500" cy="406400"/>
+                            <a:off x="1003320" y="317520"/>
+                            <a:ext cx="824760" cy="405720"/>
                           </a:xfrm>
                           <a:prstGeom prst="rect">
                             <a:avLst/>
@@ -1718,11 +1214,18 @@
                             <a:miter/>
                           </a:ln>
                         </wps:spPr>
+                        <wps:style>
+                          <a:lnRef idx="0"/>
+                          <a:fillRef idx="0"/>
+                          <a:effectRef idx="0"/>
+                          <a:fontRef idx="minor"/>
+                        </wps:style>
                         <wps:txbx>
                           <w:txbxContent>
                             <w:p>
                               <w:pPr>
-                                <w:spacing w:line="276" w:lineRule="auto"/>
+                                <w:pStyle w:val="Normal"/>
+                                <w:spacing w:lineRule="auto" w:line="276" w:before="0" w:after="160"/>
                                 <w:jc w:val="center"/>
                                 <w:rPr>
                                   <w:rFonts w:ascii="Aptos" w:hAnsi="Aptos"/>
@@ -1747,19 +1250,17 @@
                             </w:p>
                           </w:txbxContent>
                         </wps:txbx>
-                        <wps:bodyPr wrap="square" lIns="91440" tIns="45720" rIns="91440" bIns="45720" anchor="t">
+                        <wps:bodyPr anchor="t">
                           <a:noAutofit/>
                         </wps:bodyPr>
                       </wps:wsp>
                       <wps:wsp>
-                        <wps:cNvPr id="424724209" name="Rectangle 424724209"/>
-                        <wps:cNvSpPr>
-                          <a:spLocks noChangeArrowheads="1"/>
-                        </wps:cNvSpPr>
+                        <wps:cNvPr id="16" name="Rectangle 424724209"/>
+                        <wps:cNvSpPr/>
                         <wps:spPr>
                           <a:xfrm>
-                            <a:off x="4203700" y="317500"/>
-                            <a:ext cx="1193800" cy="406400"/>
+                            <a:off x="4204440" y="317520"/>
+                            <a:ext cx="1193040" cy="405720"/>
                           </a:xfrm>
                           <a:prstGeom prst="rect">
                             <a:avLst/>
@@ -1774,11 +1275,18 @@
                             <a:miter/>
                           </a:ln>
                         </wps:spPr>
+                        <wps:style>
+                          <a:lnRef idx="0"/>
+                          <a:fillRef idx="0"/>
+                          <a:effectRef idx="0"/>
+                          <a:fontRef idx="minor"/>
+                        </wps:style>
                         <wps:txbx>
                           <w:txbxContent>
                             <w:p>
                               <w:pPr>
-                                <w:spacing w:line="276" w:lineRule="auto"/>
+                                <w:pStyle w:val="Normal"/>
+                                <w:spacing w:lineRule="auto" w:line="276" w:before="0" w:after="160"/>
                                 <w:jc w:val="center"/>
                                 <w:rPr>
                                   <w:rFonts w:ascii="Aptos" w:hAnsi="Aptos"/>
@@ -1803,19 +1311,17 @@
                             </w:p>
                           </w:txbxContent>
                         </wps:txbx>
-                        <wps:bodyPr wrap="square" lIns="91440" tIns="45720" rIns="91440" bIns="45720" anchor="t">
+                        <wps:bodyPr anchor="t">
                           <a:noAutofit/>
                         </wps:bodyPr>
                       </wps:wsp>
                       <wps:wsp>
-                        <wps:cNvPr id="1652939955" name="Rectangle 1652939955"/>
-                        <wps:cNvSpPr>
-                          <a:spLocks noChangeArrowheads="1"/>
-                        </wps:cNvSpPr>
+                        <wps:cNvPr id="17" name="Rectangle 1652939955"/>
+                        <wps:cNvSpPr/>
                         <wps:spPr>
                           <a:xfrm>
-                            <a:off x="2673350" y="1346200"/>
-                            <a:ext cx="1193800" cy="533400"/>
+                            <a:off x="2673360" y="1346040"/>
+                            <a:ext cx="1193760" cy="533520"/>
                           </a:xfrm>
                           <a:prstGeom prst="rect">
                             <a:avLst/>
@@ -1830,11 +1336,18 @@
                             <a:miter/>
                           </a:ln>
                         </wps:spPr>
+                        <wps:style>
+                          <a:lnRef idx="0"/>
+                          <a:fillRef idx="0"/>
+                          <a:effectRef idx="0"/>
+                          <a:fontRef idx="minor"/>
+                        </wps:style>
                         <wps:txbx>
                           <w:txbxContent>
                             <w:p>
                               <w:pPr>
-                                <w:spacing w:line="276" w:lineRule="auto"/>
+                                <w:pStyle w:val="Normal"/>
+                                <w:spacing w:lineRule="auto" w:line="276" w:before="0" w:after="160"/>
                                 <w:jc w:val="center"/>
                                 <w:rPr>
                                   <w:rFonts w:ascii="Aptos" w:hAnsi="Aptos"/>
@@ -1859,7 +1372,7 @@
                             </w:p>
                           </w:txbxContent>
                         </wps:txbx>
-                        <wps:bodyPr wrap="square" lIns="91440" tIns="45720" rIns="91440" bIns="45720" anchor="t">
+                        <wps:bodyPr anchor="t">
                           <a:noAutofit/>
                         </wps:bodyPr>
                       </wps:wsp>
@@ -1871,21 +1384,36 @@
           </mc:Choice>
           <mc:Fallback>
             <w:pict>
-              <v:group w14:anchorId="642657C3" id="_x0000_s1034" style="width:507.5pt;height:293.5pt;mso-position-horizontal-relative:char;mso-position-vertical-relative:line" coordsize="64452,37274" o:gfxdata="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">
-                <v:rect id="Rectangle 1981522876" o:spid="_x0000_s1035" style="position:absolute;width:64452;height:37274;visibility:visible;mso-wrap-style:square;v-text-anchor:middle" o:gfxdata="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" fillcolor="#156082 [3204]" strokecolor="#030e13 [484]" strokeweight="1.5pt"/>
-                <v:shape id="Smiley Face 500194317" o:spid="_x0000_s1036" type="#_x0000_t96" style="position:absolute;left:8509;top:8763;width:12136;height:9398;visibility:visible;mso-wrap-style:square;v-text-anchor:middle" o:gfxdata="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" fillcolor="#156082 [3204]" strokecolor="#030e13 [484]" strokeweight="1.5pt">
-                  <v:stroke joinstyle="miter"/>
+              <v:group id="shape_0" alt="Group 7" style="position:absolute;margin-left:0pt;margin-top:-295.55pt;width:507.5pt;height:293.5pt" coordorigin="0,-5911" coordsize="10150,5870">
+                <v:rect id="shape_0" fillcolor="#156082" stroked="t" o:allowincell="f" style="position:absolute;left:0;top:-5911;width:10149;height:5869;mso-wrap-style:none;v-text-anchor:middle;mso-position-vertical:top">
+                  <v:fill o:detectmouseclick="t" type="solid" color2="#ea9f7d"/>
+                  <v:stroke color="#092a38" weight="19080" joinstyle="miter" endcap="flat"/>
+                  <w10:wrap type="square"/>
+                </v:rect>
+                <v:shape id="shape_0" fillcolor="#156082" stroked="t" o:allowincell="f" style="position:absolute;left:1340;top:-4531;width:1909;height:1478;mso-wrap-style:none;v-text-anchor:middle;mso-position-vertical:top" type="_x0000_t96" path="l-2147483623,-2147483618xel-2147483641,-2147483635l-2147483597,-2147483596el-2147483604,-2147483602el-2147483643,-2147483630xe">
+                  <v:fill o:detectmouseclick="t" type="solid" color2="#ea9f7d"/>
+                  <v:stroke color="#092a38" weight="19080" joinstyle="miter" endcap="flat"/>
+                  <w10:wrap type="square"/>
                 </v:shape>
-                <v:shape id="Smiley Face 214021961" o:spid="_x0000_s1037" type="#_x0000_t96" style="position:absolute;left:42545;top:8572;width:10985;height:9598;visibility:visible;mso-wrap-style:square;v-text-anchor:middle" o:gfxdata="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" fillcolor="#156082 [3204]" strokecolor="#030e13 [484]" strokeweight="1.5pt">
-                  <v:stroke joinstyle="miter"/>
+                <v:shape id="shape_0" fillcolor="#156082" stroked="t" o:allowincell="f" style="position:absolute;left:6701;top:-4561;width:1728;height:1509;mso-wrap-style:none;v-text-anchor:middle;mso-position-vertical:top" type="_x0000_t96" path="l-2147483623,-2147483618xel-2147483641,-2147483635l-2147483597,-2147483596el-2147483604,-2147483602el-2147483643,-2147483630xe">
+                  <v:fill o:detectmouseclick="t" type="solid" color2="#ea9f7d"/>
+                  <v:stroke color="#092a38" weight="19080" joinstyle="miter" endcap="flat"/>
+                  <w10:wrap type="square"/>
                 </v:shape>
-                <v:shape id="Explosion: 14 Points 1617673005" o:spid="_x0000_s1038" type="#_x0000_t72" style="position:absolute;left:24765;top:18796;width:16192;height:13335;visibility:visible;mso-wrap-style:square;v-text-anchor:middle" o:gfxdata="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" fillcolor="#e97132 [3205]" strokecolor="#030e13 [484]" strokeweight="1.5pt"/>
-                <v:rect id="Rectangle 556758443" o:spid="_x0000_s1039" style="position:absolute;left:10033;top:3175;width:8255;height:4064;visibility:visible;mso-wrap-style:square;v-text-anchor:top" o:gfxdata="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">
+                <v:shape id="shape_0" fillcolor="#e97132" stroked="t" o:allowincell="f" style="position:absolute;left:3900;top:-2950;width:2549;height:2098;mso-wrap-style:none;v-text-anchor:middle;mso-position-vertical:top" type="_x0000_t72" path="m11462,4342l14790,0l14525,5777l18007,3172l16380,6532l21600,6645l16985,9402l18270,11290l16380,12310l18877,15632l14640,14350l14942,17370l12180,15935l11612,18842l9872,17370l8700,19712l7527,18125l4917,21600l4805,18240l1285,17825l3330,15370l0,12877l3935,11592l1172,8270l5372,7817l4502,3625l8550,6382l9722,1887xe">
+                  <v:fill o:detectmouseclick="t" type="solid" color2="#168ecd"/>
+                  <v:stroke color="#092a38" weight="19080" joinstyle="miter" endcap="flat"/>
+                  <w10:wrap type="square"/>
+                </v:shape>
+                <v:rect id="shape_0" fillcolor="white" stroked="t" o:allowincell="f" style="position:absolute;left:1580;top:-5411;width:1298;height:638;mso-wrap-style:square;v-text-anchor:top;mso-position-vertical:top">
+                  <v:fill o:detectmouseclick="t" type="solid" color2="black"/>
+                  <v:stroke color="black" weight="9360" joinstyle="miter" endcap="flat"/>
                   <v:textbox>
                     <w:txbxContent>
                       <w:p>
                         <w:pPr>
-                          <w:spacing w:line="276" w:lineRule="auto"/>
+                          <w:pStyle w:val="Normal"/>
+                          <w:spacing w:lineRule="auto" w:line="276" w:before="0" w:after="160"/>
                           <w:jc w:val="center"/>
                           <w:rPr>
                             <w:rFonts w:ascii="Aptos" w:hAnsi="Aptos"/>
@@ -1910,13 +1438,17 @@
                       </w:p>
                     </w:txbxContent>
                   </v:textbox>
+                  <w10:wrap type="square"/>
                 </v:rect>
-                <v:rect id="Rectangle 424724209" o:spid="_x0000_s1040" style="position:absolute;left:42037;top:3175;width:11938;height:4064;visibility:visible;mso-wrap-style:square;v-text-anchor:top" o:gfxdata="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">
+                <v:rect id="shape_0" fillcolor="white" stroked="t" o:allowincell="f" style="position:absolute;left:6621;top:-5411;width:1878;height:638;mso-wrap-style:square;v-text-anchor:top;mso-position-vertical:top">
+                  <v:fill o:detectmouseclick="t" type="solid" color2="black"/>
+                  <v:stroke color="black" weight="9360" joinstyle="miter" endcap="flat"/>
                   <v:textbox>
                     <w:txbxContent>
                       <w:p>
                         <w:pPr>
-                          <w:spacing w:line="276" w:lineRule="auto"/>
+                          <w:pStyle w:val="Normal"/>
+                          <w:spacing w:lineRule="auto" w:line="276" w:before="0" w:after="160"/>
                           <w:jc w:val="center"/>
                           <w:rPr>
                             <w:rFonts w:ascii="Aptos" w:hAnsi="Aptos"/>
@@ -1941,13 +1473,17 @@
                       </w:p>
                     </w:txbxContent>
                   </v:textbox>
+                  <w10:wrap type="square"/>
                 </v:rect>
-                <v:rect id="Rectangle 1652939955" o:spid="_x0000_s1041" style="position:absolute;left:26733;top:13462;width:11938;height:5334;visibility:visible;mso-wrap-style:square;v-text-anchor:top" o:gfxdata="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">
+                <v:rect id="shape_0" fillcolor="white" stroked="t" o:allowincell="f" style="position:absolute;left:4210;top:-3791;width:1879;height:839;mso-wrap-style:square;v-text-anchor:top;mso-position-vertical:top">
+                  <v:fill o:detectmouseclick="t" type="solid" color2="black"/>
+                  <v:stroke color="black" weight="9360" joinstyle="miter" endcap="flat"/>
                   <v:textbox>
                     <w:txbxContent>
                       <w:p>
                         <w:pPr>
-                          <w:spacing w:line="276" w:lineRule="auto"/>
+                          <w:pStyle w:val="Normal"/>
+                          <w:spacing w:lineRule="auto" w:line="276" w:before="0" w:after="160"/>
                           <w:jc w:val="center"/>
                           <w:rPr>
                             <w:rFonts w:ascii="Aptos" w:hAnsi="Aptos"/>
@@ -1972,8 +1508,8 @@
                       </w:p>
                     </w:txbxContent>
                   </v:textbox>
+                  <w10:wrap type="square"/>
                 </v:rect>
-                <w10:anchorlock/>
               </v:group>
             </w:pict>
           </mc:Fallback>
@@ -1983,56 +1519,53 @@
     <w:p>
       <w:pPr>
         <w:pStyle w:val="Caption"/>
-      </w:pPr>
-      <w:r>
+        <w:rPr/>
+      </w:pPr>
+      <w:r>
+        <w:rPr/>
         <w:t xml:space="preserve">Figure </w:t>
       </w:r>
       <w:r>
+        <w:rPr/>
         <w:fldChar w:fldCharType="begin"/>
       </w:r>
       <w:r>
-        <w:instrText>SEQ Figure \* ARABIC</w:instrText>
-      </w:r>
-      <w:r>
+        <w:rPr/>
+        <w:instrText xml:space="preserve"> SEQ Figure \* ARABIC </w:instrText>
+      </w:r>
+      <w:r>
+        <w:rPr/>
         <w:fldChar w:fldCharType="separate"/>
       </w:r>
       <w:r>
-        <w:rPr>
-          <w:noProof/>
-        </w:rPr>
+        <w:rPr/>
         <w:t>1</w:t>
       </w:r>
       <w:r>
+        <w:rPr/>
         <w:fldChar w:fldCharType="end"/>
       </w:r>
       <w:r>
-        <w:t xml:space="preserve"> Ensure that it is apparent from your photo that </w:t>
-      </w:r>
-      <w:r>
-        <w:t>you were</w:t>
-      </w:r>
-      <w:r>
-        <w:t xml:space="preserve"> present a</w:t>
-      </w:r>
-      <w:r>
-        <w:t>t</w:t>
-      </w:r>
-      <w:r>
-        <w:t xml:space="preserve"> </w:t>
-      </w:r>
-      <w:r>
-        <w:t>the testing day.</w:t>
-      </w:r>
-    </w:p>
-    <w:p>
-      <w:pPr>
-        <w:rPr>
-          <w:lang w:val="en-GB"/>
-        </w:rPr>
-      </w:pPr>
-    </w:p>
-    <w:p>
-      <w:pPr>
+        <w:rPr/>
+        <w:t xml:space="preserve"> Ensure that it is apparent from your photo that you were present at the testing day.</w:t>
+      </w:r>
+    </w:p>
+    <w:p>
+      <w:pPr>
+        <w:pStyle w:val="Normal"/>
+        <w:rPr>
+          <w:lang w:val="en-GB"/>
+        </w:rPr>
+      </w:pPr>
+      <w:r>
+        <w:rPr>
+          <w:lang w:val="en-GB"/>
+        </w:rPr>
+      </w:r>
+    </w:p>
+    <w:p>
+      <w:pPr>
+        <w:pStyle w:val="Normal"/>
         <w:rPr>
           <w:b/>
           <w:bCs/>
@@ -2042,13 +1575,6 @@
           <w:lang w:val="en-GB"/>
         </w:rPr>
       </w:pPr>
-    </w:p>
-    <w:p>
-      <w:r>
-        <w:br w:type="page"/>
-      </w:r>
-    </w:p>
-    <w:p>
       <w:r>
         <w:rPr>
           <w:b/>
@@ -2058,7 +1584,35 @@
           <w:u w:val="single"/>
           <w:lang w:val="en-GB"/>
         </w:rPr>
-        <w:lastRenderedPageBreak/>
+      </w:r>
+    </w:p>
+    <w:p>
+      <w:pPr>
+        <w:pStyle w:val="Normal"/>
+        <w:rPr/>
+      </w:pPr>
+      <w:r>
+        <w:rPr/>
+      </w:r>
+      <w:r>
+        <w:br w:type="page"/>
+      </w:r>
+    </w:p>
+    <w:p>
+      <w:pPr>
+        <w:pStyle w:val="Normal"/>
+        <w:spacing w:before="0" w:after="160"/>
+        <w:rPr/>
+      </w:pPr>
+      <w:r>
+        <w:rPr>
+          <w:b/>
+          <w:bCs/>
+          <w:sz w:val="32"/>
+          <w:szCs w:val="32"/>
+          <w:u w:val="single"/>
+          <w:lang w:val="en-GB"/>
+        </w:rPr>
         <w:t xml:space="preserve">Team activity participation – </w:t>
       </w:r>
       <w:r>
@@ -2071,115 +1625,40 @@
           <w:u w:val="single"/>
           <w:lang w:val="en-GB"/>
         </w:rPr>
-        <w:t xml:space="preserve">Deadline </w:t>
-      </w:r>
-      <w:r>
-        <w:rPr>
-          <w:b/>
-          <w:bCs/>
-          <w:color w:val="FF0000"/>
-          <w:sz w:val="32"/>
-          <w:szCs w:val="32"/>
-          <w:u w:val="single"/>
-          <w:lang w:val="en-GB"/>
-        </w:rPr>
-        <w:t>13/11/2026</w:t>
-      </w:r>
-    </w:p>
-    <w:p>
-      <w:pPr>
-        <w:rPr>
-          <w:lang w:val="en-GB"/>
-        </w:rPr>
-      </w:pPr>
-      <w:r>
-        <w:rPr>
-          <w:lang w:val="en-GB"/>
-        </w:rPr>
-        <w:t xml:space="preserve">You will be required to make contributions to your team throughout the semester. These will not be </w:t>
-      </w:r>
-      <w:r>
-        <w:rPr>
-          <w:lang w:val="en-GB"/>
-        </w:rPr>
-        <w:t>activities</w:t>
-      </w:r>
-      <w:r>
-        <w:rPr>
-          <w:lang w:val="en-GB"/>
-        </w:rPr>
-        <w:t xml:space="preserve"> directly related to your project but </w:t>
-      </w:r>
-      <w:r>
-        <w:rPr>
-          <w:lang w:val="en-GB"/>
-        </w:rPr>
-        <w:t>activities</w:t>
-      </w:r>
-      <w:r>
-        <w:rPr>
-          <w:lang w:val="en-GB"/>
-        </w:rPr>
-        <w:t xml:space="preserve"> in the services of the </w:t>
-      </w:r>
-      <w:proofErr w:type="gramStart"/>
-      <w:r>
-        <w:rPr>
-          <w:lang w:val="en-GB"/>
-        </w:rPr>
-        <w:t>teams as a whole</w:t>
-      </w:r>
-      <w:proofErr w:type="gramEnd"/>
-      <w:r>
-        <w:rPr>
-          <w:lang w:val="en-GB"/>
-        </w:rPr>
-        <w:t xml:space="preserve">. A minimum of 10 hrs </w:t>
-      </w:r>
-      <w:r>
-        <w:rPr>
-          <w:lang w:val="en-GB"/>
-        </w:rPr>
-        <w:t>equivalent</w:t>
-      </w:r>
-      <w:r>
-        <w:rPr>
-          <w:lang w:val="en-GB"/>
-        </w:rPr>
-        <w:t xml:space="preserve"> is expected. </w:t>
-      </w:r>
-      <w:r>
-        <w:rPr>
-          <w:lang w:val="en-GB"/>
-        </w:rPr>
-        <w:t xml:space="preserve">Appropriate team activities will be entirely at the discretion of your individual teams. </w:t>
-      </w:r>
-    </w:p>
-    <w:p>
-      <w:pPr>
-        <w:keepNext/>
-        <w:rPr>
-          <w:lang w:val="en-GB"/>
-        </w:rPr>
-      </w:pPr>
-      <w:r>
-        <w:rPr>
-          <w:noProof/>
-        </w:rPr>
+        <w:t>Deadline 13/11/2026</w:t>
+      </w:r>
+    </w:p>
+    <w:p>
+      <w:pPr>
+        <w:pStyle w:val="Normal"/>
+        <w:rPr>
+          <w:lang w:val="en-GB"/>
+        </w:rPr>
+      </w:pPr>
+      <w:r>
+        <w:rPr>
+          <w:lang w:val="en-GB"/>
+        </w:rPr>
+        <w:t xml:space="preserve">You will be required to make contributions to your team throughout the semester. These will not be activities directly related to your project but activities in the services of the teams as a whole. A minimum of 10 hrs equivalent is expected. Appropriate team activities will be entirely at the discretion of your individual teams. </w:t>
+      </w:r>
+    </w:p>
+    <w:p>
+      <w:pPr>
+        <w:pStyle w:val="Normal"/>
+        <w:keepNext w:val="true"/>
+        <w:rPr>
+          <w:lang w:val="en-GB"/>
+        </w:rPr>
+      </w:pPr>
+      <w:r>
+        <w:rPr/>
         <mc:AlternateContent>
           <mc:Choice Requires="wpg">
             <w:drawing>
-              <wp:inline distT="0" distB="0" distL="0" distR="0" wp14:anchorId="643AECB8" wp14:editId="1C5C2368">
+              <wp:inline distT="0" distB="0" distL="0" distR="0" wp14:anchorId="643AECB8">
                 <wp:extent cx="6445250" cy="3727450"/>
                 <wp:effectExtent l="0" t="0" r="12700" b="25400"/>
-                <wp:docPr id="1273373615" name="Group 7">
-                  <a:extLst xmlns:a="http://schemas.openxmlformats.org/drawingml/2006/main">
-                    <a:ext uri="{FF2B5EF4-FFF2-40B4-BE49-F238E27FC236}">
-                      <a16:creationId xmlns:a16="http://schemas.microsoft.com/office/drawing/2014/main" id="{82D8A01F-6F02-47C3-9636-73610784AE96}"/>
-                    </a:ext>
-                  </a:extLst>
-                </wp:docPr>
-                <wp:cNvGraphicFramePr/>
+                <wp:docPr id="18" name="Group 7"/>
                 <a:graphic xmlns:a="http://schemas.openxmlformats.org/drawingml/2006/main">
                   <a:graphicData uri="http://schemas.microsoft.com/office/word/2010/wordprocessingGroup">
                     <wpg:wgp>
@@ -2187,23 +1666,30 @@
                       <wpg:grpSpPr>
                         <a:xfrm>
                           <a:off x="0" y="0"/>
-                          <a:ext cx="6445250" cy="3727450"/>
+                          <a:ext cx="6445080" cy="3727440"/>
                           <a:chOff x="0" y="0"/>
-                          <a:chExt cx="6445250" cy="3727450"/>
+                          <a:chExt cx="6445080" cy="3727440"/>
                         </a:xfrm>
                       </wpg:grpSpPr>
                       <wps:wsp>
-                        <wps:cNvPr id="597077791" name="Rectangle 597077791"/>
+                        <wps:cNvPr id="19" name="Rectangle 597077791"/>
                         <wps:cNvSpPr/>
                         <wps:spPr>
                           <a:xfrm>
                             <a:off x="0" y="0"/>
-                            <a:ext cx="6445250" cy="3727450"/>
+                            <a:ext cx="6445080" cy="3727440"/>
                           </a:xfrm>
                           <a:prstGeom prst="rect">
                             <a:avLst/>
                           </a:prstGeom>
-                          <a:ln/>
+                          <a:solidFill>
+                            <a:srgbClr val="156082"/>
+                          </a:solidFill>
+                          <a:ln>
+                            <a:solidFill>
+                              <a:srgbClr val="092A38"/>
+                            </a:solidFill>
+                          </a:ln>
                         </wps:spPr>
                         <wps:style>
                           <a:lnRef idx="2">
@@ -2214,29 +1700,32 @@
                           <a:fillRef idx="1">
                             <a:schemeClr val="accent1"/>
                           </a:fillRef>
-                          <a:effectRef idx="0">
-                            <a:scrgbClr r="0" g="0" b="0"/>
-                          </a:effectRef>
-                          <a:fontRef idx="minor">
-                            <a:schemeClr val="lt1"/>
-                          </a:fontRef>
+                          <a:effectRef idx="0"/>
+                          <a:fontRef idx="minor"/>
                         </wps:style>
-                        <wps:bodyPr spcFirstLastPara="0" wrap="square" lIns="91440" tIns="45720" rIns="91440" bIns="45720" anchor="ctr">
-                          <a:noAutofit/>
-                        </wps:bodyPr>
+                        <wps:bodyPr/>
                       </wps:wsp>
                       <wps:wsp>
-                        <wps:cNvPr id="1820828188" name="Smiley Face 1820828188"/>
+                        <wps:cNvPr id="20" name="Smiley Face 1820828188"/>
                         <wps:cNvSpPr/>
                         <wps:spPr>
                           <a:xfrm>
-                            <a:off x="850900" y="876300"/>
-                            <a:ext cx="1213600" cy="939800"/>
+                            <a:off x="851040" y="876240"/>
+                            <a:ext cx="1212840" cy="939240"/>
                           </a:xfrm>
                           <a:prstGeom prst="smileyFace">
-                            <a:avLst/>
+                            <a:avLst>
+                              <a:gd name="adj" fmla="val 4653"/>
+                            </a:avLst>
                           </a:prstGeom>
-                          <a:ln/>
+                          <a:solidFill>
+                            <a:srgbClr val="156082"/>
+                          </a:solidFill>
+                          <a:ln>
+                            <a:solidFill>
+                              <a:srgbClr val="092A38"/>
+                            </a:solidFill>
+                          </a:ln>
                         </wps:spPr>
                         <wps:style>
                           <a:lnRef idx="2">
@@ -2247,29 +1736,32 @@
                           <a:fillRef idx="1">
                             <a:schemeClr val="accent1"/>
                           </a:fillRef>
-                          <a:effectRef idx="0">
-                            <a:scrgbClr r="0" g="0" b="0"/>
-                          </a:effectRef>
-                          <a:fontRef idx="minor">
-                            <a:schemeClr val="lt1"/>
-                          </a:fontRef>
+                          <a:effectRef idx="0"/>
+                          <a:fontRef idx="minor"/>
                         </wps:style>
-                        <wps:bodyPr spcFirstLastPara="0" wrap="square" lIns="91440" tIns="45720" rIns="91440" bIns="45720" anchor="ctr">
-                          <a:noAutofit/>
-                        </wps:bodyPr>
+                        <wps:bodyPr/>
                       </wps:wsp>
                       <wps:wsp>
-                        <wps:cNvPr id="1999515393" name="Smiley Face 1999515393"/>
+                        <wps:cNvPr id="21" name="Smiley Face 1999515393"/>
                         <wps:cNvSpPr/>
                         <wps:spPr>
                           <a:xfrm>
-                            <a:off x="4254500" y="857250"/>
-                            <a:ext cx="1098550" cy="959786"/>
+                            <a:off x="4255200" y="857160"/>
+                            <a:ext cx="1098000" cy="958680"/>
                           </a:xfrm>
                           <a:prstGeom prst="smileyFace">
-                            <a:avLst/>
+                            <a:avLst>
+                              <a:gd name="adj" fmla="val 4653"/>
+                            </a:avLst>
                           </a:prstGeom>
-                          <a:ln/>
+                          <a:solidFill>
+                            <a:srgbClr val="156082"/>
+                          </a:solidFill>
+                          <a:ln>
+                            <a:solidFill>
+                              <a:srgbClr val="092A38"/>
+                            </a:solidFill>
+                          </a:ln>
                         </wps:spPr>
                         <wps:style>
                           <a:lnRef idx="2">
@@ -2280,24 +1772,18 @@
                           <a:fillRef idx="1">
                             <a:schemeClr val="accent1"/>
                           </a:fillRef>
-                          <a:effectRef idx="0">
-                            <a:scrgbClr r="0" g="0" b="0"/>
-                          </a:effectRef>
-                          <a:fontRef idx="minor">
-                            <a:schemeClr val="lt1"/>
-                          </a:fontRef>
+                          <a:effectRef idx="0"/>
+                          <a:fontRef idx="minor"/>
                         </wps:style>
-                        <wps:bodyPr spcFirstLastPara="0" wrap="square" lIns="91440" tIns="45720" rIns="91440" bIns="45720" anchor="ctr">
-                          <a:noAutofit/>
-                        </wps:bodyPr>
+                        <wps:bodyPr/>
                       </wps:wsp>
                       <wps:wsp>
-                        <wps:cNvPr id="1869835690" name="Explosion: 14 Points 1869835690"/>
+                        <wps:cNvPr id="22" name="Explosion: 14 Points 1869835690"/>
                         <wps:cNvSpPr/>
                         <wps:spPr>
                           <a:xfrm>
-                            <a:off x="2476500" y="1879600"/>
-                            <a:ext cx="1619250" cy="1333500"/>
+                            <a:off x="2476440" y="1880280"/>
+                            <a:ext cx="1619280" cy="1332720"/>
                           </a:xfrm>
                           <a:prstGeom prst="irregularSeal2">
                             <a:avLst/>
@@ -2305,7 +1791,11 @@
                           <a:solidFill>
                             <a:schemeClr val="accent2"/>
                           </a:solidFill>
-                          <a:ln/>
+                          <a:ln>
+                            <a:solidFill>
+                              <a:srgbClr val="092A38"/>
+                            </a:solidFill>
+                          </a:ln>
                         </wps:spPr>
                         <wps:style>
                           <a:lnRef idx="2">
@@ -2316,26 +1806,18 @@
                           <a:fillRef idx="1">
                             <a:schemeClr val="accent1"/>
                           </a:fillRef>
-                          <a:effectRef idx="0">
-                            <a:scrgbClr r="0" g="0" b="0"/>
-                          </a:effectRef>
-                          <a:fontRef idx="minor">
-                            <a:schemeClr val="lt1"/>
-                          </a:fontRef>
+                          <a:effectRef idx="0"/>
+                          <a:fontRef idx="minor"/>
                         </wps:style>
-                        <wps:bodyPr spcFirstLastPara="0" wrap="square" lIns="91440" tIns="45720" rIns="91440" bIns="45720" anchor="ctr">
-                          <a:noAutofit/>
-                        </wps:bodyPr>
+                        <wps:bodyPr/>
                       </wps:wsp>
                       <wps:wsp>
-                        <wps:cNvPr id="650903943" name="Rectangle 650903943"/>
-                        <wps:cNvSpPr>
-                          <a:spLocks noChangeArrowheads="1"/>
-                        </wps:cNvSpPr>
+                        <wps:cNvPr id="23" name="Rectangle 650903943"/>
+                        <wps:cNvSpPr/>
                         <wps:spPr>
                           <a:xfrm>
-                            <a:off x="1003300" y="317500"/>
-                            <a:ext cx="825500" cy="406400"/>
+                            <a:off x="1003320" y="317520"/>
+                            <a:ext cx="824760" cy="405720"/>
                           </a:xfrm>
                           <a:prstGeom prst="rect">
                             <a:avLst/>
@@ -2350,11 +1832,18 @@
                             <a:miter/>
                           </a:ln>
                         </wps:spPr>
+                        <wps:style>
+                          <a:lnRef idx="0"/>
+                          <a:fillRef idx="0"/>
+                          <a:effectRef idx="0"/>
+                          <a:fontRef idx="minor"/>
+                        </wps:style>
                         <wps:txbx>
                           <w:txbxContent>
                             <w:p>
                               <w:pPr>
-                                <w:spacing w:line="276" w:lineRule="auto"/>
+                                <w:pStyle w:val="Normal"/>
+                                <w:spacing w:lineRule="auto" w:line="276" w:before="0" w:after="160"/>
                                 <w:jc w:val="center"/>
                                 <w:rPr>
                                   <w:rFonts w:ascii="Aptos" w:hAnsi="Aptos"/>
@@ -2379,19 +1868,17 @@
                             </w:p>
                           </w:txbxContent>
                         </wps:txbx>
-                        <wps:bodyPr wrap="square" lIns="91440" tIns="45720" rIns="91440" bIns="45720" anchor="t">
+                        <wps:bodyPr anchor="t">
                           <a:noAutofit/>
                         </wps:bodyPr>
                       </wps:wsp>
                       <wps:wsp>
-                        <wps:cNvPr id="1925328768" name="Rectangle 1925328768"/>
-                        <wps:cNvSpPr>
-                          <a:spLocks noChangeArrowheads="1"/>
-                        </wps:cNvSpPr>
+                        <wps:cNvPr id="24" name="Rectangle 1925328768"/>
+                        <wps:cNvSpPr/>
                         <wps:spPr>
                           <a:xfrm>
-                            <a:off x="4203700" y="317500"/>
-                            <a:ext cx="1193800" cy="406400"/>
+                            <a:off x="4204440" y="317520"/>
+                            <a:ext cx="1193040" cy="405720"/>
                           </a:xfrm>
                           <a:prstGeom prst="rect">
                             <a:avLst/>
@@ -2406,11 +1893,18 @@
                             <a:miter/>
                           </a:ln>
                         </wps:spPr>
+                        <wps:style>
+                          <a:lnRef idx="0"/>
+                          <a:fillRef idx="0"/>
+                          <a:effectRef idx="0"/>
+                          <a:fontRef idx="minor"/>
+                        </wps:style>
                         <wps:txbx>
                           <w:txbxContent>
                             <w:p>
                               <w:pPr>
-                                <w:spacing w:line="276" w:lineRule="auto"/>
+                                <w:pStyle w:val="Normal"/>
+                                <w:spacing w:lineRule="auto" w:line="276" w:before="0" w:after="160"/>
                                 <w:jc w:val="center"/>
                                 <w:rPr>
                                   <w:rFonts w:ascii="Aptos" w:hAnsi="Aptos"/>
@@ -2435,19 +1929,17 @@
                             </w:p>
                           </w:txbxContent>
                         </wps:txbx>
-                        <wps:bodyPr wrap="square" lIns="91440" tIns="45720" rIns="91440" bIns="45720" anchor="t">
+                        <wps:bodyPr anchor="t">
                           <a:noAutofit/>
                         </wps:bodyPr>
                       </wps:wsp>
                       <wps:wsp>
-                        <wps:cNvPr id="481284907" name="Rectangle 481284907"/>
-                        <wps:cNvSpPr>
-                          <a:spLocks noChangeArrowheads="1"/>
-                        </wps:cNvSpPr>
+                        <wps:cNvPr id="25" name="Rectangle 481284907"/>
+                        <wps:cNvSpPr/>
                         <wps:spPr>
                           <a:xfrm>
-                            <a:off x="2673350" y="1346200"/>
-                            <a:ext cx="1193800" cy="800100"/>
+                            <a:off x="2673360" y="1346040"/>
+                            <a:ext cx="1193760" cy="800280"/>
                           </a:xfrm>
                           <a:prstGeom prst="rect">
                             <a:avLst/>
@@ -2462,11 +1954,18 @@
                             <a:miter/>
                           </a:ln>
                         </wps:spPr>
+                        <wps:style>
+                          <a:lnRef idx="0"/>
+                          <a:fillRef idx="0"/>
+                          <a:effectRef idx="0"/>
+                          <a:fontRef idx="minor"/>
+                        </wps:style>
                         <wps:txbx>
                           <w:txbxContent>
                             <w:p>
                               <w:pPr>
-                                <w:spacing w:line="276" w:lineRule="auto"/>
+                                <w:pStyle w:val="Normal"/>
+                                <w:spacing w:lineRule="auto" w:line="276" w:before="0" w:after="160"/>
                                 <w:jc w:val="center"/>
                                 <w:rPr>
                                   <w:rFonts w:ascii="Aptos" w:hAnsi="Aptos"/>
@@ -2491,7 +1990,7 @@
                             </w:p>
                           </w:txbxContent>
                         </wps:txbx>
-                        <wps:bodyPr wrap="square" lIns="91440" tIns="45720" rIns="91440" bIns="45720" anchor="t">
+                        <wps:bodyPr anchor="t">
                           <a:noAutofit/>
                         </wps:bodyPr>
                       </wps:wsp>
@@ -2503,21 +2002,36 @@
           </mc:Choice>
           <mc:Fallback>
             <w:pict>
-              <v:group w14:anchorId="643AECB8" id="_x0000_s1042" style="width:507.5pt;height:293.5pt;mso-position-horizontal-relative:char;mso-position-vertical-relative:line" coordsize="64452,37274" o:gfxdata="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">
-                <v:rect id="Rectangle 597077791" o:spid="_x0000_s1043" style="position:absolute;width:64452;height:37274;visibility:visible;mso-wrap-style:square;v-text-anchor:middle" o:gfxdata="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" fillcolor="#156082 [3204]" strokecolor="#030e13 [484]" strokeweight="1.5pt"/>
-                <v:shape id="Smiley Face 1820828188" o:spid="_x0000_s1044" type="#_x0000_t96" style="position:absolute;left:8509;top:8763;width:12136;height:9398;visibility:visible;mso-wrap-style:square;v-text-anchor:middle" o:gfxdata="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" fillcolor="#156082 [3204]" strokecolor="#030e13 [484]" strokeweight="1.5pt">
-                  <v:stroke joinstyle="miter"/>
+              <v:group id="shape_0" alt="Group 7" style="position:absolute;margin-left:0pt;margin-top:-295.55pt;width:507.5pt;height:293.5pt" coordorigin="0,-5911" coordsize="10150,5870">
+                <v:rect id="shape_0" fillcolor="#156082" stroked="t" o:allowincell="f" style="position:absolute;left:0;top:-5911;width:10149;height:5869;mso-wrap-style:none;v-text-anchor:middle;mso-position-vertical:top">
+                  <v:fill o:detectmouseclick="t" type="solid" color2="#ea9f7d"/>
+                  <v:stroke color="#092a38" weight="19080" joinstyle="miter" endcap="flat"/>
+                  <w10:wrap type="square"/>
+                </v:rect>
+                <v:shape id="shape_0" fillcolor="#156082" stroked="t" o:allowincell="f" style="position:absolute;left:1340;top:-4531;width:1909;height:1478;mso-wrap-style:none;v-text-anchor:middle;mso-position-vertical:top" type="_x0000_t96" path="l-2147483623,-2147483618xel-2147483641,-2147483635l-2147483597,-2147483596el-2147483604,-2147483602el-2147483643,-2147483630xe">
+                  <v:fill o:detectmouseclick="t" type="solid" color2="#ea9f7d"/>
+                  <v:stroke color="#092a38" weight="19080" joinstyle="miter" endcap="flat"/>
+                  <w10:wrap type="square"/>
                 </v:shape>
-                <v:shape id="Smiley Face 1999515393" o:spid="_x0000_s1045" type="#_x0000_t96" style="position:absolute;left:42545;top:8572;width:10985;height:9598;visibility:visible;mso-wrap-style:square;v-text-anchor:middle" o:gfxdata="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" fillcolor="#156082 [3204]" strokecolor="#030e13 [484]" strokeweight="1.5pt">
-                  <v:stroke joinstyle="miter"/>
+                <v:shape id="shape_0" fillcolor="#156082" stroked="t" o:allowincell="f" style="position:absolute;left:6701;top:-4561;width:1728;height:1509;mso-wrap-style:none;v-text-anchor:middle;mso-position-vertical:top" type="_x0000_t96" path="l-2147483623,-2147483618xel-2147483641,-2147483635l-2147483597,-2147483596el-2147483604,-2147483602el-2147483643,-2147483630xe">
+                  <v:fill o:detectmouseclick="t" type="solid" color2="#ea9f7d"/>
+                  <v:stroke color="#092a38" weight="19080" joinstyle="miter" endcap="flat"/>
+                  <w10:wrap type="square"/>
                 </v:shape>
-                <v:shape id="Explosion: 14 Points 1869835690" o:spid="_x0000_s1046" type="#_x0000_t72" style="position:absolute;left:24765;top:18796;width:16192;height:13335;visibility:visible;mso-wrap-style:square;v-text-anchor:middle" o:gfxdata="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" fillcolor="#e97132 [3205]" strokecolor="#030e13 [484]" strokeweight="1.5pt"/>
-                <v:rect id="Rectangle 650903943" o:spid="_x0000_s1047" style="position:absolute;left:10033;top:3175;width:8255;height:4064;visibility:visible;mso-wrap-style:square;v-text-anchor:top" o:gfxdata="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">
+                <v:shape id="shape_0" fillcolor="#e97132" stroked="t" o:allowincell="f" style="position:absolute;left:3900;top:-2950;width:2549;height:2098;mso-wrap-style:none;v-text-anchor:middle;mso-position-vertical:top" type="_x0000_t72" path="m11462,4342l14790,0l14525,5777l18007,3172l16380,6532l21600,6645l16985,9402l18270,11290l16380,12310l18877,15632l14640,14350l14942,17370l12180,15935l11612,18842l9872,17370l8700,19712l7527,18125l4917,21600l4805,18240l1285,17825l3330,15370l0,12877l3935,11592l1172,8270l5372,7817l4502,3625l8550,6382l9722,1887xe">
+                  <v:fill o:detectmouseclick="t" type="solid" color2="#168ecd"/>
+                  <v:stroke color="#092a38" weight="19080" joinstyle="miter" endcap="flat"/>
+                  <w10:wrap type="square"/>
+                </v:shape>
+                <v:rect id="shape_0" fillcolor="white" stroked="t" o:allowincell="f" style="position:absolute;left:1580;top:-5411;width:1298;height:638;mso-wrap-style:square;v-text-anchor:top;mso-position-vertical:top">
+                  <v:fill o:detectmouseclick="t" type="solid" color2="black"/>
+                  <v:stroke color="black" weight="9360" joinstyle="miter" endcap="flat"/>
                   <v:textbox>
                     <w:txbxContent>
                       <w:p>
                         <w:pPr>
-                          <w:spacing w:line="276" w:lineRule="auto"/>
+                          <w:pStyle w:val="Normal"/>
+                          <w:spacing w:lineRule="auto" w:line="276" w:before="0" w:after="160"/>
                           <w:jc w:val="center"/>
                           <w:rPr>
                             <w:rFonts w:ascii="Aptos" w:hAnsi="Aptos"/>
@@ -2542,13 +2056,17 @@
                       </w:p>
                     </w:txbxContent>
                   </v:textbox>
+                  <w10:wrap type="square"/>
                 </v:rect>
-                <v:rect id="Rectangle 1925328768" o:spid="_x0000_s1048" style="position:absolute;left:42037;top:3175;width:11938;height:4064;visibility:visible;mso-wrap-style:square;v-text-anchor:top" o:gfxdata="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">
+                <v:rect id="shape_0" fillcolor="white" stroked="t" o:allowincell="f" style="position:absolute;left:6621;top:-5411;width:1878;height:638;mso-wrap-style:square;v-text-anchor:top;mso-position-vertical:top">
+                  <v:fill o:detectmouseclick="t" type="solid" color2="black"/>
+                  <v:stroke color="black" weight="9360" joinstyle="miter" endcap="flat"/>
                   <v:textbox>
                     <w:txbxContent>
                       <w:p>
                         <w:pPr>
-                          <w:spacing w:line="276" w:lineRule="auto"/>
+                          <w:pStyle w:val="Normal"/>
+                          <w:spacing w:lineRule="auto" w:line="276" w:before="0" w:after="160"/>
                           <w:jc w:val="center"/>
                           <w:rPr>
                             <w:rFonts w:ascii="Aptos" w:hAnsi="Aptos"/>
@@ -2573,13 +2091,17 @@
                       </w:p>
                     </w:txbxContent>
                   </v:textbox>
+                  <w10:wrap type="square"/>
                 </v:rect>
-                <v:rect id="Rectangle 481284907" o:spid="_x0000_s1049" style="position:absolute;left:26733;top:13462;width:11938;height:8001;visibility:visible;mso-wrap-style:square;v-text-anchor:top" o:gfxdata="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">
+                <v:rect id="shape_0" fillcolor="white" stroked="t" o:allowincell="f" style="position:absolute;left:4210;top:-3791;width:1879;height:1259;mso-wrap-style:square;v-text-anchor:top;mso-position-vertical:top">
+                  <v:fill o:detectmouseclick="t" type="solid" color2="black"/>
+                  <v:stroke color="black" weight="9360" joinstyle="miter" endcap="flat"/>
                   <v:textbox>
                     <w:txbxContent>
                       <w:p>
                         <w:pPr>
-                          <w:spacing w:line="276" w:lineRule="auto"/>
+                          <w:pStyle w:val="Normal"/>
+                          <w:spacing w:lineRule="auto" w:line="276" w:before="0" w:after="160"/>
                           <w:jc w:val="center"/>
                           <w:rPr>
                             <w:rFonts w:ascii="Aptos" w:hAnsi="Aptos"/>
@@ -2604,8 +2126,8 @@
                       </w:p>
                     </w:txbxContent>
                   </v:textbox>
+                  <w10:wrap type="square"/>
                 </v:rect>
-                <w10:anchorlock/>
               </v:group>
             </w:pict>
           </mc:Fallback>
@@ -2615,79 +2137,98 @@
     <w:p>
       <w:pPr>
         <w:pStyle w:val="Caption"/>
-      </w:pPr>
-      <w:r>
+        <w:rPr/>
+      </w:pPr>
+      <w:r>
+        <w:rPr/>
         <w:t xml:space="preserve">Figure </w:t>
       </w:r>
       <w:r>
+        <w:rPr/>
         <w:fldChar w:fldCharType="begin"/>
       </w:r>
       <w:r>
-        <w:instrText>SEQ Figure \* ARABIC</w:instrText>
-      </w:r>
-      <w:r>
+        <w:rPr/>
+        <w:instrText xml:space="preserve"> SEQ Figure \* ARABIC </w:instrText>
+      </w:r>
+      <w:r>
+        <w:rPr/>
         <w:fldChar w:fldCharType="separate"/>
       </w:r>
       <w:r>
-        <w:rPr>
-          <w:noProof/>
-        </w:rPr>
+        <w:rPr/>
         <w:t>1</w:t>
       </w:r>
       <w:r>
+        <w:rPr/>
         <w:fldChar w:fldCharType="end"/>
       </w:r>
       <w:r>
-        <w:t xml:space="preserve"> Ensure that it is apparent from your photo that you were </w:t>
-      </w:r>
-      <w:r>
-        <w:t xml:space="preserve">helpful with </w:t>
-      </w:r>
-      <w:r>
-        <w:t>at the te</w:t>
-      </w:r>
-      <w:r>
-        <w:t>am activity</w:t>
-      </w:r>
-      <w:r>
-        <w:t>.</w:t>
-      </w:r>
-    </w:p>
-    <w:p>
-      <w:pPr>
-        <w:rPr>
-          <w:lang w:val="en-GB"/>
-        </w:rPr>
-      </w:pPr>
-    </w:p>
-    <w:p>
-      <w:pPr>
-        <w:rPr>
-          <w:lang w:val="en-GB"/>
-        </w:rPr>
-      </w:pPr>
-    </w:p>
-    <w:p>
-      <w:pPr>
-        <w:rPr>
-          <w:lang w:val="en-GB"/>
-        </w:rPr>
-      </w:pPr>
-    </w:p>
-    <w:p>
-      <w:pPr>
-        <w:rPr>
-          <w:lang w:val="en-GB"/>
-        </w:rPr>
-      </w:pPr>
-      <w:r>
-        <w:rPr>
-          <w:lang w:val="en-GB"/>
-        </w:rPr>
+        <w:rPr/>
+        <w:t xml:space="preserve"> Ensure that it is apparent from your photo that you were helpful with at the team activity.</w:t>
+      </w:r>
+    </w:p>
+    <w:p>
+      <w:pPr>
+        <w:pStyle w:val="Normal"/>
+        <w:rPr>
+          <w:lang w:val="en-GB"/>
+        </w:rPr>
+      </w:pPr>
+      <w:r>
+        <w:rPr>
+          <w:lang w:val="en-GB"/>
+        </w:rPr>
+      </w:r>
+    </w:p>
+    <w:p>
+      <w:pPr>
+        <w:pStyle w:val="Normal"/>
+        <w:rPr>
+          <w:lang w:val="en-GB"/>
+        </w:rPr>
+      </w:pPr>
+      <w:r>
+        <w:rPr>
+          <w:lang w:val="en-GB"/>
+        </w:rPr>
+      </w:r>
+    </w:p>
+    <w:p>
+      <w:pPr>
+        <w:pStyle w:val="Normal"/>
+        <w:rPr>
+          <w:lang w:val="en-GB"/>
+        </w:rPr>
+      </w:pPr>
+      <w:r>
+        <w:rPr>
+          <w:lang w:val="en-GB"/>
+        </w:rPr>
+      </w:r>
+    </w:p>
+    <w:p>
+      <w:pPr>
+        <w:pStyle w:val="Normal"/>
+        <w:rPr>
+          <w:lang w:val="en-GB"/>
+        </w:rPr>
+      </w:pPr>
+      <w:r>
+        <w:rPr>
+          <w:lang w:val="en-GB"/>
+        </w:rPr>
+      </w:r>
+      <w:r>
         <w:br w:type="page"/>
       </w:r>
     </w:p>
     <w:p>
+      <w:pPr>
+        <w:pStyle w:val="Normal"/>
+        <w:spacing w:before="0" w:after="160"/>
+        <w:rPr/>
+      </w:pPr>
       <w:r>
         <w:rPr>
           <w:b/>
@@ -2697,63 +2238,7 @@
           <w:u w:val="single"/>
           <w:lang w:val="en-GB"/>
         </w:rPr>
-        <w:lastRenderedPageBreak/>
-        <w:t>Pre</w:t>
-      </w:r>
-      <w:r>
-        <w:rPr>
-          <w:b/>
-          <w:bCs/>
-          <w:sz w:val="32"/>
-          <w:szCs w:val="32"/>
-          <w:u w:val="single"/>
-          <w:lang w:val="en-GB"/>
-        </w:rPr>
-        <w:t>-</w:t>
-      </w:r>
-      <w:r>
-        <w:rPr>
-          <w:b/>
-          <w:bCs/>
-          <w:sz w:val="32"/>
-          <w:szCs w:val="32"/>
-          <w:u w:val="single"/>
-          <w:lang w:val="en-GB"/>
-        </w:rPr>
-        <w:t>demonstration inspections</w:t>
-      </w:r>
-      <w:r>
-        <w:rPr>
-          <w:b/>
-          <w:bCs/>
-          <w:sz w:val="32"/>
-          <w:szCs w:val="32"/>
-          <w:u w:val="single"/>
-          <w:lang w:val="en-GB"/>
-        </w:rPr>
-        <w:t xml:space="preserve"> </w:t>
-      </w:r>
-      <w:r>
-        <w:rPr>
-          <w:b/>
-          <w:bCs/>
-          <w:sz w:val="32"/>
-          <w:szCs w:val="32"/>
-          <w:u w:val="single"/>
-          <w:lang w:val="en-GB"/>
-        </w:rPr>
-        <w:t xml:space="preserve">(scrutineering) </w:t>
-      </w:r>
-      <w:r>
-        <w:rPr>
-          <w:b/>
-          <w:bCs/>
-          <w:sz w:val="32"/>
-          <w:szCs w:val="32"/>
-          <w:u w:val="single"/>
-          <w:lang w:val="en-GB"/>
-        </w:rPr>
-        <w:t xml:space="preserve">– </w:t>
+        <w:t xml:space="preserve">Pre-demonstration inspections (scrutineering) – </w:t>
       </w:r>
       <w:r>
         <w:rPr>
@@ -2765,95 +2250,49 @@
           <w:u w:val="single"/>
           <w:lang w:val="en-GB"/>
         </w:rPr>
-        <w:t xml:space="preserve">Deadline </w:t>
-      </w:r>
-      <w:r>
-        <w:rPr>
-          <w:b/>
-          <w:bCs/>
-          <w:color w:val="FF0000"/>
-          <w:sz w:val="32"/>
-          <w:szCs w:val="32"/>
-          <w:u w:val="single"/>
-          <w:lang w:val="en-GB"/>
-        </w:rPr>
-        <w:t>6/11/2026</w:t>
-      </w:r>
-    </w:p>
-    <w:p>
-      <w:pPr>
-        <w:rPr>
-          <w:lang w:val="en-GB"/>
-        </w:rPr>
-      </w:pPr>
-      <w:r>
-        <w:rPr>
-          <w:lang w:val="en-GB"/>
-        </w:rPr>
-        <w:t xml:space="preserve">Before being able to demonstrate your device you will be required to pass a Tech inspection / proof of </w:t>
-      </w:r>
-      <w:r>
-        <w:rPr>
-          <w:lang w:val="en-GB"/>
-        </w:rPr>
-        <w:t>readiness</w:t>
-      </w:r>
-      <w:r>
-        <w:rPr>
-          <w:lang w:val="en-GB"/>
-        </w:rPr>
-        <w:t xml:space="preserve">. This is required for </w:t>
-      </w:r>
-      <w:proofErr w:type="gramStart"/>
-      <w:r>
-        <w:rPr>
-          <w:lang w:val="en-GB"/>
-        </w:rPr>
-        <w:t>all of</w:t>
-      </w:r>
-      <w:proofErr w:type="gramEnd"/>
-      <w:r>
-        <w:rPr>
-          <w:lang w:val="en-GB"/>
-        </w:rPr>
-        <w:t xml:space="preserve"> our competition teams and is for you as well. You will have a base level of </w:t>
-      </w:r>
-      <w:r>
-        <w:rPr>
-          <w:lang w:val="en-GB"/>
-        </w:rPr>
-        <w:t xml:space="preserve">requirements you will need to be able to prove you can meet to be able to safely test/demonstrate your project. It MUST be satisfactorily completed before the demonstration. </w:t>
-      </w:r>
-    </w:p>
-    <w:p>
-      <w:pPr>
-        <w:keepNext/>
-      </w:pPr>
-    </w:p>
-    <w:p>
-      <w:pPr>
-        <w:rPr>
-          <w:lang w:val="en-GB"/>
-        </w:rPr>
-      </w:pPr>
-      <w:r>
-        <w:rPr>
-          <w:noProof/>
-        </w:rPr>
+        <w:t>Deadline 6/11/2026</w:t>
+      </w:r>
+    </w:p>
+    <w:p>
+      <w:pPr>
+        <w:pStyle w:val="Normal"/>
+        <w:rPr>
+          <w:lang w:val="en-GB"/>
+        </w:rPr>
+      </w:pPr>
+      <w:r>
+        <w:rPr>
+          <w:lang w:val="en-GB"/>
+        </w:rPr>
+        <w:t xml:space="preserve">Before being able to demonstrate your device you will be required to pass a Tech inspection / proof of readiness. This is required for all of our competition teams and is for you as well. You will have a base level of requirements you will need to be able to prove you can meet to be able to safely test/demonstrate your project. It MUST be satisfactorily completed before the demonstration. </w:t>
+      </w:r>
+    </w:p>
+    <w:p>
+      <w:pPr>
+        <w:pStyle w:val="Normal"/>
+        <w:keepNext w:val="true"/>
+        <w:rPr/>
+      </w:pPr>
+      <w:r>
+        <w:rPr/>
+      </w:r>
+    </w:p>
+    <w:p>
+      <w:pPr>
+        <w:pStyle w:val="Normal"/>
+        <w:rPr>
+          <w:lang w:val="en-GB"/>
+        </w:rPr>
+      </w:pPr>
+      <w:r>
+        <w:rPr/>
         <mc:AlternateContent>
           <mc:Choice Requires="wpg">
             <w:drawing>
-              <wp:inline distT="0" distB="0" distL="0" distR="0" wp14:anchorId="2A94058E" wp14:editId="2C1252BA">
+              <wp:inline distT="0" distB="0" distL="0" distR="0" wp14:anchorId="2A94058E">
                 <wp:extent cx="6445250" cy="3727450"/>
                 <wp:effectExtent l="0" t="0" r="12700" b="25400"/>
-                <wp:docPr id="170817235" name="Group 7">
-                  <a:extLst xmlns:a="http://schemas.openxmlformats.org/drawingml/2006/main">
-                    <a:ext uri="{FF2B5EF4-FFF2-40B4-BE49-F238E27FC236}">
-                      <a16:creationId xmlns:a16="http://schemas.microsoft.com/office/drawing/2014/main" id="{82D8A01F-6F02-47C3-9636-73610784AE96}"/>
-                    </a:ext>
-                  </a:extLst>
-                </wp:docPr>
-                <wp:cNvGraphicFramePr/>
+                <wp:docPr id="26" name="Group 7"/>
                 <a:graphic xmlns:a="http://schemas.openxmlformats.org/drawingml/2006/main">
                   <a:graphicData uri="http://schemas.microsoft.com/office/word/2010/wordprocessingGroup">
                     <wpg:wgp>
@@ -2861,23 +2300,30 @@
                       <wpg:grpSpPr>
                         <a:xfrm>
                           <a:off x="0" y="0"/>
-                          <a:ext cx="6445250" cy="3727450"/>
+                          <a:ext cx="6445080" cy="3727440"/>
                           <a:chOff x="0" y="0"/>
-                          <a:chExt cx="6445250" cy="3727450"/>
+                          <a:chExt cx="6445080" cy="3727440"/>
                         </a:xfrm>
                       </wpg:grpSpPr>
                       <wps:wsp>
-                        <wps:cNvPr id="1300369739" name="Rectangle 1300369739"/>
+                        <wps:cNvPr id="27" name="Rectangle 1300369739"/>
                         <wps:cNvSpPr/>
                         <wps:spPr>
                           <a:xfrm>
                             <a:off x="0" y="0"/>
-                            <a:ext cx="6445250" cy="3727450"/>
+                            <a:ext cx="6445080" cy="3727440"/>
                           </a:xfrm>
                           <a:prstGeom prst="rect">
                             <a:avLst/>
                           </a:prstGeom>
-                          <a:ln/>
+                          <a:solidFill>
+                            <a:srgbClr val="156082"/>
+                          </a:solidFill>
+                          <a:ln>
+                            <a:solidFill>
+                              <a:srgbClr val="092A38"/>
+                            </a:solidFill>
+                          </a:ln>
                         </wps:spPr>
                         <wps:style>
                           <a:lnRef idx="2">
@@ -2888,29 +2334,32 @@
                           <a:fillRef idx="1">
                             <a:schemeClr val="accent1"/>
                           </a:fillRef>
-                          <a:effectRef idx="0">
-                            <a:scrgbClr r="0" g="0" b="0"/>
-                          </a:effectRef>
-                          <a:fontRef idx="minor">
-                            <a:schemeClr val="lt1"/>
-                          </a:fontRef>
+                          <a:effectRef idx="0"/>
+                          <a:fontRef idx="minor"/>
                         </wps:style>
-                        <wps:bodyPr spcFirstLastPara="0" wrap="square" lIns="91440" tIns="45720" rIns="91440" bIns="45720" anchor="ctr">
-                          <a:noAutofit/>
-                        </wps:bodyPr>
+                        <wps:bodyPr/>
                       </wps:wsp>
                       <wps:wsp>
-                        <wps:cNvPr id="1326382658" name="Smiley Face 1326382658"/>
+                        <wps:cNvPr id="28" name="Smiley Face 1326382658"/>
                         <wps:cNvSpPr/>
                         <wps:spPr>
                           <a:xfrm>
-                            <a:off x="850900" y="876300"/>
-                            <a:ext cx="1213600" cy="939800"/>
+                            <a:off x="851040" y="876240"/>
+                            <a:ext cx="1212840" cy="939240"/>
                           </a:xfrm>
                           <a:prstGeom prst="smileyFace">
-                            <a:avLst/>
+                            <a:avLst>
+                              <a:gd name="adj" fmla="val 4653"/>
+                            </a:avLst>
                           </a:prstGeom>
-                          <a:ln/>
+                          <a:solidFill>
+                            <a:srgbClr val="156082"/>
+                          </a:solidFill>
+                          <a:ln>
+                            <a:solidFill>
+                              <a:srgbClr val="092A38"/>
+                            </a:solidFill>
+                          </a:ln>
                         </wps:spPr>
                         <wps:style>
                           <a:lnRef idx="2">
@@ -2921,29 +2370,32 @@
                           <a:fillRef idx="1">
                             <a:schemeClr val="accent1"/>
                           </a:fillRef>
-                          <a:effectRef idx="0">
-                            <a:scrgbClr r="0" g="0" b="0"/>
-                          </a:effectRef>
-                          <a:fontRef idx="minor">
-                            <a:schemeClr val="lt1"/>
-                          </a:fontRef>
+                          <a:effectRef idx="0"/>
+                          <a:fontRef idx="minor"/>
                         </wps:style>
-                        <wps:bodyPr spcFirstLastPara="0" wrap="square" lIns="91440" tIns="45720" rIns="91440" bIns="45720" anchor="ctr">
-                          <a:noAutofit/>
-                        </wps:bodyPr>
+                        <wps:bodyPr/>
                       </wps:wsp>
                       <wps:wsp>
-                        <wps:cNvPr id="420810157" name="Smiley Face 420810157"/>
+                        <wps:cNvPr id="29" name="Smiley Face 420810157"/>
                         <wps:cNvSpPr/>
                         <wps:spPr>
                           <a:xfrm>
-                            <a:off x="4254500" y="857250"/>
-                            <a:ext cx="1098550" cy="959786"/>
+                            <a:off x="4255200" y="857160"/>
+                            <a:ext cx="1098000" cy="958680"/>
                           </a:xfrm>
                           <a:prstGeom prst="smileyFace">
-                            <a:avLst/>
+                            <a:avLst>
+                              <a:gd name="adj" fmla="val 4653"/>
+                            </a:avLst>
                           </a:prstGeom>
-                          <a:ln/>
+                          <a:solidFill>
+                            <a:srgbClr val="156082"/>
+                          </a:solidFill>
+                          <a:ln>
+                            <a:solidFill>
+                              <a:srgbClr val="092A38"/>
+                            </a:solidFill>
+                          </a:ln>
                         </wps:spPr>
                         <wps:style>
                           <a:lnRef idx="2">
@@ -2954,24 +2406,18 @@
                           <a:fillRef idx="1">
                             <a:schemeClr val="accent1"/>
                           </a:fillRef>
-                          <a:effectRef idx="0">
-                            <a:scrgbClr r="0" g="0" b="0"/>
-                          </a:effectRef>
-                          <a:fontRef idx="minor">
-                            <a:schemeClr val="lt1"/>
-                          </a:fontRef>
+                          <a:effectRef idx="0"/>
+                          <a:fontRef idx="minor"/>
                         </wps:style>
-                        <wps:bodyPr spcFirstLastPara="0" wrap="square" lIns="91440" tIns="45720" rIns="91440" bIns="45720" anchor="ctr">
-                          <a:noAutofit/>
-                        </wps:bodyPr>
+                        <wps:bodyPr/>
                       </wps:wsp>
                       <wps:wsp>
-                        <wps:cNvPr id="180554732" name="Explosion: 14 Points 180554732"/>
+                        <wps:cNvPr id="30" name="Explosion: 14 Points 180554732"/>
                         <wps:cNvSpPr/>
                         <wps:spPr>
                           <a:xfrm>
-                            <a:off x="2476500" y="1879600"/>
-                            <a:ext cx="1619250" cy="1333500"/>
+                            <a:off x="2476440" y="1880280"/>
+                            <a:ext cx="1619280" cy="1332720"/>
                           </a:xfrm>
                           <a:prstGeom prst="irregularSeal2">
                             <a:avLst/>
@@ -2979,7 +2425,11 @@
                           <a:solidFill>
                             <a:schemeClr val="accent2"/>
                           </a:solidFill>
-                          <a:ln/>
+                          <a:ln>
+                            <a:solidFill>
+                              <a:srgbClr val="092A38"/>
+                            </a:solidFill>
+                          </a:ln>
                         </wps:spPr>
                         <wps:style>
                           <a:lnRef idx="2">
@@ -2990,26 +2440,18 @@
                           <a:fillRef idx="1">
                             <a:schemeClr val="accent1"/>
                           </a:fillRef>
-                          <a:effectRef idx="0">
-                            <a:scrgbClr r="0" g="0" b="0"/>
-                          </a:effectRef>
-                          <a:fontRef idx="minor">
-                            <a:schemeClr val="lt1"/>
-                          </a:fontRef>
+                          <a:effectRef idx="0"/>
+                          <a:fontRef idx="minor"/>
                         </wps:style>
-                        <wps:bodyPr spcFirstLastPara="0" wrap="square" lIns="91440" tIns="45720" rIns="91440" bIns="45720" anchor="ctr">
-                          <a:noAutofit/>
-                        </wps:bodyPr>
+                        <wps:bodyPr/>
                       </wps:wsp>
                       <wps:wsp>
-                        <wps:cNvPr id="638457574" name="Rectangle 638457574"/>
-                        <wps:cNvSpPr>
-                          <a:spLocks noChangeArrowheads="1"/>
-                        </wps:cNvSpPr>
+                        <wps:cNvPr id="31" name="Rectangle 638457574"/>
+                        <wps:cNvSpPr/>
                         <wps:spPr>
                           <a:xfrm>
-                            <a:off x="1003300" y="317500"/>
-                            <a:ext cx="825500" cy="406400"/>
+                            <a:off x="1003320" y="317520"/>
+                            <a:ext cx="824760" cy="405720"/>
                           </a:xfrm>
                           <a:prstGeom prst="rect">
                             <a:avLst/>
@@ -3024,11 +2466,18 @@
                             <a:miter/>
                           </a:ln>
                         </wps:spPr>
+                        <wps:style>
+                          <a:lnRef idx="0"/>
+                          <a:fillRef idx="0"/>
+                          <a:effectRef idx="0"/>
+                          <a:fontRef idx="minor"/>
+                        </wps:style>
                         <wps:txbx>
                           <w:txbxContent>
                             <w:p>
                               <w:pPr>
-                                <w:spacing w:line="276" w:lineRule="auto"/>
+                                <w:pStyle w:val="Normal"/>
+                                <w:spacing w:lineRule="auto" w:line="276" w:before="0" w:after="160"/>
                                 <w:jc w:val="center"/>
                                 <w:rPr>
                                   <w:rFonts w:ascii="Aptos" w:hAnsi="Aptos"/>
@@ -3053,19 +2502,17 @@
                             </w:p>
                           </w:txbxContent>
                         </wps:txbx>
-                        <wps:bodyPr wrap="square" lIns="91440" tIns="45720" rIns="91440" bIns="45720" anchor="t">
+                        <wps:bodyPr anchor="t">
                           <a:noAutofit/>
                         </wps:bodyPr>
                       </wps:wsp>
                       <wps:wsp>
-                        <wps:cNvPr id="542439945" name="Rectangle 542439945"/>
-                        <wps:cNvSpPr>
-                          <a:spLocks noChangeArrowheads="1"/>
-                        </wps:cNvSpPr>
+                        <wps:cNvPr id="32" name="Rectangle 542439945"/>
+                        <wps:cNvSpPr/>
                         <wps:spPr>
                           <a:xfrm>
-                            <a:off x="4203700" y="317500"/>
-                            <a:ext cx="1193800" cy="406400"/>
+                            <a:off x="4204440" y="317520"/>
+                            <a:ext cx="1193040" cy="405720"/>
                           </a:xfrm>
                           <a:prstGeom prst="rect">
                             <a:avLst/>
@@ -3080,11 +2527,18 @@
                             <a:miter/>
                           </a:ln>
                         </wps:spPr>
+                        <wps:style>
+                          <a:lnRef idx="0"/>
+                          <a:fillRef idx="0"/>
+                          <a:effectRef idx="0"/>
+                          <a:fontRef idx="minor"/>
+                        </wps:style>
                         <wps:txbx>
                           <w:txbxContent>
                             <w:p>
                               <w:pPr>
-                                <w:spacing w:line="276" w:lineRule="auto"/>
+                                <w:pStyle w:val="Normal"/>
+                                <w:spacing w:lineRule="auto" w:line="276" w:before="0" w:after="160"/>
                                 <w:jc w:val="center"/>
                                 <w:rPr>
                                   <w:rFonts w:ascii="Aptos" w:hAnsi="Aptos"/>
@@ -3109,19 +2563,17 @@
                             </w:p>
                           </w:txbxContent>
                         </wps:txbx>
-                        <wps:bodyPr wrap="square" lIns="91440" tIns="45720" rIns="91440" bIns="45720" anchor="t">
+                        <wps:bodyPr anchor="t">
                           <a:noAutofit/>
                         </wps:bodyPr>
                       </wps:wsp>
                       <wps:wsp>
-                        <wps:cNvPr id="1250957785" name="Rectangle 1250957785"/>
-                        <wps:cNvSpPr>
-                          <a:spLocks noChangeArrowheads="1"/>
-                        </wps:cNvSpPr>
+                        <wps:cNvPr id="33" name="Rectangle 1250957785"/>
+                        <wps:cNvSpPr/>
                         <wps:spPr>
                           <a:xfrm>
-                            <a:off x="2673350" y="1172043"/>
-                            <a:ext cx="1193800" cy="707557"/>
+                            <a:off x="2673360" y="1172160"/>
+                            <a:ext cx="1193760" cy="707400"/>
                           </a:xfrm>
                           <a:prstGeom prst="rect">
                             <a:avLst/>
@@ -3136,11 +2588,18 @@
                             <a:miter/>
                           </a:ln>
                         </wps:spPr>
+                        <wps:style>
+                          <a:lnRef idx="0"/>
+                          <a:fillRef idx="0"/>
+                          <a:effectRef idx="0"/>
+                          <a:fontRef idx="minor"/>
+                        </wps:style>
                         <wps:txbx>
                           <w:txbxContent>
                             <w:p>
                               <w:pPr>
-                                <w:spacing w:line="276" w:lineRule="auto"/>
+                                <w:pStyle w:val="Normal"/>
+                                <w:spacing w:lineRule="auto" w:line="276" w:before="0" w:after="160"/>
                                 <w:jc w:val="center"/>
                                 <w:rPr>
                                   <w:rFonts w:ascii="Aptos" w:hAnsi="Aptos"/>
@@ -3165,7 +2624,7 @@
                             </w:p>
                           </w:txbxContent>
                         </wps:txbx>
-                        <wps:bodyPr wrap="square" lIns="91440" tIns="45720" rIns="91440" bIns="45720" anchor="t">
+                        <wps:bodyPr anchor="t">
                           <a:noAutofit/>
                         </wps:bodyPr>
                       </wps:wsp>
@@ -3177,21 +2636,36 @@
           </mc:Choice>
           <mc:Fallback>
             <w:pict>
-              <v:group w14:anchorId="2A94058E" id="_x0000_s1050" style="width:507.5pt;height:293.5pt;mso-position-horizontal-relative:char;mso-position-vertical-relative:line" coordsize="64452,37274" o:gfxdata="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">
-                <v:rect id="Rectangle 1300369739" o:spid="_x0000_s1051" style="position:absolute;width:64452;height:37274;visibility:visible;mso-wrap-style:square;v-text-anchor:middle" o:gfxdata="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" fillcolor="#156082 [3204]" strokecolor="#030e13 [484]" strokeweight="1.5pt"/>
-                <v:shape id="Smiley Face 1326382658" o:spid="_x0000_s1052" type="#_x0000_t96" style="position:absolute;left:8509;top:8763;width:12136;height:9398;visibility:visible;mso-wrap-style:square;v-text-anchor:middle" o:gfxdata="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" fillcolor="#156082 [3204]" strokecolor="#030e13 [484]" strokeweight="1.5pt">
-                  <v:stroke joinstyle="miter"/>
+              <v:group id="shape_0" alt="Group 7" style="position:absolute;margin-left:0pt;margin-top:-295.55pt;width:507.5pt;height:293.5pt" coordorigin="0,-5911" coordsize="10150,5870">
+                <v:rect id="shape_0" fillcolor="#156082" stroked="t" o:allowincell="f" style="position:absolute;left:0;top:-5911;width:10149;height:5869;mso-wrap-style:none;v-text-anchor:middle;mso-position-vertical:top">
+                  <v:fill o:detectmouseclick="t" type="solid" color2="#ea9f7d"/>
+                  <v:stroke color="#092a38" weight="19080" joinstyle="miter" endcap="flat"/>
+                  <w10:wrap type="square"/>
+                </v:rect>
+                <v:shape id="shape_0" fillcolor="#156082" stroked="t" o:allowincell="f" style="position:absolute;left:1340;top:-4531;width:1909;height:1478;mso-wrap-style:none;v-text-anchor:middle;mso-position-vertical:top" type="_x0000_t96" path="l-2147483623,-2147483618xel-2147483641,-2147483635l-2147483597,-2147483596el-2147483604,-2147483602el-2147483643,-2147483630xe">
+                  <v:fill o:detectmouseclick="t" type="solid" color2="#ea9f7d"/>
+                  <v:stroke color="#092a38" weight="19080" joinstyle="miter" endcap="flat"/>
+                  <w10:wrap type="square"/>
                 </v:shape>
-                <v:shape id="Smiley Face 420810157" o:spid="_x0000_s1053" type="#_x0000_t96" style="position:absolute;left:42545;top:8572;width:10985;height:9598;visibility:visible;mso-wrap-style:square;v-text-anchor:middle" o:gfxdata="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" fillcolor="#156082 [3204]" strokecolor="#030e13 [484]" strokeweight="1.5pt">
-                  <v:stroke joinstyle="miter"/>
+                <v:shape id="shape_0" fillcolor="#156082" stroked="t" o:allowincell="f" style="position:absolute;left:6701;top:-4561;width:1728;height:1509;mso-wrap-style:none;v-text-anchor:middle;mso-position-vertical:top" type="_x0000_t96" path="l-2147483623,-2147483618xel-2147483641,-2147483635l-2147483597,-2147483596el-2147483604,-2147483602el-2147483643,-2147483630xe">
+                  <v:fill o:detectmouseclick="t" type="solid" color2="#ea9f7d"/>
+                  <v:stroke color="#092a38" weight="19080" joinstyle="miter" endcap="flat"/>
+                  <w10:wrap type="square"/>
                 </v:shape>
-                <v:shape id="Explosion: 14 Points 180554732" o:spid="_x0000_s1054" type="#_x0000_t72" style="position:absolute;left:24765;top:18796;width:16192;height:13335;visibility:visible;mso-wrap-style:square;v-text-anchor:middle" o:gfxdata="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" fillcolor="#e97132 [3205]" strokecolor="#030e13 [484]" strokeweight="1.5pt"/>
-                <v:rect id="Rectangle 638457574" o:spid="_x0000_s1055" style="position:absolute;left:10033;top:3175;width:8255;height:4064;visibility:visible;mso-wrap-style:square;v-text-anchor:top" o:gfxdata="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">
+                <v:shape id="shape_0" fillcolor="#e97132" stroked="t" o:allowincell="f" style="position:absolute;left:3900;top:-2950;width:2549;height:2098;mso-wrap-style:none;v-text-anchor:middle;mso-position-vertical:top" type="_x0000_t72" path="m11462,4342l14790,0l14525,5777l18007,3172l16380,6532l21600,6645l16985,9402l18270,11290l16380,12310l18877,15632l14640,14350l14942,17370l12180,15935l11612,18842l9872,17370l8700,19712l7527,18125l4917,21600l4805,18240l1285,17825l3330,15370l0,12877l3935,11592l1172,8270l5372,7817l4502,3625l8550,6382l9722,1887xe">
+                  <v:fill o:detectmouseclick="t" type="solid" color2="#168ecd"/>
+                  <v:stroke color="#092a38" weight="19080" joinstyle="miter" endcap="flat"/>
+                  <w10:wrap type="square"/>
+                </v:shape>
+                <v:rect id="shape_0" fillcolor="white" stroked="t" o:allowincell="f" style="position:absolute;left:1580;top:-5411;width:1298;height:638;mso-wrap-style:square;v-text-anchor:top;mso-position-vertical:top">
+                  <v:fill o:detectmouseclick="t" type="solid" color2="black"/>
+                  <v:stroke color="black" weight="9360" joinstyle="miter" endcap="flat"/>
                   <v:textbox>
                     <w:txbxContent>
                       <w:p>
                         <w:pPr>
-                          <w:spacing w:line="276" w:lineRule="auto"/>
+                          <w:pStyle w:val="Normal"/>
+                          <w:spacing w:lineRule="auto" w:line="276" w:before="0" w:after="160"/>
                           <w:jc w:val="center"/>
                           <w:rPr>
                             <w:rFonts w:ascii="Aptos" w:hAnsi="Aptos"/>
@@ -3216,13 +2690,17 @@
                       </w:p>
                     </w:txbxContent>
                   </v:textbox>
+                  <w10:wrap type="square"/>
                 </v:rect>
-                <v:rect id="Rectangle 542439945" o:spid="_x0000_s1056" style="position:absolute;left:42037;top:3175;width:11938;height:4064;visibility:visible;mso-wrap-style:square;v-text-anchor:top" o:gfxdata="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">
+                <v:rect id="shape_0" fillcolor="white" stroked="t" o:allowincell="f" style="position:absolute;left:6621;top:-5411;width:1878;height:638;mso-wrap-style:square;v-text-anchor:top;mso-position-vertical:top">
+                  <v:fill o:detectmouseclick="t" type="solid" color2="black"/>
+                  <v:stroke color="black" weight="9360" joinstyle="miter" endcap="flat"/>
                   <v:textbox>
                     <w:txbxContent>
                       <w:p>
                         <w:pPr>
-                          <w:spacing w:line="276" w:lineRule="auto"/>
+                          <w:pStyle w:val="Normal"/>
+                          <w:spacing w:lineRule="auto" w:line="276" w:before="0" w:after="160"/>
                           <w:jc w:val="center"/>
                           <w:rPr>
                             <w:rFonts w:ascii="Aptos" w:hAnsi="Aptos"/>
@@ -3247,13 +2725,17 @@
                       </w:p>
                     </w:txbxContent>
                   </v:textbox>
+                  <w10:wrap type="square"/>
                 </v:rect>
-                <v:rect id="Rectangle 1250957785" o:spid="_x0000_s1057" style="position:absolute;left:26733;top:11720;width:11938;height:7076;visibility:visible;mso-wrap-style:square;v-text-anchor:top" o:gfxdata="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">
+                <v:rect id="shape_0" fillcolor="white" stroked="t" o:allowincell="f" style="position:absolute;left:4210;top:-4065;width:1879;height:1113;mso-wrap-style:square;v-text-anchor:top;mso-position-vertical:top">
+                  <v:fill o:detectmouseclick="t" type="solid" color2="black"/>
+                  <v:stroke color="black" weight="9360" joinstyle="miter" endcap="flat"/>
                   <v:textbox>
                     <w:txbxContent>
                       <w:p>
                         <w:pPr>
-                          <w:spacing w:line="276" w:lineRule="auto"/>
+                          <w:pStyle w:val="Normal"/>
+                          <w:spacing w:lineRule="auto" w:line="276" w:before="0" w:after="160"/>
                           <w:jc w:val="center"/>
                           <w:rPr>
                             <w:rFonts w:ascii="Aptos" w:hAnsi="Aptos"/>
@@ -3278,8 +2760,8 @@
                       </w:p>
                     </w:txbxContent>
                   </v:textbox>
+                  <w10:wrap type="square"/>
                 </v:rect>
-                <w10:anchorlock/>
               </v:group>
             </w:pict>
           </mc:Fallback>
@@ -3289,54 +2771,81 @@
     <w:p>
       <w:pPr>
         <w:pStyle w:val="Caption"/>
-      </w:pPr>
-      <w:r>
+        <w:rPr/>
+      </w:pPr>
+      <w:r>
+        <w:rPr/>
         <w:t xml:space="preserve">Figure </w:t>
       </w:r>
       <w:r>
+        <w:rPr/>
         <w:fldChar w:fldCharType="begin"/>
       </w:r>
       <w:r>
-        <w:instrText>SEQ Figure \* ARABIC</w:instrText>
-      </w:r>
-      <w:r>
+        <w:rPr/>
+        <w:instrText xml:space="preserve"> SEQ Figure \* ARABIC </w:instrText>
+      </w:r>
+      <w:r>
+        <w:rPr/>
         <w:fldChar w:fldCharType="separate"/>
       </w:r>
       <w:r>
-        <w:rPr>
-          <w:noProof/>
-        </w:rPr>
+        <w:rPr/>
         <w:t>1</w:t>
       </w:r>
       <w:r>
+        <w:rPr/>
         <w:fldChar w:fldCharType="end"/>
       </w:r>
       <w:r>
+        <w:rPr/>
         <w:t xml:space="preserve"> Ensure that it is apparent from your photo that you passed your pre-demonstration inspection. </w:t>
       </w:r>
     </w:p>
     <w:p>
       <w:pPr>
-        <w:rPr>
-          <w:lang w:val="en-GB"/>
-        </w:rPr>
-      </w:pPr>
-    </w:p>
-    <w:p/>
-    <w:p>
-      <w:pPr>
-        <w:rPr>
-          <w:lang w:val="en-GB"/>
-        </w:rPr>
-      </w:pPr>
-      <w:r>
-        <w:rPr>
-          <w:lang w:val="en-GB"/>
-        </w:rPr>
+        <w:pStyle w:val="Normal"/>
+        <w:rPr>
+          <w:lang w:val="en-GB"/>
+        </w:rPr>
+      </w:pPr>
+      <w:r>
+        <w:rPr>
+          <w:lang w:val="en-GB"/>
+        </w:rPr>
+      </w:r>
+    </w:p>
+    <w:p>
+      <w:pPr>
+        <w:pStyle w:val="Normal"/>
+        <w:rPr/>
+      </w:pPr>
+      <w:r>
+        <w:rPr/>
+      </w:r>
+    </w:p>
+    <w:p>
+      <w:pPr>
+        <w:pStyle w:val="Normal"/>
+        <w:rPr>
+          <w:lang w:val="en-GB"/>
+        </w:rPr>
+      </w:pPr>
+      <w:r>
+        <w:rPr>
+          <w:lang w:val="en-GB"/>
+        </w:rPr>
+      </w:r>
+      <w:r>
         <w:br w:type="page"/>
       </w:r>
     </w:p>
     <w:p>
+      <w:pPr>
+        <w:pStyle w:val="Normal"/>
+        <w:spacing w:before="0" w:after="160"/>
+        <w:rPr/>
+      </w:pPr>
       <w:r>
         <w:rPr>
           <w:b/>
@@ -3346,19 +2855,7 @@
           <w:u w:val="single"/>
           <w:lang w:val="en-GB"/>
         </w:rPr>
-        <w:lastRenderedPageBreak/>
-        <w:t xml:space="preserve">Demonstration </w:t>
-      </w:r>
-      <w:r>
-        <w:rPr>
-          <w:b/>
-          <w:bCs/>
-          <w:sz w:val="32"/>
-          <w:szCs w:val="32"/>
-          <w:u w:val="single"/>
-          <w:lang w:val="en-GB"/>
-        </w:rPr>
-        <w:t xml:space="preserve">– </w:t>
+        <w:t xml:space="preserve">Demonstration – </w:t>
       </w:r>
       <w:r>
         <w:rPr>
@@ -3370,64 +2867,39 @@
           <w:u w:val="single"/>
           <w:lang w:val="en-GB"/>
         </w:rPr>
-        <w:t xml:space="preserve">Deadline </w:t>
-      </w:r>
-      <w:r>
-        <w:rPr>
-          <w:b/>
-          <w:bCs/>
-          <w:color w:val="FF0000"/>
-          <w:sz w:val="32"/>
-          <w:szCs w:val="32"/>
-          <w:u w:val="single"/>
-          <w:lang w:val="en-GB"/>
-        </w:rPr>
-        <w:t>14/11/2026 (Saturday) TBC</w:t>
-      </w:r>
-    </w:p>
-    <w:p>
-      <w:pPr>
-        <w:rPr>
-          <w:lang w:val="en-GB"/>
-        </w:rPr>
-      </w:pPr>
-      <w:r>
-        <w:rPr>
-          <w:lang w:val="en-GB"/>
-        </w:rPr>
-        <w:t xml:space="preserve">Provide </w:t>
-      </w:r>
-      <w:r>
-        <w:rPr>
-          <w:lang w:val="en-GB"/>
-        </w:rPr>
-        <w:t xml:space="preserve">evidence you completed your demonstration. </w:t>
-      </w:r>
-    </w:p>
-    <w:p>
-      <w:pPr>
-        <w:rPr>
-          <w:lang w:val="en-GB"/>
-        </w:rPr>
-      </w:pPr>
-      <w:r>
-        <w:rPr>
-          <w:noProof/>
-        </w:rPr>
+        <w:t>Deadline 14/11/2026 (Saturday) TBC</w:t>
+      </w:r>
+    </w:p>
+    <w:p>
+      <w:pPr>
+        <w:pStyle w:val="Normal"/>
+        <w:rPr>
+          <w:lang w:val="en-GB"/>
+        </w:rPr>
+      </w:pPr>
+      <w:r>
+        <w:rPr>
+          <w:lang w:val="en-GB"/>
+        </w:rPr>
+        <w:t xml:space="preserve">Provide evidence you completed your demonstration. </w:t>
+      </w:r>
+    </w:p>
+    <w:p>
+      <w:pPr>
+        <w:pStyle w:val="Normal"/>
+        <w:rPr>
+          <w:lang w:val="en-GB"/>
+        </w:rPr>
+      </w:pPr>
+      <w:r>
+        <w:rPr/>
         <mc:AlternateContent>
           <mc:Choice Requires="wpg">
             <w:drawing>
-              <wp:inline distT="0" distB="0" distL="0" distR="0" wp14:anchorId="1AA536AC" wp14:editId="24B17E11">
+              <wp:inline distT="0" distB="0" distL="0" distR="0" wp14:anchorId="1AA536AC">
                 <wp:extent cx="6445250" cy="3727450"/>
                 <wp:effectExtent l="0" t="0" r="12700" b="25400"/>
-                <wp:docPr id="1903877640" name="Group 7">
-                  <a:extLst xmlns:a="http://schemas.openxmlformats.org/drawingml/2006/main">
-                    <a:ext uri="{FF2B5EF4-FFF2-40B4-BE49-F238E27FC236}">
-                      <a16:creationId xmlns:a16="http://schemas.microsoft.com/office/drawing/2014/main" id="{82D8A01F-6F02-47C3-9636-73610784AE96}"/>
-                    </a:ext>
-                  </a:extLst>
-                </wp:docPr>
-                <wp:cNvGraphicFramePr/>
+                <wp:docPr id="34" name="Group 7"/>
                 <a:graphic xmlns:a="http://schemas.openxmlformats.org/drawingml/2006/main">
                   <a:graphicData uri="http://schemas.microsoft.com/office/word/2010/wordprocessingGroup">
                     <wpg:wgp>
@@ -3435,23 +2907,30 @@
                       <wpg:grpSpPr>
                         <a:xfrm>
                           <a:off x="0" y="0"/>
-                          <a:ext cx="6445250" cy="3727450"/>
+                          <a:ext cx="6445080" cy="3727440"/>
                           <a:chOff x="0" y="0"/>
-                          <a:chExt cx="6445250" cy="3727450"/>
+                          <a:chExt cx="6445080" cy="3727440"/>
                         </a:xfrm>
                       </wpg:grpSpPr>
                       <wps:wsp>
-                        <wps:cNvPr id="1641381275" name="Rectangle 1641381275"/>
+                        <wps:cNvPr id="35" name="Rectangle 1641381275"/>
                         <wps:cNvSpPr/>
                         <wps:spPr>
                           <a:xfrm>
                             <a:off x="0" y="0"/>
-                            <a:ext cx="6445250" cy="3727450"/>
+                            <a:ext cx="6445080" cy="3727440"/>
                           </a:xfrm>
                           <a:prstGeom prst="rect">
                             <a:avLst/>
                           </a:prstGeom>
-                          <a:ln/>
+                          <a:solidFill>
+                            <a:srgbClr val="156082"/>
+                          </a:solidFill>
+                          <a:ln>
+                            <a:solidFill>
+                              <a:srgbClr val="092A38"/>
+                            </a:solidFill>
+                          </a:ln>
                         </wps:spPr>
                         <wps:style>
                           <a:lnRef idx="2">
@@ -3462,29 +2941,32 @@
                           <a:fillRef idx="1">
                             <a:schemeClr val="accent1"/>
                           </a:fillRef>
-                          <a:effectRef idx="0">
-                            <a:scrgbClr r="0" g="0" b="0"/>
-                          </a:effectRef>
-                          <a:fontRef idx="minor">
-                            <a:schemeClr val="lt1"/>
-                          </a:fontRef>
+                          <a:effectRef idx="0"/>
+                          <a:fontRef idx="minor"/>
                         </wps:style>
-                        <wps:bodyPr spcFirstLastPara="0" wrap="square" lIns="91440" tIns="45720" rIns="91440" bIns="45720" anchor="ctr">
-                          <a:noAutofit/>
-                        </wps:bodyPr>
+                        <wps:bodyPr/>
                       </wps:wsp>
                       <wps:wsp>
-                        <wps:cNvPr id="1698506981" name="Smiley Face 1698506981"/>
+                        <wps:cNvPr id="36" name="Smiley Face 1698506981"/>
                         <wps:cNvSpPr/>
                         <wps:spPr>
                           <a:xfrm>
-                            <a:off x="850900" y="876300"/>
-                            <a:ext cx="1213600" cy="939800"/>
+                            <a:off x="851040" y="876240"/>
+                            <a:ext cx="1212840" cy="939240"/>
                           </a:xfrm>
                           <a:prstGeom prst="smileyFace">
-                            <a:avLst/>
+                            <a:avLst>
+                              <a:gd name="adj" fmla="val 4653"/>
+                            </a:avLst>
                           </a:prstGeom>
-                          <a:ln/>
+                          <a:solidFill>
+                            <a:srgbClr val="156082"/>
+                          </a:solidFill>
+                          <a:ln>
+                            <a:solidFill>
+                              <a:srgbClr val="092A38"/>
+                            </a:solidFill>
+                          </a:ln>
                         </wps:spPr>
                         <wps:style>
                           <a:lnRef idx="2">
@@ -3495,29 +2977,32 @@
                           <a:fillRef idx="1">
                             <a:schemeClr val="accent1"/>
                           </a:fillRef>
-                          <a:effectRef idx="0">
-                            <a:scrgbClr r="0" g="0" b="0"/>
-                          </a:effectRef>
-                          <a:fontRef idx="minor">
-                            <a:schemeClr val="lt1"/>
-                          </a:fontRef>
+                          <a:effectRef idx="0"/>
+                          <a:fontRef idx="minor"/>
                         </wps:style>
-                        <wps:bodyPr spcFirstLastPara="0" wrap="square" lIns="91440" tIns="45720" rIns="91440" bIns="45720" anchor="ctr">
-                          <a:noAutofit/>
-                        </wps:bodyPr>
+                        <wps:bodyPr/>
                       </wps:wsp>
                       <wps:wsp>
-                        <wps:cNvPr id="761455398" name="Smiley Face 761455398"/>
+                        <wps:cNvPr id="37" name="Smiley Face 761455398"/>
                         <wps:cNvSpPr/>
                         <wps:spPr>
                           <a:xfrm>
-                            <a:off x="4254500" y="857250"/>
-                            <a:ext cx="1098550" cy="959786"/>
+                            <a:off x="4255200" y="857160"/>
+                            <a:ext cx="1098000" cy="958680"/>
                           </a:xfrm>
                           <a:prstGeom prst="smileyFace">
-                            <a:avLst/>
+                            <a:avLst>
+                              <a:gd name="adj" fmla="val 4653"/>
+                            </a:avLst>
                           </a:prstGeom>
-                          <a:ln/>
+                          <a:solidFill>
+                            <a:srgbClr val="156082"/>
+                          </a:solidFill>
+                          <a:ln>
+                            <a:solidFill>
+                              <a:srgbClr val="092A38"/>
+                            </a:solidFill>
+                          </a:ln>
                         </wps:spPr>
                         <wps:style>
                           <a:lnRef idx="2">
@@ -3528,24 +3013,18 @@
                           <a:fillRef idx="1">
                             <a:schemeClr val="accent1"/>
                           </a:fillRef>
-                          <a:effectRef idx="0">
-                            <a:scrgbClr r="0" g="0" b="0"/>
-                          </a:effectRef>
-                          <a:fontRef idx="minor">
-                            <a:schemeClr val="lt1"/>
-                          </a:fontRef>
+                          <a:effectRef idx="0"/>
+                          <a:fontRef idx="minor"/>
                         </wps:style>
-                        <wps:bodyPr spcFirstLastPara="0" wrap="square" lIns="91440" tIns="45720" rIns="91440" bIns="45720" anchor="ctr">
-                          <a:noAutofit/>
-                        </wps:bodyPr>
+                        <wps:bodyPr/>
                       </wps:wsp>
                       <wps:wsp>
-                        <wps:cNvPr id="1297750756" name="Explosion: 14 Points 1297750756"/>
+                        <wps:cNvPr id="38" name="Explosion: 14 Points 1297750756"/>
                         <wps:cNvSpPr/>
                         <wps:spPr>
                           <a:xfrm>
-                            <a:off x="2476500" y="1879600"/>
-                            <a:ext cx="1619250" cy="1333500"/>
+                            <a:off x="2476440" y="1880280"/>
+                            <a:ext cx="1619280" cy="1332720"/>
                           </a:xfrm>
                           <a:prstGeom prst="irregularSeal2">
                             <a:avLst/>
@@ -3553,7 +3032,11 @@
                           <a:solidFill>
                             <a:schemeClr val="accent2"/>
                           </a:solidFill>
-                          <a:ln/>
+                          <a:ln>
+                            <a:solidFill>
+                              <a:srgbClr val="092A38"/>
+                            </a:solidFill>
+                          </a:ln>
                         </wps:spPr>
                         <wps:style>
                           <a:lnRef idx="2">
@@ -3564,26 +3047,18 @@
                           <a:fillRef idx="1">
                             <a:schemeClr val="accent1"/>
                           </a:fillRef>
-                          <a:effectRef idx="0">
-                            <a:scrgbClr r="0" g="0" b="0"/>
-                          </a:effectRef>
-                          <a:fontRef idx="minor">
-                            <a:schemeClr val="lt1"/>
-                          </a:fontRef>
+                          <a:effectRef idx="0"/>
+                          <a:fontRef idx="minor"/>
                         </wps:style>
-                        <wps:bodyPr spcFirstLastPara="0" wrap="square" lIns="91440" tIns="45720" rIns="91440" bIns="45720" anchor="ctr">
-                          <a:noAutofit/>
-                        </wps:bodyPr>
+                        <wps:bodyPr/>
                       </wps:wsp>
                       <wps:wsp>
-                        <wps:cNvPr id="1036384635" name="Rectangle 1036384635"/>
-                        <wps:cNvSpPr>
-                          <a:spLocks noChangeArrowheads="1"/>
-                        </wps:cNvSpPr>
+                        <wps:cNvPr id="39" name="Rectangle 1036384635"/>
+                        <wps:cNvSpPr/>
                         <wps:spPr>
                           <a:xfrm>
-                            <a:off x="1003300" y="317500"/>
-                            <a:ext cx="825500" cy="406400"/>
+                            <a:off x="1003320" y="317520"/>
+                            <a:ext cx="824760" cy="405720"/>
                           </a:xfrm>
                           <a:prstGeom prst="rect">
                             <a:avLst/>
@@ -3598,11 +3073,18 @@
                             <a:miter/>
                           </a:ln>
                         </wps:spPr>
+                        <wps:style>
+                          <a:lnRef idx="0"/>
+                          <a:fillRef idx="0"/>
+                          <a:effectRef idx="0"/>
+                          <a:fontRef idx="minor"/>
+                        </wps:style>
                         <wps:txbx>
                           <w:txbxContent>
                             <w:p>
                               <w:pPr>
-                                <w:spacing w:line="276" w:lineRule="auto"/>
+                                <w:pStyle w:val="Normal"/>
+                                <w:spacing w:lineRule="auto" w:line="276" w:before="0" w:after="160"/>
                                 <w:jc w:val="center"/>
                                 <w:rPr>
                                   <w:rFonts w:ascii="Aptos" w:hAnsi="Aptos"/>
@@ -3627,19 +3109,17 @@
                             </w:p>
                           </w:txbxContent>
                         </wps:txbx>
-                        <wps:bodyPr wrap="square" lIns="91440" tIns="45720" rIns="91440" bIns="45720" anchor="t">
+                        <wps:bodyPr anchor="t">
                           <a:noAutofit/>
                         </wps:bodyPr>
                       </wps:wsp>
                       <wps:wsp>
-                        <wps:cNvPr id="176317479" name="Rectangle 176317479"/>
-                        <wps:cNvSpPr>
-                          <a:spLocks noChangeArrowheads="1"/>
-                        </wps:cNvSpPr>
+                        <wps:cNvPr id="40" name="Rectangle 176317479"/>
+                        <wps:cNvSpPr/>
                         <wps:spPr>
                           <a:xfrm>
-                            <a:off x="4203700" y="317500"/>
-                            <a:ext cx="1193800" cy="406400"/>
+                            <a:off x="4204440" y="317520"/>
+                            <a:ext cx="1193040" cy="405720"/>
                           </a:xfrm>
                           <a:prstGeom prst="rect">
                             <a:avLst/>
@@ -3654,11 +3134,18 @@
                             <a:miter/>
                           </a:ln>
                         </wps:spPr>
+                        <wps:style>
+                          <a:lnRef idx="0"/>
+                          <a:fillRef idx="0"/>
+                          <a:effectRef idx="0"/>
+                          <a:fontRef idx="minor"/>
+                        </wps:style>
                         <wps:txbx>
                           <w:txbxContent>
                             <w:p>
                               <w:pPr>
-                                <w:spacing w:line="276" w:lineRule="auto"/>
+                                <w:pStyle w:val="Normal"/>
+                                <w:spacing w:lineRule="auto" w:line="276" w:before="0" w:after="160"/>
                                 <w:jc w:val="center"/>
                                 <w:rPr>
                                   <w:rFonts w:ascii="Aptos" w:hAnsi="Aptos"/>
@@ -3683,19 +3170,17 @@
                             </w:p>
                           </w:txbxContent>
                         </wps:txbx>
-                        <wps:bodyPr wrap="square" lIns="91440" tIns="45720" rIns="91440" bIns="45720" anchor="t">
+                        <wps:bodyPr anchor="t">
                           <a:noAutofit/>
                         </wps:bodyPr>
                       </wps:wsp>
                       <wps:wsp>
-                        <wps:cNvPr id="2036545315" name="Rectangle 2036545315"/>
-                        <wps:cNvSpPr>
-                          <a:spLocks noChangeArrowheads="1"/>
-                        </wps:cNvSpPr>
+                        <wps:cNvPr id="41" name="Rectangle 2036545315"/>
+                        <wps:cNvSpPr/>
                         <wps:spPr>
                           <a:xfrm>
-                            <a:off x="2673350" y="1222843"/>
-                            <a:ext cx="1422400" cy="809157"/>
+                            <a:off x="2673360" y="1222920"/>
+                            <a:ext cx="1422360" cy="808920"/>
                           </a:xfrm>
                           <a:prstGeom prst="rect">
                             <a:avLst/>
@@ -3710,11 +3195,18 @@
                             <a:miter/>
                           </a:ln>
                         </wps:spPr>
+                        <wps:style>
+                          <a:lnRef idx="0"/>
+                          <a:fillRef idx="0"/>
+                          <a:effectRef idx="0"/>
+                          <a:fontRef idx="minor"/>
+                        </wps:style>
                         <wps:txbx>
                           <w:txbxContent>
                             <w:p>
                               <w:pPr>
-                                <w:spacing w:line="276" w:lineRule="auto"/>
+                                <w:pStyle w:val="Normal"/>
+                                <w:spacing w:lineRule="auto" w:line="276" w:before="0" w:after="160"/>
                                 <w:jc w:val="center"/>
                                 <w:rPr>
                                   <w:rFonts w:ascii="Aptos" w:hAnsi="Aptos"/>
@@ -3739,7 +3231,7 @@
                             </w:p>
                           </w:txbxContent>
                         </wps:txbx>
-                        <wps:bodyPr wrap="square" lIns="91440" tIns="45720" rIns="91440" bIns="45720" anchor="t">
+                        <wps:bodyPr anchor="t">
                           <a:noAutofit/>
                         </wps:bodyPr>
                       </wps:wsp>
@@ -3751,21 +3243,36 @@
           </mc:Choice>
           <mc:Fallback>
             <w:pict>
-              <v:group w14:anchorId="1AA536AC" id="_x0000_s1058" style="width:507.5pt;height:293.5pt;mso-position-horizontal-relative:char;mso-position-vertical-relative:line" coordsize="64452,37274" o:gfxdata="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">
-                <v:rect id="Rectangle 1641381275" o:spid="_x0000_s1059" style="position:absolute;width:64452;height:37274;visibility:visible;mso-wrap-style:square;v-text-anchor:middle" o:gfxdata="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" fillcolor="#156082 [3204]" strokecolor="#030e13 [484]" strokeweight="1.5pt"/>
-                <v:shape id="Smiley Face 1698506981" o:spid="_x0000_s1060" type="#_x0000_t96" style="position:absolute;left:8509;top:8763;width:12136;height:9398;visibility:visible;mso-wrap-style:square;v-text-anchor:middle" o:gfxdata="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" fillcolor="#156082 [3204]" strokecolor="#030e13 [484]" strokeweight="1.5pt">
-                  <v:stroke joinstyle="miter"/>
+              <v:group id="shape_0" alt="Group 7" style="position:absolute;margin-left:0pt;margin-top:-295.55pt;width:507.5pt;height:293.5pt" coordorigin="0,-5911" coordsize="10150,5870">
+                <v:rect id="shape_0" fillcolor="#156082" stroked="t" o:allowincell="f" style="position:absolute;left:0;top:-5911;width:10149;height:5869;mso-wrap-style:none;v-text-anchor:middle;mso-position-vertical:top">
+                  <v:fill o:detectmouseclick="t" type="solid" color2="#ea9f7d"/>
+                  <v:stroke color="#092a38" weight="19080" joinstyle="miter" endcap="flat"/>
+                  <w10:wrap type="square"/>
+                </v:rect>
+                <v:shape id="shape_0" fillcolor="#156082" stroked="t" o:allowincell="f" style="position:absolute;left:1340;top:-4531;width:1909;height:1478;mso-wrap-style:none;v-text-anchor:middle;mso-position-vertical:top" type="_x0000_t96" path="l-2147483623,-2147483618xel-2147483641,-2147483635l-2147483597,-2147483596el-2147483604,-2147483602el-2147483643,-2147483630xe">
+                  <v:fill o:detectmouseclick="t" type="solid" color2="#ea9f7d"/>
+                  <v:stroke color="#092a38" weight="19080" joinstyle="miter" endcap="flat"/>
+                  <w10:wrap type="square"/>
                 </v:shape>
-                <v:shape id="Smiley Face 761455398" o:spid="_x0000_s1061" type="#_x0000_t96" style="position:absolute;left:42545;top:8572;width:10985;height:9598;visibility:visible;mso-wrap-style:square;v-text-anchor:middle" o:gfxdata="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" fillcolor="#156082 [3204]" strokecolor="#030e13 [484]" strokeweight="1.5pt">
-                  <v:stroke joinstyle="miter"/>
+                <v:shape id="shape_0" fillcolor="#156082" stroked="t" o:allowincell="f" style="position:absolute;left:6701;top:-4561;width:1728;height:1509;mso-wrap-style:none;v-text-anchor:middle;mso-position-vertical:top" type="_x0000_t96" path="l-2147483623,-2147483618xel-2147483641,-2147483635l-2147483597,-2147483596el-2147483604,-2147483602el-2147483643,-2147483630xe">
+                  <v:fill o:detectmouseclick="t" type="solid" color2="#ea9f7d"/>
+                  <v:stroke color="#092a38" weight="19080" joinstyle="miter" endcap="flat"/>
+                  <w10:wrap type="square"/>
                 </v:shape>
-                <v:shape id="Explosion: 14 Points 1297750756" o:spid="_x0000_s1062" type="#_x0000_t72" style="position:absolute;left:24765;top:18796;width:16192;height:13335;visibility:visible;mso-wrap-style:square;v-text-anchor:middle" o:gfxdata="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" fillcolor="#e97132 [3205]" strokecolor="#030e13 [484]" strokeweight="1.5pt"/>
-                <v:rect id="Rectangle 1036384635" o:spid="_x0000_s1063" style="position:absolute;left:10033;top:3175;width:8255;height:4064;visibility:visible;mso-wrap-style:square;v-text-anchor:top" o:gfxdata="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">
+                <v:shape id="shape_0" fillcolor="#e97132" stroked="t" o:allowincell="f" style="position:absolute;left:3900;top:-2950;width:2549;height:2098;mso-wrap-style:none;v-text-anchor:middle;mso-position-vertical:top" type="_x0000_t72" path="m11462,4342l14790,0l14525,5777l18007,3172l16380,6532l21600,6645l16985,9402l18270,11290l16380,12310l18877,15632l14640,14350l14942,17370l12180,15935l11612,18842l9872,17370l8700,19712l7527,18125l4917,21600l4805,18240l1285,17825l3330,15370l0,12877l3935,11592l1172,8270l5372,7817l4502,3625l8550,6382l9722,1887xe">
+                  <v:fill o:detectmouseclick="t" type="solid" color2="#168ecd"/>
+                  <v:stroke color="#092a38" weight="19080" joinstyle="miter" endcap="flat"/>
+                  <w10:wrap type="square"/>
+                </v:shape>
+                <v:rect id="shape_0" fillcolor="white" stroked="t" o:allowincell="f" style="position:absolute;left:1580;top:-5411;width:1298;height:638;mso-wrap-style:square;v-text-anchor:top;mso-position-vertical:top">
+                  <v:fill o:detectmouseclick="t" type="solid" color2="black"/>
+                  <v:stroke color="black" weight="9360" joinstyle="miter" endcap="flat"/>
                   <v:textbox>
                     <w:txbxContent>
                       <w:p>
                         <w:pPr>
-                          <w:spacing w:line="276" w:lineRule="auto"/>
+                          <w:pStyle w:val="Normal"/>
+                          <w:spacing w:lineRule="auto" w:line="276" w:before="0" w:after="160"/>
                           <w:jc w:val="center"/>
                           <w:rPr>
                             <w:rFonts w:ascii="Aptos" w:hAnsi="Aptos"/>
@@ -3790,13 +3297,17 @@
                       </w:p>
                     </w:txbxContent>
                   </v:textbox>
+                  <w10:wrap type="square"/>
                 </v:rect>
-                <v:rect id="Rectangle 176317479" o:spid="_x0000_s1064" style="position:absolute;left:42037;top:3175;width:11938;height:4064;visibility:visible;mso-wrap-style:square;v-text-anchor:top" o:gfxdata="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">
+                <v:rect id="shape_0" fillcolor="white" stroked="t" o:allowincell="f" style="position:absolute;left:6621;top:-5411;width:1878;height:638;mso-wrap-style:square;v-text-anchor:top;mso-position-vertical:top">
+                  <v:fill o:detectmouseclick="t" type="solid" color2="black"/>
+                  <v:stroke color="black" weight="9360" joinstyle="miter" endcap="flat"/>
                   <v:textbox>
                     <w:txbxContent>
                       <w:p>
                         <w:pPr>
-                          <w:spacing w:line="276" w:lineRule="auto"/>
+                          <w:pStyle w:val="Normal"/>
+                          <w:spacing w:lineRule="auto" w:line="276" w:before="0" w:after="160"/>
                           <w:jc w:val="center"/>
                           <w:rPr>
                             <w:rFonts w:ascii="Aptos" w:hAnsi="Aptos"/>
@@ -3821,13 +3332,17 @@
                       </w:p>
                     </w:txbxContent>
                   </v:textbox>
+                  <w10:wrap type="square"/>
                 </v:rect>
-                <v:rect id="Rectangle 2036545315" o:spid="_x0000_s1065" style="position:absolute;left:26733;top:12228;width:14224;height:8092;visibility:visible;mso-wrap-style:square;v-text-anchor:top" o:gfxdata="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">
+                <v:rect id="shape_0" fillcolor="white" stroked="t" o:allowincell="f" style="position:absolute;left:4210;top:-3985;width:2239;height:1273;mso-wrap-style:square;v-text-anchor:top;mso-position-vertical:top">
+                  <v:fill o:detectmouseclick="t" type="solid" color2="black"/>
+                  <v:stroke color="black" weight="9360" joinstyle="miter" endcap="flat"/>
                   <v:textbox>
                     <w:txbxContent>
                       <w:p>
                         <w:pPr>
-                          <w:spacing w:line="276" w:lineRule="auto"/>
+                          <w:pStyle w:val="Normal"/>
+                          <w:spacing w:lineRule="auto" w:line="276" w:before="0" w:after="160"/>
                           <w:jc w:val="center"/>
                           <w:rPr>
                             <w:rFonts w:ascii="Aptos" w:hAnsi="Aptos"/>
@@ -3852,8 +3367,8 @@
                       </w:p>
                     </w:txbxContent>
                   </v:textbox>
+                  <w10:wrap type="square"/>
                 </v:rect>
-                <w10:anchorlock/>
               </v:group>
             </w:pict>
           </mc:Fallback>
@@ -3863,300 +3378,92 @@
     <w:p>
       <w:pPr>
         <w:pStyle w:val="Caption"/>
-      </w:pPr>
-      <w:r>
+        <w:rPr/>
+      </w:pPr>
+      <w:r>
+        <w:rPr/>
         <w:t xml:space="preserve">Figure </w:t>
       </w:r>
       <w:r>
+        <w:rPr/>
         <w:fldChar w:fldCharType="begin"/>
       </w:r>
       <w:r>
-        <w:instrText>SEQ Figure \* ARABIC</w:instrText>
-      </w:r>
-      <w:r>
+        <w:rPr/>
+        <w:instrText xml:space="preserve"> SEQ Figure \* ARABIC </w:instrText>
+      </w:r>
+      <w:r>
+        <w:rPr/>
         <w:fldChar w:fldCharType="separate"/>
       </w:r>
       <w:r>
-        <w:rPr>
-          <w:noProof/>
-        </w:rPr>
+        <w:rPr/>
         <w:t>1</w:t>
       </w:r>
       <w:r>
+        <w:rPr/>
         <w:fldChar w:fldCharType="end"/>
       </w:r>
       <w:r>
+        <w:rPr/>
         <w:t xml:space="preserve"> Ensure that it is apparent from your photo that you completed your demonstration.</w:t>
       </w:r>
     </w:p>
     <w:p>
       <w:pPr>
-        <w:rPr>
-          <w:lang w:val="en-GB"/>
-        </w:rPr>
-      </w:pPr>
-    </w:p>
-    <w:p/>
-    <w:p>
-      <w:pPr>
-        <w:rPr>
-          <w:lang w:val="en-GB"/>
-        </w:rPr>
-      </w:pPr>
+        <w:pStyle w:val="Normal"/>
+        <w:rPr>
+          <w:lang w:val="en-GB"/>
+        </w:rPr>
+      </w:pPr>
+      <w:r>
+        <w:rPr>
+          <w:lang w:val="en-GB"/>
+        </w:rPr>
+      </w:r>
+    </w:p>
+    <w:p>
+      <w:pPr>
+        <w:pStyle w:val="Normal"/>
+        <w:rPr/>
+      </w:pPr>
+      <w:r>
+        <w:rPr/>
+      </w:r>
+    </w:p>
+    <w:p>
+      <w:pPr>
+        <w:pStyle w:val="Normal"/>
+        <w:spacing w:before="0" w:after="160"/>
+        <w:rPr>
+          <w:lang w:val="en-GB"/>
+        </w:rPr>
+      </w:pPr>
+      <w:r>
+        <w:rPr>
+          <w:lang w:val="en-GB"/>
+        </w:rPr>
+      </w:r>
     </w:p>
     <w:sectPr>
+      <w:type w:val="nextPage"/>
       <w:pgSz w:w="11906" w:h="16838"/>
-      <w:pgMar w:top="720" w:right="720" w:bottom="720" w:left="720" w:header="708" w:footer="708" w:gutter="0"/>
-      <w:cols w:space="708"/>
-      <w:docGrid w:linePitch="360"/>
+      <w:pgMar w:left="720" w:right="720" w:gutter="0" w:header="0" w:top="720" w:footer="0" w:bottom="720"/>
+      <w:pgNumType w:fmt="decimal"/>
+      <w:formProt w:val="false"/>
+      <w:textDirection w:val="lrTb"/>
+      <w:docGrid w:type="default" w:linePitch="360" w:charSpace="0"/>
     </w:sectPr>
   </w:body>
 </w:document>
 </file>
 
-<file path=word/numbering.xml><?xml version="1.0" encoding="utf-8"?>
-<w:numbering xmlns:wpc="http://schemas.microsoft.com/office/word/2010/wordprocessingCanvas" xmlns:cx="http://schemas.microsoft.com/office/drawing/2014/chartex" xmlns:cx1="http://schemas.microsoft.com/office/drawing/2015/9/8/chartex" xmlns:cx2="http://schemas.microsoft.com/office/drawing/2015/10/21/chartex" xmlns:cx3="http://schemas.microsoft.com/office/drawing/2016/5/9/chartex" xmlns:cx4="http://schemas.microsoft.com/office/drawing/2016/5/10/chartex" xmlns:cx5="http://schemas.microsoft.com/office/drawing/2016/5/11/chartex" xmlns:cx6="http://schemas.microsoft.com/office/drawing/2016/5/12/chartex" xmlns:cx7="http://schemas.microsoft.com/office/drawing/2016/5/13/chartex" xmlns:cx8="http://schemas.microsoft.com/office/drawing/2016/5/14/chartex" xmlns:mc="http://schemas.openxmlformats.org/markup-compatibility/2006" xmlns:m="http://schemas.openxmlformats.org/officeDocument/2006/math" xmlns:aink="http://schemas.microsoft.com/office/drawing/2016/ink" xmlns:am3d="http://schemas.microsoft.com/office/drawing/2017/model3d" xmlns:oel="http://schemas.microsoft.com/office/2019/extlst" xmlns:r="http://schemas.openxmlformats.org/officeDocument/2006/relationships" xmlns:wp14="http://schemas.microsoft.com/office/word/2010/wordprocessingDrawing" xmlns:wp="http://schemas.openxmlformats.org/drawingml/2006/wordprocessingDrawing" xmlns:wpg="http://schemas.microsoft.com/office/word/2010/wordprocessingGroup" xmlns:wpi="http://schemas.microsoft.com/office/word/2010/wordprocessingInk" xmlns:wps="http://schemas.microsoft.com/office/word/2010/wordprocessingShape" xmlns:o="urn:schemas-microsoft-com:office:office" xmlns:v="urn:schemas-microsoft-com:vml" xmlns:w10="urn:schemas-microsoft-com:office:word" xmlns:w="http://schemas.openxmlformats.org/wordprocessingml/2006/main" xmlns:w14="http://schemas.microsoft.com/office/word/2010/wordml" xmlns:w15="http://schemas.microsoft.com/office/word/2012/wordml" xmlns:w16cex="http://schemas.microsoft.com/office/word/2018/wordml/cex" xmlns:w16cid="http://schemas.microsoft.com/office/word/2016/wordml/cid" xmlns:w16="http://schemas.microsoft.com/office/word/2018/wordml" xmlns:w16sdtdh="http://schemas.microsoft.com/office/word/2020/wordml/sdtdatahash" xmlns:w16sdtfl="http://schemas.microsoft.com/office/word/2024/wordml/sdtformatlock" xmlns:w16se="http://schemas.microsoft.com/office/word/2015/wordml/symex" xmlns:w16du="http://schemas.microsoft.com/office/word/2023/wordml/word16du" xmlns:wne="http://schemas.microsoft.com/office/word/2006/wordml" mc:Ignorable="w14 w15 w16se w16cid w16 w16cex w16sdtdh w16sdtfl w16du wp14">
-  <w:abstractNum w:abstractNumId="0" w15:restartNumberingAfterBreak="0">
-    <w:nsid w:val="259E531D"/>
-    <w:multiLevelType w:val="multilevel"/>
-    <w:tmpl w:val="96FE2DB6"/>
-    <w:lvl w:ilvl="0">
-      <w:start w:val="1"/>
-      <w:numFmt w:val="decimal"/>
-      <w:lvlText w:val="%1."/>
-      <w:lvlJc w:val="left"/>
-      <w:pPr>
-        <w:tabs>
-          <w:tab w:val="num" w:pos="720"/>
-        </w:tabs>
-        <w:ind w:left="720" w:hanging="360"/>
-      </w:pPr>
-    </w:lvl>
-    <w:lvl w:ilvl="1" w:tentative="1">
-      <w:start w:val="1"/>
-      <w:numFmt w:val="decimal"/>
-      <w:lvlText w:val="%2."/>
-      <w:lvlJc w:val="left"/>
-      <w:pPr>
-        <w:tabs>
-          <w:tab w:val="num" w:pos="1440"/>
-        </w:tabs>
-        <w:ind w:left="1440" w:hanging="360"/>
-      </w:pPr>
-    </w:lvl>
-    <w:lvl w:ilvl="2" w:tentative="1">
-      <w:start w:val="1"/>
-      <w:numFmt w:val="decimal"/>
-      <w:lvlText w:val="%3."/>
-      <w:lvlJc w:val="left"/>
-      <w:pPr>
-        <w:tabs>
-          <w:tab w:val="num" w:pos="2160"/>
-        </w:tabs>
-        <w:ind w:left="2160" w:hanging="360"/>
-      </w:pPr>
-    </w:lvl>
-    <w:lvl w:ilvl="3" w:tentative="1">
-      <w:start w:val="1"/>
-      <w:numFmt w:val="decimal"/>
-      <w:lvlText w:val="%4."/>
-      <w:lvlJc w:val="left"/>
-      <w:pPr>
-        <w:tabs>
-          <w:tab w:val="num" w:pos="2880"/>
-        </w:tabs>
-        <w:ind w:left="2880" w:hanging="360"/>
-      </w:pPr>
-    </w:lvl>
-    <w:lvl w:ilvl="4" w:tentative="1">
-      <w:start w:val="1"/>
-      <w:numFmt w:val="decimal"/>
-      <w:lvlText w:val="%5."/>
-      <w:lvlJc w:val="left"/>
-      <w:pPr>
-        <w:tabs>
-          <w:tab w:val="num" w:pos="3600"/>
-        </w:tabs>
-        <w:ind w:left="3600" w:hanging="360"/>
-      </w:pPr>
-    </w:lvl>
-    <w:lvl w:ilvl="5" w:tentative="1">
-      <w:start w:val="1"/>
-      <w:numFmt w:val="decimal"/>
-      <w:lvlText w:val="%6."/>
-      <w:lvlJc w:val="left"/>
-      <w:pPr>
-        <w:tabs>
-          <w:tab w:val="num" w:pos="4320"/>
-        </w:tabs>
-        <w:ind w:left="4320" w:hanging="360"/>
-      </w:pPr>
-    </w:lvl>
-    <w:lvl w:ilvl="6" w:tentative="1">
-      <w:start w:val="1"/>
-      <w:numFmt w:val="decimal"/>
-      <w:lvlText w:val="%7."/>
-      <w:lvlJc w:val="left"/>
-      <w:pPr>
-        <w:tabs>
-          <w:tab w:val="num" w:pos="5040"/>
-        </w:tabs>
-        <w:ind w:left="5040" w:hanging="360"/>
-      </w:pPr>
-    </w:lvl>
-    <w:lvl w:ilvl="7" w:tentative="1">
-      <w:start w:val="1"/>
-      <w:numFmt w:val="decimal"/>
-      <w:lvlText w:val="%8."/>
-      <w:lvlJc w:val="left"/>
-      <w:pPr>
-        <w:tabs>
-          <w:tab w:val="num" w:pos="5760"/>
-        </w:tabs>
-        <w:ind w:left="5760" w:hanging="360"/>
-      </w:pPr>
-    </w:lvl>
-    <w:lvl w:ilvl="8" w:tentative="1">
-      <w:start w:val="1"/>
-      <w:numFmt w:val="decimal"/>
-      <w:lvlText w:val="%9."/>
-      <w:lvlJc w:val="left"/>
-      <w:pPr>
-        <w:tabs>
-          <w:tab w:val="num" w:pos="6480"/>
-        </w:tabs>
-        <w:ind w:left="6480" w:hanging="360"/>
-      </w:pPr>
-    </w:lvl>
-  </w:abstractNum>
-  <w:abstractNum w:abstractNumId="1" w15:restartNumberingAfterBreak="0">
-    <w:nsid w:val="402B8457"/>
-    <w:multiLevelType w:val="hybridMultilevel"/>
-    <w:tmpl w:val="DF462666"/>
-    <w:lvl w:ilvl="0" w:tplc="A2A64004">
-      <w:start w:val="1"/>
-      <w:numFmt w:val="bullet"/>
-      <w:lvlText w:val=""/>
-      <w:lvlJc w:val="left"/>
-      <w:pPr>
-        <w:ind w:left="720" w:hanging="360"/>
-      </w:pPr>
-      <w:rPr>
-        <w:rFonts w:ascii="Symbol" w:hAnsi="Symbol" w:hint="default"/>
-      </w:rPr>
-    </w:lvl>
-    <w:lvl w:ilvl="1" w:tplc="23224AE4">
-      <w:start w:val="1"/>
-      <w:numFmt w:val="bullet"/>
-      <w:lvlText w:val="o"/>
-      <w:lvlJc w:val="left"/>
-      <w:pPr>
-        <w:ind w:left="1440" w:hanging="360"/>
-      </w:pPr>
-      <w:rPr>
-        <w:rFonts w:ascii="Courier New" w:hAnsi="Courier New" w:hint="default"/>
-      </w:rPr>
-    </w:lvl>
-    <w:lvl w:ilvl="2" w:tplc="65F4A234">
-      <w:start w:val="1"/>
-      <w:numFmt w:val="bullet"/>
-      <w:lvlText w:val=""/>
-      <w:lvlJc w:val="left"/>
-      <w:pPr>
-        <w:ind w:left="2160" w:hanging="360"/>
-      </w:pPr>
-      <w:rPr>
-        <w:rFonts w:ascii="Wingdings" w:hAnsi="Wingdings" w:hint="default"/>
-      </w:rPr>
-    </w:lvl>
-    <w:lvl w:ilvl="3" w:tplc="4FA6E2A4">
-      <w:start w:val="1"/>
-      <w:numFmt w:val="bullet"/>
-      <w:lvlText w:val=""/>
-      <w:lvlJc w:val="left"/>
-      <w:pPr>
-        <w:ind w:left="2880" w:hanging="360"/>
-      </w:pPr>
-      <w:rPr>
-        <w:rFonts w:ascii="Symbol" w:hAnsi="Symbol" w:hint="default"/>
-      </w:rPr>
-    </w:lvl>
-    <w:lvl w:ilvl="4" w:tplc="68A26DC6">
-      <w:start w:val="1"/>
-      <w:numFmt w:val="bullet"/>
-      <w:lvlText w:val="o"/>
-      <w:lvlJc w:val="left"/>
-      <w:pPr>
-        <w:ind w:left="3600" w:hanging="360"/>
-      </w:pPr>
-      <w:rPr>
-        <w:rFonts w:ascii="Courier New" w:hAnsi="Courier New" w:hint="default"/>
-      </w:rPr>
-    </w:lvl>
-    <w:lvl w:ilvl="5" w:tplc="B13AAC78">
-      <w:start w:val="1"/>
-      <w:numFmt w:val="bullet"/>
-      <w:lvlText w:val=""/>
-      <w:lvlJc w:val="left"/>
-      <w:pPr>
-        <w:ind w:left="4320" w:hanging="360"/>
-      </w:pPr>
-      <w:rPr>
-        <w:rFonts w:ascii="Wingdings" w:hAnsi="Wingdings" w:hint="default"/>
-      </w:rPr>
-    </w:lvl>
-    <w:lvl w:ilvl="6" w:tplc="EB3AC120">
-      <w:start w:val="1"/>
-      <w:numFmt w:val="bullet"/>
-      <w:lvlText w:val=""/>
-      <w:lvlJc w:val="left"/>
-      <w:pPr>
-        <w:ind w:left="5040" w:hanging="360"/>
-      </w:pPr>
-      <w:rPr>
-        <w:rFonts w:ascii="Symbol" w:hAnsi="Symbol" w:hint="default"/>
-      </w:rPr>
-    </w:lvl>
-    <w:lvl w:ilvl="7" w:tplc="5AC80ACA">
-      <w:start w:val="1"/>
-      <w:numFmt w:val="bullet"/>
-      <w:lvlText w:val="o"/>
-      <w:lvlJc w:val="left"/>
-      <w:pPr>
-        <w:ind w:left="5760" w:hanging="360"/>
-      </w:pPr>
-      <w:rPr>
-        <w:rFonts w:ascii="Courier New" w:hAnsi="Courier New" w:hint="default"/>
-      </w:rPr>
-    </w:lvl>
-    <w:lvl w:ilvl="8" w:tplc="3F565260">
-      <w:start w:val="1"/>
-      <w:numFmt w:val="bullet"/>
-      <w:lvlText w:val=""/>
-      <w:lvlJc w:val="left"/>
-      <w:pPr>
-        <w:ind w:left="6480" w:hanging="360"/>
-      </w:pPr>
-      <w:rPr>
-        <w:rFonts w:ascii="Wingdings" w:hAnsi="Wingdings" w:hint="default"/>
-      </w:rPr>
-    </w:lvl>
-  </w:abstractNum>
-  <w:num w:numId="1" w16cid:durableId="1322928919">
-    <w:abstractNumId w:val="1"/>
-  </w:num>
-  <w:num w:numId="2" w16cid:durableId="2065835640">
-    <w:abstractNumId w:val="0"/>
-  </w:num>
-</w:numbering>
-</file>
-
 <file path=word/styles.xml><?xml version="1.0" encoding="utf-8"?>
-<w:styles xmlns:mc="http://schemas.openxmlformats.org/markup-compatibility/2006" xmlns:r="http://schemas.openxmlformats.org/officeDocument/2006/relationships" xmlns:w="http://schemas.openxmlformats.org/wordprocessingml/2006/main" xmlns:w14="http://schemas.microsoft.com/office/word/2010/wordml" xmlns:w15="http://schemas.microsoft.com/office/word/2012/wordml" xmlns:w16cex="http://schemas.microsoft.com/office/word/2018/wordml/cex" xmlns:w16cid="http://schemas.microsoft.com/office/word/2016/wordml/cid" xmlns:w16="http://schemas.microsoft.com/office/word/2018/wordml" xmlns:w16sdtdh="http://schemas.microsoft.com/office/word/2020/wordml/sdtdatahash" xmlns:w16sdtfl="http://schemas.microsoft.com/office/word/2024/wordml/sdtformatlock" xmlns:w16se="http://schemas.microsoft.com/office/word/2015/wordml/symex" xmlns:w16du="http://schemas.microsoft.com/office/word/2023/wordml/word16du" mc:Ignorable="w14 w15 w16se w16cid w16 w16cex w16sdtdh w16sdtfl w16du">
+<w:styles xmlns:w="http://schemas.openxmlformats.org/wordprocessingml/2006/main" xmlns:w14="http://schemas.microsoft.com/office/word/2010/wordml" xmlns:mc="http://schemas.openxmlformats.org/markup-compatibility/2006" mc:Ignorable="w14">
   <w:docDefaults>
     <w:rPrDefault>
       <w:rPr>
-        <w:rFonts w:asciiTheme="minorHAnsi" w:eastAsiaTheme="minorHAnsi" w:hAnsiTheme="minorHAnsi" w:cstheme="minorBidi"/>
+        <w:rFonts w:ascii="Aptos" w:hAnsi="Aptos" w:eastAsia="Aptos" w:cs="" w:asciiTheme="minorHAnsi" w:cstheme="minorBidi" w:eastAsiaTheme="minorHAnsi" w:hAnsiTheme="minorHAnsi"/>
         <w:kern w:val="2"/>
         <w:sz w:val="24"/>
         <w:szCs w:val="24"/>
@@ -4166,21 +3473,21 @@
     </w:rPrDefault>
     <w:pPrDefault>
       <w:pPr>
-        <w:spacing w:after="160" w:line="278" w:lineRule="auto"/>
+        <w:suppressAutoHyphens w:val="true"/>
       </w:pPr>
     </w:pPrDefault>
   </w:docDefaults>
   <w:latentStyles w:defLockedState="0" w:defUIPriority="99" w:defSemiHidden="0" w:defUnhideWhenUsed="0" w:defQFormat="0" w:count="376">
     <w:lsdException w:name="Normal" w:uiPriority="0" w:qFormat="1"/>
     <w:lsdException w:name="heading 1" w:uiPriority="9" w:qFormat="1"/>
-    <w:lsdException w:name="heading 2" w:semiHidden="1" w:uiPriority="9" w:unhideWhenUsed="1" w:qFormat="1"/>
-    <w:lsdException w:name="heading 3" w:semiHidden="1" w:uiPriority="9" w:unhideWhenUsed="1" w:qFormat="1"/>
-    <w:lsdException w:name="heading 4" w:semiHidden="1" w:uiPriority="9" w:unhideWhenUsed="1" w:qFormat="1"/>
-    <w:lsdException w:name="heading 5" w:semiHidden="1" w:uiPriority="9" w:unhideWhenUsed="1" w:qFormat="1"/>
-    <w:lsdException w:name="heading 6" w:semiHidden="1" w:uiPriority="9" w:unhideWhenUsed="1" w:qFormat="1"/>
-    <w:lsdException w:name="heading 7" w:semiHidden="1" w:uiPriority="9" w:unhideWhenUsed="1" w:qFormat="1"/>
-    <w:lsdException w:name="heading 8" w:semiHidden="1" w:uiPriority="9" w:unhideWhenUsed="1" w:qFormat="1"/>
-    <w:lsdException w:name="heading 9" w:semiHidden="1" w:uiPriority="9" w:unhideWhenUsed="1" w:qFormat="1"/>
+    <w:lsdException w:name="heading 2" w:uiPriority="9" w:semiHidden="1" w:unhideWhenUsed="1" w:qFormat="1"/>
+    <w:lsdException w:name="heading 3" w:uiPriority="9" w:semiHidden="1" w:unhideWhenUsed="1" w:qFormat="1"/>
+    <w:lsdException w:name="heading 4" w:uiPriority="9" w:semiHidden="1" w:unhideWhenUsed="1" w:qFormat="1"/>
+    <w:lsdException w:name="heading 5" w:uiPriority="9" w:semiHidden="1" w:unhideWhenUsed="1" w:qFormat="1"/>
+    <w:lsdException w:name="heading 6" w:uiPriority="9" w:semiHidden="1" w:unhideWhenUsed="1" w:qFormat="1"/>
+    <w:lsdException w:name="heading 7" w:uiPriority="9" w:semiHidden="1" w:unhideWhenUsed="1" w:qFormat="1"/>
+    <w:lsdException w:name="heading 8" w:uiPriority="9" w:semiHidden="1" w:unhideWhenUsed="1" w:qFormat="1"/>
+    <w:lsdException w:name="heading 9" w:uiPriority="9" w:semiHidden="1" w:unhideWhenUsed="1" w:qFormat="1"/>
     <w:lsdException w:name="index 1" w:semiHidden="1" w:unhideWhenUsed="1"/>
     <w:lsdException w:name="index 2" w:semiHidden="1" w:unhideWhenUsed="1"/>
     <w:lsdException w:name="index 3" w:semiHidden="1" w:unhideWhenUsed="1"/>
@@ -4190,22 +3497,22 @@
     <w:lsdException w:name="index 7" w:semiHidden="1" w:unhideWhenUsed="1"/>
     <w:lsdException w:name="index 8" w:semiHidden="1" w:unhideWhenUsed="1"/>
     <w:lsdException w:name="index 9" w:semiHidden="1" w:unhideWhenUsed="1"/>
-    <w:lsdException w:name="toc 1" w:semiHidden="1" w:uiPriority="39" w:unhideWhenUsed="1"/>
-    <w:lsdException w:name="toc 2" w:semiHidden="1" w:uiPriority="39" w:unhideWhenUsed="1"/>
-    <w:lsdException w:name="toc 3" w:semiHidden="1" w:uiPriority="39" w:unhideWhenUsed="1"/>
-    <w:lsdException w:name="toc 4" w:semiHidden="1" w:uiPriority="39" w:unhideWhenUsed="1"/>
-    <w:lsdException w:name="toc 5" w:semiHidden="1" w:uiPriority="39" w:unhideWhenUsed="1"/>
-    <w:lsdException w:name="toc 6" w:semiHidden="1" w:uiPriority="39" w:unhideWhenUsed="1"/>
-    <w:lsdException w:name="toc 7" w:semiHidden="1" w:uiPriority="39" w:unhideWhenUsed="1"/>
-    <w:lsdException w:name="toc 8" w:semiHidden="1" w:uiPriority="39" w:unhideWhenUsed="1"/>
-    <w:lsdException w:name="toc 9" w:semiHidden="1" w:uiPriority="39" w:unhideWhenUsed="1"/>
+    <w:lsdException w:name="toc 1" w:uiPriority="39" w:semiHidden="1" w:unhideWhenUsed="1"/>
+    <w:lsdException w:name="toc 2" w:uiPriority="39" w:semiHidden="1" w:unhideWhenUsed="1"/>
+    <w:lsdException w:name="toc 3" w:uiPriority="39" w:semiHidden="1" w:unhideWhenUsed="1"/>
+    <w:lsdException w:name="toc 4" w:uiPriority="39" w:semiHidden="1" w:unhideWhenUsed="1"/>
+    <w:lsdException w:name="toc 5" w:uiPriority="39" w:semiHidden="1" w:unhideWhenUsed="1"/>
+    <w:lsdException w:name="toc 6" w:uiPriority="39" w:semiHidden="1" w:unhideWhenUsed="1"/>
+    <w:lsdException w:name="toc 7" w:uiPriority="39" w:semiHidden="1" w:unhideWhenUsed="1"/>
+    <w:lsdException w:name="toc 8" w:uiPriority="39" w:semiHidden="1" w:unhideWhenUsed="1"/>
+    <w:lsdException w:name="toc 9" w:uiPriority="39" w:semiHidden="1" w:unhideWhenUsed="1"/>
     <w:lsdException w:name="Normal Indent" w:semiHidden="1" w:unhideWhenUsed="1"/>
     <w:lsdException w:name="footnote text" w:semiHidden="1" w:unhideWhenUsed="1"/>
     <w:lsdException w:name="annotation text" w:semiHidden="1" w:unhideWhenUsed="1"/>
     <w:lsdException w:name="header" w:semiHidden="1" w:unhideWhenUsed="1"/>
     <w:lsdException w:name="footer" w:semiHidden="1" w:unhideWhenUsed="1"/>
     <w:lsdException w:name="index heading" w:semiHidden="1" w:unhideWhenUsed="1"/>
-    <w:lsdException w:name="caption" w:semiHidden="1" w:uiPriority="35" w:unhideWhenUsed="1" w:qFormat="1"/>
+    <w:lsdException w:name="caption" w:uiPriority="35" w:semiHidden="1" w:unhideWhenUsed="1" w:qFormat="1"/>
     <w:lsdException w:name="table of figures" w:semiHidden="1" w:unhideWhenUsed="1"/>
     <w:lsdException w:name="envelope address" w:semiHidden="1" w:unhideWhenUsed="1"/>
     <w:lsdException w:name="envelope return" w:semiHidden="1" w:unhideWhenUsed="1"/>
@@ -4236,7 +3543,7 @@
     <w:lsdException w:name="Title" w:uiPriority="10" w:qFormat="1"/>
     <w:lsdException w:name="Closing" w:semiHidden="1" w:unhideWhenUsed="1"/>
     <w:lsdException w:name="Signature" w:semiHidden="1" w:unhideWhenUsed="1"/>
-    <w:lsdException w:name="Default Paragraph Font" w:semiHidden="1" w:uiPriority="1" w:unhideWhenUsed="1"/>
+    <w:lsdException w:name="Default Paragraph Font" w:uiPriority="1" w:semiHidden="1" w:unhideWhenUsed="1"/>
     <w:lsdException w:name="Body Text" w:semiHidden="1" w:unhideWhenUsed="1"/>
     <w:lsdException w:name="Body Text Indent" w:semiHidden="1" w:unhideWhenUsed="1"/>
     <w:lsdException w:name="List Continue" w:semiHidden="1" w:unhideWhenUsed="1"/>
@@ -4436,8 +3743,8 @@
     <w:lsdException w:name="Subtle Reference" w:uiPriority="31" w:qFormat="1"/>
     <w:lsdException w:name="Intense Reference" w:uiPriority="32" w:qFormat="1"/>
     <w:lsdException w:name="Book Title" w:uiPriority="33" w:qFormat="1"/>
-    <w:lsdException w:name="Bibliography" w:semiHidden="1" w:uiPriority="37" w:unhideWhenUsed="1"/>
-    <w:lsdException w:name="TOC Heading" w:semiHidden="1" w:uiPriority="39" w:unhideWhenUsed="1" w:qFormat="1"/>
+    <w:lsdException w:name="Bibliography" w:uiPriority="37" w:semiHidden="1" w:unhideWhenUsed="1"/>
+    <w:lsdException w:name="TOC Heading" w:uiPriority="39" w:semiHidden="1" w:unhideWhenUsed="1" w:qFormat="1"/>
     <w:lsdException w:name="Plain Table 1" w:uiPriority="41"/>
     <w:lsdException w:name="Plain Table 2" w:uiPriority="42"/>
     <w:lsdException w:name="Plain Table 3" w:uiPriority="43"/>
@@ -4548,9 +3855,24 @@
     <w:lsdException w:name="Unresolved Mention" w:semiHidden="1" w:unhideWhenUsed="1"/>
     <w:lsdException w:name="Smart Link" w:semiHidden="1" w:unhideWhenUsed="1"/>
   </w:latentStyles>
-  <w:style w:type="paragraph" w:default="1" w:styleId="Normal">
+  <w:style w:type="paragraph" w:styleId="Normal" w:default="1">
     <w:name w:val="Normal"/>
     <w:qFormat/>
+    <w:pPr>
+      <w:widowControl/>
+      <w:bidi w:val="0"/>
+      <w:spacing w:lineRule="auto" w:line="278" w:before="0" w:after="160"/>
+      <w:jc w:val="start"/>
+    </w:pPr>
+    <w:rPr>
+      <w:rFonts w:ascii="Aptos" w:hAnsi="Aptos" w:eastAsia="Aptos" w:cs="" w:asciiTheme="minorHAnsi" w:cstheme="minorBidi" w:eastAsiaTheme="minorHAnsi" w:hAnsiTheme="minorHAnsi"/>
+      <w:color w:val="auto"/>
+      <w:kern w:val="2"/>
+      <w:sz w:val="24"/>
+      <w:szCs w:val="24"/>
+      <w:lang w:val="en-AU" w:eastAsia="en-US" w:bidi="ar-SA"/>
+      <w14:ligatures w14:val="standardContextual"/>
+    </w:rPr>
   </w:style>
   <w:style w:type="paragraph" w:styleId="Heading1">
     <w:name w:val="heading 1"/>
@@ -4559,16 +3881,16 @@
     <w:link w:val="Heading1Char"/>
     <w:uiPriority w:val="9"/>
     <w:qFormat/>
-    <w:rsid w:val="00814DC8"/>
+    <w:rsid w:val="00814dc8"/>
     <w:pPr>
-      <w:keepNext/>
+      <w:keepNext w:val="true"/>
       <w:keepLines/>
       <w:spacing w:before="360" w:after="80"/>
       <w:outlineLvl w:val="0"/>
     </w:pPr>
     <w:rPr>
-      <w:rFonts w:asciiTheme="majorHAnsi" w:eastAsiaTheme="majorEastAsia" w:hAnsiTheme="majorHAnsi" w:cstheme="majorBidi"/>
-      <w:color w:val="0F4761" w:themeColor="accent1" w:themeShade="BF"/>
+      <w:rFonts w:ascii="Aptos Display" w:hAnsi="Aptos Display" w:eastAsia="游ゴシック Light" w:cs="" w:asciiTheme="majorHAnsi" w:cstheme="majorBidi" w:eastAsiaTheme="majorEastAsia" w:hAnsiTheme="majorHAnsi"/>
+      <w:color w:themeColor="accent1" w:themeShade="bf" w:val="0F4761"/>
       <w:sz w:val="40"/>
       <w:szCs w:val="40"/>
     </w:rPr>
@@ -4582,16 +3904,16 @@
     <w:semiHidden/>
     <w:unhideWhenUsed/>
     <w:qFormat/>
-    <w:rsid w:val="00814DC8"/>
+    <w:rsid w:val="00814dc8"/>
     <w:pPr>
-      <w:keepNext/>
+      <w:keepNext w:val="true"/>
       <w:keepLines/>
       <w:spacing w:before="160" w:after="80"/>
       <w:outlineLvl w:val="1"/>
     </w:pPr>
     <w:rPr>
-      <w:rFonts w:asciiTheme="majorHAnsi" w:eastAsiaTheme="majorEastAsia" w:hAnsiTheme="majorHAnsi" w:cstheme="majorBidi"/>
-      <w:color w:val="0F4761" w:themeColor="accent1" w:themeShade="BF"/>
+      <w:rFonts w:ascii="Aptos Display" w:hAnsi="Aptos Display" w:eastAsia="游ゴシック Light" w:cs="" w:asciiTheme="majorHAnsi" w:cstheme="majorBidi" w:eastAsiaTheme="majorEastAsia" w:hAnsiTheme="majorHAnsi"/>
+      <w:color w:themeColor="accent1" w:themeShade="bf" w:val="0F4761"/>
       <w:sz w:val="32"/>
       <w:szCs w:val="32"/>
     </w:rPr>
@@ -4605,16 +3927,16 @@
     <w:semiHidden/>
     <w:unhideWhenUsed/>
     <w:qFormat/>
-    <w:rsid w:val="00814DC8"/>
+    <w:rsid w:val="00814dc8"/>
     <w:pPr>
-      <w:keepNext/>
+      <w:keepNext w:val="true"/>
       <w:keepLines/>
       <w:spacing w:before="160" w:after="80"/>
       <w:outlineLvl w:val="2"/>
     </w:pPr>
     <w:rPr>
-      <w:rFonts w:eastAsiaTheme="majorEastAsia" w:cstheme="majorBidi"/>
-      <w:color w:val="0F4761" w:themeColor="accent1" w:themeShade="BF"/>
+      <w:rFonts w:eastAsia="游ゴシック Light" w:cs="" w:cstheme="majorBidi" w:eastAsiaTheme="majorEastAsia"/>
+      <w:color w:themeColor="accent1" w:themeShade="bf" w:val="0F4761"/>
       <w:sz w:val="28"/>
       <w:szCs w:val="28"/>
     </w:rPr>
@@ -4628,18 +3950,18 @@
     <w:semiHidden/>
     <w:unhideWhenUsed/>
     <w:qFormat/>
-    <w:rsid w:val="00814DC8"/>
+    <w:rsid w:val="00814dc8"/>
     <w:pPr>
-      <w:keepNext/>
+      <w:keepNext w:val="true"/>
       <w:keepLines/>
       <w:spacing w:before="80" w:after="40"/>
       <w:outlineLvl w:val="3"/>
     </w:pPr>
     <w:rPr>
-      <w:rFonts w:eastAsiaTheme="majorEastAsia" w:cstheme="majorBidi"/>
+      <w:rFonts w:eastAsia="游ゴシック Light" w:cs="" w:cstheme="majorBidi" w:eastAsiaTheme="majorEastAsia"/>
       <w:i/>
       <w:iCs/>
-      <w:color w:val="0F4761" w:themeColor="accent1" w:themeShade="BF"/>
+      <w:color w:themeColor="accent1" w:themeShade="bf" w:val="0F4761"/>
     </w:rPr>
   </w:style>
   <w:style w:type="paragraph" w:styleId="Heading5">
@@ -4651,16 +3973,16 @@
     <w:semiHidden/>
     <w:unhideWhenUsed/>
     <w:qFormat/>
-    <w:rsid w:val="00814DC8"/>
+    <w:rsid w:val="00814dc8"/>
     <w:pPr>
-      <w:keepNext/>
+      <w:keepNext w:val="true"/>
       <w:keepLines/>
       <w:spacing w:before="80" w:after="40"/>
       <w:outlineLvl w:val="4"/>
     </w:pPr>
     <w:rPr>
-      <w:rFonts w:eastAsiaTheme="majorEastAsia" w:cstheme="majorBidi"/>
-      <w:color w:val="0F4761" w:themeColor="accent1" w:themeShade="BF"/>
+      <w:rFonts w:eastAsia="游ゴシック Light" w:cs="" w:cstheme="majorBidi" w:eastAsiaTheme="majorEastAsia"/>
+      <w:color w:themeColor="accent1" w:themeShade="bf" w:val="0F4761"/>
     </w:rPr>
   </w:style>
   <w:style w:type="paragraph" w:styleId="Heading6">
@@ -4672,18 +3994,18 @@
     <w:semiHidden/>
     <w:unhideWhenUsed/>
     <w:qFormat/>
-    <w:rsid w:val="00814DC8"/>
+    <w:rsid w:val="00814dc8"/>
     <w:pPr>
-      <w:keepNext/>
+      <w:keepNext w:val="true"/>
       <w:keepLines/>
       <w:spacing w:before="40" w:after="0"/>
       <w:outlineLvl w:val="5"/>
     </w:pPr>
     <w:rPr>
-      <w:rFonts w:eastAsiaTheme="majorEastAsia" w:cstheme="majorBidi"/>
+      <w:rFonts w:eastAsia="游ゴシック Light" w:cs="" w:cstheme="majorBidi" w:eastAsiaTheme="majorEastAsia"/>
       <w:i/>
       <w:iCs/>
-      <w:color w:val="595959" w:themeColor="text1" w:themeTint="A6"/>
+      <w:color w:themeColor="text1" w:themeTint="a6" w:val="595959"/>
     </w:rPr>
   </w:style>
   <w:style w:type="paragraph" w:styleId="Heading7">
@@ -4695,16 +4017,16 @@
     <w:semiHidden/>
     <w:unhideWhenUsed/>
     <w:qFormat/>
-    <w:rsid w:val="00814DC8"/>
+    <w:rsid w:val="00814dc8"/>
     <w:pPr>
-      <w:keepNext/>
+      <w:keepNext w:val="true"/>
       <w:keepLines/>
       <w:spacing w:before="40" w:after="0"/>
       <w:outlineLvl w:val="6"/>
     </w:pPr>
     <w:rPr>
-      <w:rFonts w:eastAsiaTheme="majorEastAsia" w:cstheme="majorBidi"/>
-      <w:color w:val="595959" w:themeColor="text1" w:themeTint="A6"/>
+      <w:rFonts w:eastAsia="游ゴシック Light" w:cs="" w:cstheme="majorBidi" w:eastAsiaTheme="majorEastAsia"/>
+      <w:color w:themeColor="text1" w:themeTint="a6" w:val="595959"/>
     </w:rPr>
   </w:style>
   <w:style w:type="paragraph" w:styleId="Heading8">
@@ -4716,18 +4038,18 @@
     <w:semiHidden/>
     <w:unhideWhenUsed/>
     <w:qFormat/>
-    <w:rsid w:val="00814DC8"/>
+    <w:rsid w:val="00814dc8"/>
     <w:pPr>
-      <w:keepNext/>
+      <w:keepNext w:val="true"/>
       <w:keepLines/>
-      <w:spacing w:after="0"/>
+      <w:spacing w:before="0" w:after="0"/>
       <w:outlineLvl w:val="7"/>
     </w:pPr>
     <w:rPr>
-      <w:rFonts w:eastAsiaTheme="majorEastAsia" w:cstheme="majorBidi"/>
+      <w:rFonts w:eastAsia="游ゴシック Light" w:cs="" w:cstheme="majorBidi" w:eastAsiaTheme="majorEastAsia"/>
       <w:i/>
       <w:iCs/>
-      <w:color w:val="272727" w:themeColor="text1" w:themeTint="D8"/>
+      <w:color w:themeColor="text1" w:themeTint="d8" w:val="272727"/>
     </w:rPr>
   </w:style>
   <w:style w:type="paragraph" w:styleId="Heading9">
@@ -4739,162 +4061,330 @@
     <w:semiHidden/>
     <w:unhideWhenUsed/>
     <w:qFormat/>
-    <w:rsid w:val="00814DC8"/>
+    <w:rsid w:val="00814dc8"/>
     <w:pPr>
-      <w:keepNext/>
+      <w:keepNext w:val="true"/>
       <w:keepLines/>
-      <w:spacing w:after="0"/>
+      <w:spacing w:before="0" w:after="0"/>
       <w:outlineLvl w:val="8"/>
     </w:pPr>
     <w:rPr>
-      <w:rFonts w:eastAsiaTheme="majorEastAsia" w:cstheme="majorBidi"/>
-      <w:color w:val="272727" w:themeColor="text1" w:themeTint="D8"/>
+      <w:rFonts w:eastAsia="游ゴシック Light" w:cs="" w:cstheme="majorBidi" w:eastAsiaTheme="majorEastAsia"/>
+      <w:color w:themeColor="text1" w:themeTint="d8" w:val="272727"/>
     </w:rPr>
   </w:style>
-  <w:style w:type="character" w:default="1" w:styleId="DefaultParagraphFont">
+  <w:style w:type="character" w:styleId="DefaultParagraphFont" w:default="1">
     <w:name w:val="Default Paragraph Font"/>
     <w:uiPriority w:val="1"/>
     <w:semiHidden/>
     <w:unhideWhenUsed/>
+    <w:qFormat/>
+    <w:rPr/>
   </w:style>
-  <w:style w:type="table" w:default="1" w:styleId="TableNormal">
-    <w:name w:val="Normal Table"/>
-    <w:uiPriority w:val="99"/>
-    <w:semiHidden/>
-    <w:unhideWhenUsed/>
-    <w:tblPr>
-      <w:tblInd w:w="0" w:type="dxa"/>
-      <w:tblCellMar>
-        <w:top w:w="0" w:type="dxa"/>
-        <w:left w:w="108" w:type="dxa"/>
-        <w:bottom w:w="0" w:type="dxa"/>
-        <w:right w:w="108" w:type="dxa"/>
-      </w:tblCellMar>
-    </w:tblPr>
-  </w:style>
-  <w:style w:type="numbering" w:default="1" w:styleId="NoList">
-    <w:name w:val="No List"/>
-    <w:uiPriority w:val="99"/>
-    <w:semiHidden/>
-    <w:unhideWhenUsed/>
-  </w:style>
-  <w:style w:type="character" w:customStyle="1" w:styleId="Heading1Char">
+  <w:style w:type="character" w:styleId="Heading1Char" w:customStyle="1">
     <w:name w:val="Heading 1 Char"/>
     <w:basedOn w:val="DefaultParagraphFont"/>
     <w:link w:val="Heading1"/>
     <w:uiPriority w:val="9"/>
-    <w:rsid w:val="00814DC8"/>
+    <w:qFormat/>
+    <w:rsid w:val="00814dc8"/>
     <w:rPr>
-      <w:rFonts w:asciiTheme="majorHAnsi" w:eastAsiaTheme="majorEastAsia" w:hAnsiTheme="majorHAnsi" w:cstheme="majorBidi"/>
-      <w:color w:val="0F4761" w:themeColor="accent1" w:themeShade="BF"/>
+      <w:rFonts w:ascii="Aptos Display" w:hAnsi="Aptos Display" w:eastAsia="游ゴシック Light" w:cs="" w:asciiTheme="majorHAnsi" w:cstheme="majorBidi" w:eastAsiaTheme="majorEastAsia" w:hAnsiTheme="majorHAnsi"/>
+      <w:color w:themeColor="accent1" w:themeShade="bf" w:val="0F4761"/>
       <w:sz w:val="40"/>
       <w:szCs w:val="40"/>
     </w:rPr>
   </w:style>
-  <w:style w:type="character" w:customStyle="1" w:styleId="Heading2Char">
+  <w:style w:type="character" w:styleId="Heading2Char" w:customStyle="1">
     <w:name w:val="Heading 2 Char"/>
     <w:basedOn w:val="DefaultParagraphFont"/>
     <w:link w:val="Heading2"/>
     <w:uiPriority w:val="9"/>
     <w:semiHidden/>
-    <w:rsid w:val="00814DC8"/>
+    <w:qFormat/>
+    <w:rsid w:val="00814dc8"/>
     <w:rPr>
-      <w:rFonts w:asciiTheme="majorHAnsi" w:eastAsiaTheme="majorEastAsia" w:hAnsiTheme="majorHAnsi" w:cstheme="majorBidi"/>
-      <w:color w:val="0F4761" w:themeColor="accent1" w:themeShade="BF"/>
+      <w:rFonts w:ascii="Aptos Display" w:hAnsi="Aptos Display" w:eastAsia="游ゴシック Light" w:cs="" w:asciiTheme="majorHAnsi" w:cstheme="majorBidi" w:eastAsiaTheme="majorEastAsia" w:hAnsiTheme="majorHAnsi"/>
+      <w:color w:themeColor="accent1" w:themeShade="bf" w:val="0F4761"/>
       <w:sz w:val="32"/>
       <w:szCs w:val="32"/>
     </w:rPr>
   </w:style>
-  <w:style w:type="character" w:customStyle="1" w:styleId="Heading3Char">
+  <w:style w:type="character" w:styleId="Heading3Char" w:customStyle="1">
     <w:name w:val="Heading 3 Char"/>
     <w:basedOn w:val="DefaultParagraphFont"/>
     <w:link w:val="Heading3"/>
     <w:uiPriority w:val="9"/>
     <w:semiHidden/>
-    <w:rsid w:val="00814DC8"/>
+    <w:qFormat/>
+    <w:rsid w:val="00814dc8"/>
     <w:rPr>
-      <w:rFonts w:eastAsiaTheme="majorEastAsia" w:cstheme="majorBidi"/>
-      <w:color w:val="0F4761" w:themeColor="accent1" w:themeShade="BF"/>
+      <w:rFonts w:eastAsia="游ゴシック Light" w:cs="" w:cstheme="majorBidi" w:eastAsiaTheme="majorEastAsia"/>
+      <w:color w:themeColor="accent1" w:themeShade="bf" w:val="0F4761"/>
       <w:sz w:val="28"/>
       <w:szCs w:val="28"/>
     </w:rPr>
   </w:style>
-  <w:style w:type="character" w:customStyle="1" w:styleId="Heading4Char">
+  <w:style w:type="character" w:styleId="Heading4Char" w:customStyle="1">
     <w:name w:val="Heading 4 Char"/>
     <w:basedOn w:val="DefaultParagraphFont"/>
     <w:link w:val="Heading4"/>
     <w:uiPriority w:val="9"/>
     <w:semiHidden/>
-    <w:rsid w:val="00814DC8"/>
+    <w:qFormat/>
+    <w:rsid w:val="00814dc8"/>
     <w:rPr>
-      <w:rFonts w:eastAsiaTheme="majorEastAsia" w:cstheme="majorBidi"/>
+      <w:rFonts w:eastAsia="游ゴシック Light" w:cs="" w:cstheme="majorBidi" w:eastAsiaTheme="majorEastAsia"/>
       <w:i/>
       <w:iCs/>
-      <w:color w:val="0F4761" w:themeColor="accent1" w:themeShade="BF"/>
+      <w:color w:themeColor="accent1" w:themeShade="bf" w:val="0F4761"/>
     </w:rPr>
   </w:style>
-  <w:style w:type="character" w:customStyle="1" w:styleId="Heading5Char">
+  <w:style w:type="character" w:styleId="Heading5Char" w:customStyle="1">
     <w:name w:val="Heading 5 Char"/>
     <w:basedOn w:val="DefaultParagraphFont"/>
     <w:link w:val="Heading5"/>
     <w:uiPriority w:val="9"/>
     <w:semiHidden/>
-    <w:rsid w:val="00814DC8"/>
+    <w:qFormat/>
+    <w:rsid w:val="00814dc8"/>
     <w:rPr>
-      <w:rFonts w:eastAsiaTheme="majorEastAsia" w:cstheme="majorBidi"/>
-      <w:color w:val="0F4761" w:themeColor="accent1" w:themeShade="BF"/>
+      <w:rFonts w:eastAsia="游ゴシック Light" w:cs="" w:cstheme="majorBidi" w:eastAsiaTheme="majorEastAsia"/>
+      <w:color w:themeColor="accent1" w:themeShade="bf" w:val="0F4761"/>
     </w:rPr>
   </w:style>
-  <w:style w:type="character" w:customStyle="1" w:styleId="Heading6Char">
+  <w:style w:type="character" w:styleId="Heading6Char" w:customStyle="1">
     <w:name w:val="Heading 6 Char"/>
     <w:basedOn w:val="DefaultParagraphFont"/>
     <w:link w:val="Heading6"/>
     <w:uiPriority w:val="9"/>
     <w:semiHidden/>
-    <w:rsid w:val="00814DC8"/>
+    <w:qFormat/>
+    <w:rsid w:val="00814dc8"/>
     <w:rPr>
-      <w:rFonts w:eastAsiaTheme="majorEastAsia" w:cstheme="majorBidi"/>
+      <w:rFonts w:eastAsia="游ゴシック Light" w:cs="" w:cstheme="majorBidi" w:eastAsiaTheme="majorEastAsia"/>
       <w:i/>
       <w:iCs/>
-      <w:color w:val="595959" w:themeColor="text1" w:themeTint="A6"/>
+      <w:color w:themeColor="text1" w:themeTint="a6" w:val="595959"/>
     </w:rPr>
   </w:style>
-  <w:style w:type="character" w:customStyle="1" w:styleId="Heading7Char">
+  <w:style w:type="character" w:styleId="Heading7Char" w:customStyle="1">
     <w:name w:val="Heading 7 Char"/>
     <w:basedOn w:val="DefaultParagraphFont"/>
     <w:link w:val="Heading7"/>
     <w:uiPriority w:val="9"/>
     <w:semiHidden/>
-    <w:rsid w:val="00814DC8"/>
+    <w:qFormat/>
+    <w:rsid w:val="00814dc8"/>
     <w:rPr>
-      <w:rFonts w:eastAsiaTheme="majorEastAsia" w:cstheme="majorBidi"/>
-      <w:color w:val="595959" w:themeColor="text1" w:themeTint="A6"/>
+      <w:rFonts w:eastAsia="游ゴシック Light" w:cs="" w:cstheme="majorBidi" w:eastAsiaTheme="majorEastAsia"/>
+      <w:color w:themeColor="text1" w:themeTint="a6" w:val="595959"/>
     </w:rPr>
   </w:style>
-  <w:style w:type="character" w:customStyle="1" w:styleId="Heading8Char">
+  <w:style w:type="character" w:styleId="Heading8Char" w:customStyle="1">
     <w:name w:val="Heading 8 Char"/>
     <w:basedOn w:val="DefaultParagraphFont"/>
     <w:link w:val="Heading8"/>
     <w:uiPriority w:val="9"/>
     <w:semiHidden/>
-    <w:rsid w:val="00814DC8"/>
+    <w:qFormat/>
+    <w:rsid w:val="00814dc8"/>
     <w:rPr>
-      <w:rFonts w:eastAsiaTheme="majorEastAsia" w:cstheme="majorBidi"/>
+      <w:rFonts w:eastAsia="游ゴシック Light" w:cs="" w:cstheme="majorBidi" w:eastAsiaTheme="majorEastAsia"/>
       <w:i/>
       <w:iCs/>
-      <w:color w:val="272727" w:themeColor="text1" w:themeTint="D8"/>
+      <w:color w:themeColor="text1" w:themeTint="d8" w:val="272727"/>
     </w:rPr>
   </w:style>
-  <w:style w:type="character" w:customStyle="1" w:styleId="Heading9Char">
+  <w:style w:type="character" w:styleId="Heading9Char" w:customStyle="1">
     <w:name w:val="Heading 9 Char"/>
     <w:basedOn w:val="DefaultParagraphFont"/>
     <w:link w:val="Heading9"/>
     <w:uiPriority w:val="9"/>
     <w:semiHidden/>
-    <w:rsid w:val="00814DC8"/>
+    <w:qFormat/>
+    <w:rsid w:val="00814dc8"/>
     <w:rPr>
-      <w:rFonts w:eastAsiaTheme="majorEastAsia" w:cstheme="majorBidi"/>
-      <w:color w:val="272727" w:themeColor="text1" w:themeTint="D8"/>
+      <w:rFonts w:eastAsia="游ゴシック Light" w:cs="" w:cstheme="majorBidi" w:eastAsiaTheme="majorEastAsia"/>
+      <w:color w:themeColor="text1" w:themeTint="d8" w:val="272727"/>
+    </w:rPr>
+  </w:style>
+  <w:style w:type="character" w:styleId="TitleChar" w:customStyle="1">
+    <w:name w:val="Title Char"/>
+    <w:basedOn w:val="DefaultParagraphFont"/>
+    <w:link w:val="Title"/>
+    <w:uiPriority w:val="10"/>
+    <w:qFormat/>
+    <w:rsid w:val="00814dc8"/>
+    <w:rPr>
+      <w:rFonts w:ascii="Aptos Display" w:hAnsi="Aptos Display" w:eastAsia="游ゴシック Light" w:cs="" w:asciiTheme="majorHAnsi" w:cstheme="majorBidi" w:eastAsiaTheme="majorEastAsia" w:hAnsiTheme="majorHAnsi"/>
+      <w:spacing w:val="-10"/>
+      <w:kern w:val="2"/>
+      <w:sz w:val="56"/>
+      <w:szCs w:val="56"/>
+    </w:rPr>
+  </w:style>
+  <w:style w:type="character" w:styleId="SubtitleChar" w:customStyle="1">
+    <w:name w:val="Subtitle Char"/>
+    <w:basedOn w:val="DefaultParagraphFont"/>
+    <w:link w:val="Subtitle"/>
+    <w:uiPriority w:val="11"/>
+    <w:qFormat/>
+    <w:rsid w:val="00814dc8"/>
+    <w:rPr>
+      <w:rFonts w:eastAsia="游ゴシック Light" w:cs="" w:cstheme="majorBidi" w:eastAsiaTheme="majorEastAsia"/>
+      <w:color w:themeColor="text1" w:themeTint="a6" w:val="595959"/>
+      <w:spacing w:val="15"/>
+      <w:sz w:val="28"/>
+      <w:szCs w:val="28"/>
+    </w:rPr>
+  </w:style>
+  <w:style w:type="character" w:styleId="QuoteChar" w:customStyle="1">
+    <w:name w:val="Quote Char"/>
+    <w:basedOn w:val="DefaultParagraphFont"/>
+    <w:link w:val="Quote"/>
+    <w:uiPriority w:val="29"/>
+    <w:qFormat/>
+    <w:rsid w:val="00814dc8"/>
+    <w:rPr>
+      <w:i/>
+      <w:iCs/>
+      <w:color w:themeColor="text1" w:themeTint="bf" w:val="404040"/>
+    </w:rPr>
+  </w:style>
+  <w:style w:type="character" w:styleId="IntenseEmphasis">
+    <w:name w:val="Intense Emphasis"/>
+    <w:basedOn w:val="DefaultParagraphFont"/>
+    <w:uiPriority w:val="21"/>
+    <w:qFormat/>
+    <w:rsid w:val="00814dc8"/>
+    <w:rPr>
+      <w:i/>
+      <w:iCs/>
+      <w:color w:themeColor="accent1" w:themeShade="bf" w:val="0F4761"/>
+    </w:rPr>
+  </w:style>
+  <w:style w:type="character" w:styleId="IntenseQuoteChar" w:customStyle="1">
+    <w:name w:val="Intense Quote Char"/>
+    <w:basedOn w:val="DefaultParagraphFont"/>
+    <w:link w:val="IntenseQuote"/>
+    <w:uiPriority w:val="30"/>
+    <w:qFormat/>
+    <w:rsid w:val="00814dc8"/>
+    <w:rPr>
+      <w:i/>
+      <w:iCs/>
+      <w:color w:themeColor="accent1" w:themeShade="bf" w:val="0F4761"/>
+    </w:rPr>
+  </w:style>
+  <w:style w:type="character" w:styleId="IntenseReference">
+    <w:name w:val="Intense Reference"/>
+    <w:basedOn w:val="DefaultParagraphFont"/>
+    <w:uiPriority w:val="32"/>
+    <w:qFormat/>
+    <w:rsid w:val="00814dc8"/>
+    <w:rPr>
+      <w:b/>
+      <w:bCs/>
+      <w:smallCaps/>
+      <w:color w:themeColor="accent1" w:themeShade="bf" w:val="0F4761"/>
+      <w:spacing w:val="5"/>
+    </w:rPr>
+  </w:style>
+  <w:style w:type="character" w:styleId="Hyperlink">
+    <w:name w:val="Hyperlink"/>
+    <w:basedOn w:val="DefaultParagraphFont"/>
+    <w:uiPriority w:val="99"/>
+    <w:unhideWhenUsed/>
+    <w:rsid w:val="00ad72b4"/>
+    <w:rPr>
+      <w:color w:themeColor="hyperlink" w:val="467886"/>
+      <w:u w:val="single"/>
+    </w:rPr>
+  </w:style>
+  <w:style w:type="character" w:styleId="UnresolvedMention">
+    <w:name w:val="Unresolved Mention"/>
+    <w:basedOn w:val="DefaultParagraphFont"/>
+    <w:uiPriority w:val="99"/>
+    <w:semiHidden/>
+    <w:unhideWhenUsed/>
+    <w:qFormat/>
+    <w:rsid w:val="00ad72b4"/>
+    <w:rPr>
+      <w:color w:val="605E5C"/>
+      <w:shd w:fill="E1DFDD" w:val="clear"/>
+    </w:rPr>
+  </w:style>
+  <w:style w:type="character" w:styleId="FollowedHyperlink">
+    <w:name w:val="FollowedHyperlink"/>
+    <w:basedOn w:val="DefaultParagraphFont"/>
+    <w:uiPriority w:val="99"/>
+    <w:semiHidden/>
+    <w:unhideWhenUsed/>
+    <w:rsid w:val="006b63cf"/>
+    <w:rPr>
+      <w:color w:themeColor="followedHyperlink" w:val="96607D"/>
+      <w:u w:val="single"/>
+    </w:rPr>
+  </w:style>
+  <w:style w:type="paragraph" w:styleId="Heading">
+    <w:name w:val="Heading"/>
+    <w:basedOn w:val="Normal"/>
+    <w:next w:val="BodyText"/>
+    <w:qFormat/>
+    <w:pPr>
+      <w:keepNext w:val="true"/>
+      <w:spacing w:before="240" w:after="120"/>
+    </w:pPr>
+    <w:rPr>
+      <w:rFonts w:ascii="Liberation Sans" w:hAnsi="Liberation Sans" w:eastAsia="Noto Sans CJK SC" w:cs="Noto Sans Devanagari"/>
+      <w:sz w:val="28"/>
+      <w:szCs w:val="28"/>
+    </w:rPr>
+  </w:style>
+  <w:style w:type="paragraph" w:styleId="BodyText">
+    <w:name w:val="Body Text"/>
+    <w:basedOn w:val="Normal"/>
+    <w:pPr>
+      <w:spacing w:lineRule="auto" w:line="276" w:before="0" w:after="140"/>
+    </w:pPr>
+    <w:rPr/>
+  </w:style>
+  <w:style w:type="paragraph" w:styleId="List">
+    <w:name w:val="List"/>
+    <w:basedOn w:val="BodyText"/>
+    <w:pPr/>
+    <w:rPr>
+      <w:rFonts w:cs="Noto Sans Devanagari"/>
+    </w:rPr>
+  </w:style>
+  <w:style w:type="paragraph" w:styleId="Caption">
+    <w:name w:val="caption"/>
+    <w:basedOn w:val="Normal"/>
+    <w:next w:val="Normal"/>
+    <w:uiPriority w:val="35"/>
+    <w:unhideWhenUsed/>
+    <w:qFormat/>
+    <w:rsid w:val="003b0f06"/>
+    <w:pPr>
+      <w:spacing w:lineRule="auto" w:line="240" w:before="0" w:after="200"/>
+    </w:pPr>
+    <w:rPr>
+      <w:i/>
+      <w:iCs/>
+      <w:color w:themeColor="text1" w:val="000000"/>
+      <w:szCs w:val="18"/>
+    </w:rPr>
+  </w:style>
+  <w:style w:type="paragraph" w:styleId="Index">
+    <w:name w:val="Index"/>
+    <w:basedOn w:val="Normal"/>
+    <w:qFormat/>
+    <w:pPr>
+      <w:suppressLineNumbers/>
+    </w:pPr>
+    <w:rPr>
+      <w:rFonts w:cs="Noto Sans Devanagari"/>
     </w:rPr>
   </w:style>
   <w:style w:type="paragraph" w:styleId="Title">
@@ -4904,29 +4394,15 @@
     <w:link w:val="TitleChar"/>
     <w:uiPriority w:val="10"/>
     <w:qFormat/>
-    <w:rsid w:val="00814DC8"/>
+    <w:rsid w:val="00814dc8"/>
     <w:pPr>
-      <w:spacing w:after="80" w:line="240" w:lineRule="auto"/>
+      <w:spacing w:lineRule="auto" w:line="240" w:before="0" w:after="80"/>
       <w:contextualSpacing/>
     </w:pPr>
     <w:rPr>
-      <w:rFonts w:asciiTheme="majorHAnsi" w:eastAsiaTheme="majorEastAsia" w:hAnsiTheme="majorHAnsi" w:cstheme="majorBidi"/>
+      <w:rFonts w:ascii="Aptos Display" w:hAnsi="Aptos Display" w:eastAsia="游ゴシック Light" w:cs="" w:asciiTheme="majorHAnsi" w:cstheme="majorBidi" w:eastAsiaTheme="majorEastAsia" w:hAnsiTheme="majorHAnsi"/>
       <w:spacing w:val="-10"/>
-      <w:kern w:val="28"/>
-      <w:sz w:val="56"/>
-      <w:szCs w:val="56"/>
-    </w:rPr>
-  </w:style>
-  <w:style w:type="character" w:customStyle="1" w:styleId="TitleChar">
-    <w:name w:val="Title Char"/>
-    <w:basedOn w:val="DefaultParagraphFont"/>
-    <w:link w:val="Title"/>
-    <w:uiPriority w:val="10"/>
-    <w:rsid w:val="00814DC8"/>
-    <w:rPr>
-      <w:rFonts w:asciiTheme="majorHAnsi" w:eastAsiaTheme="majorEastAsia" w:hAnsiTheme="majorHAnsi" w:cstheme="majorBidi"/>
-      <w:spacing w:val="-10"/>
-      <w:kern w:val="28"/>
+      <w:kern w:val="2"/>
       <w:sz w:val="56"/>
       <w:szCs w:val="56"/>
     </w:rPr>
@@ -4938,29 +4414,11 @@
     <w:link w:val="SubtitleChar"/>
     <w:uiPriority w:val="11"/>
     <w:qFormat/>
-    <w:rsid w:val="00814DC8"/>
-    <w:pPr>
-      <w:numPr>
-        <w:ilvl w:val="1"/>
-      </w:numPr>
-    </w:pPr>
+    <w:rsid w:val="00814dc8"/>
+    <w:pPr/>
     <w:rPr>
-      <w:rFonts w:eastAsiaTheme="majorEastAsia" w:cstheme="majorBidi"/>
-      <w:color w:val="595959" w:themeColor="text1" w:themeTint="A6"/>
-      <w:spacing w:val="15"/>
-      <w:sz w:val="28"/>
-      <w:szCs w:val="28"/>
-    </w:rPr>
-  </w:style>
-  <w:style w:type="character" w:customStyle="1" w:styleId="SubtitleChar">
-    <w:name w:val="Subtitle Char"/>
-    <w:basedOn w:val="DefaultParagraphFont"/>
-    <w:link w:val="Subtitle"/>
-    <w:uiPriority w:val="11"/>
-    <w:rsid w:val="00814DC8"/>
-    <w:rPr>
-      <w:rFonts w:eastAsiaTheme="majorEastAsia" w:cstheme="majorBidi"/>
-      <w:color w:val="595959" w:themeColor="text1" w:themeTint="A6"/>
+      <w:rFonts w:eastAsia="游ゴシック Light" w:cs="" w:cstheme="majorBidi" w:eastAsiaTheme="majorEastAsia"/>
+      <w:color w:themeColor="text1" w:themeTint="a6" w:val="595959"/>
       <w:spacing w:val="15"/>
       <w:sz w:val="28"/>
       <w:szCs w:val="28"/>
@@ -4973,27 +4431,15 @@
     <w:link w:val="QuoteChar"/>
     <w:uiPriority w:val="29"/>
     <w:qFormat/>
-    <w:rsid w:val="00814DC8"/>
+    <w:rsid w:val="00814dc8"/>
     <w:pPr>
-      <w:spacing w:before="160"/>
+      <w:spacing w:before="160" w:after="160"/>
       <w:jc w:val="center"/>
     </w:pPr>
     <w:rPr>
       <w:i/>
       <w:iCs/>
-      <w:color w:val="404040" w:themeColor="text1" w:themeTint="BF"/>
-    </w:rPr>
-  </w:style>
-  <w:style w:type="character" w:customStyle="1" w:styleId="QuoteChar">
-    <w:name w:val="Quote Char"/>
-    <w:basedOn w:val="DefaultParagraphFont"/>
-    <w:link w:val="Quote"/>
-    <w:uiPriority w:val="29"/>
-    <w:rsid w:val="00814DC8"/>
-    <w:rPr>
-      <w:i/>
-      <w:iCs/>
-      <w:color w:val="404040" w:themeColor="text1" w:themeTint="BF"/>
+      <w:color w:themeColor="text1" w:themeTint="bf" w:val="404040"/>
     </w:rPr>
   </w:style>
   <w:style w:type="paragraph" w:styleId="ListParagraph">
@@ -5001,23 +4447,13 @@
     <w:basedOn w:val="Normal"/>
     <w:uiPriority w:val="34"/>
     <w:qFormat/>
-    <w:rsid w:val="00814DC8"/>
+    <w:rsid w:val="00814dc8"/>
     <w:pPr>
-      <w:ind w:left="720"/>
+      <w:spacing w:before="0" w:after="160"/>
+      <w:ind w:start="720"/>
       <w:contextualSpacing/>
     </w:pPr>
-  </w:style>
-  <w:style w:type="character" w:styleId="IntenseEmphasis">
-    <w:name w:val="Intense Emphasis"/>
-    <w:basedOn w:val="DefaultParagraphFont"/>
-    <w:uiPriority w:val="21"/>
-    <w:qFormat/>
-    <w:rsid w:val="00814DC8"/>
-    <w:rPr>
-      <w:i/>
-      <w:iCs/>
-      <w:color w:val="0F4761" w:themeColor="accent1" w:themeShade="BF"/>
-    </w:rPr>
+    <w:rPr/>
   </w:style>
   <w:style w:type="paragraph" w:styleId="IntenseQuote">
     <w:name w:val="Intense Quote"/>
@@ -5026,113 +4462,62 @@
     <w:link w:val="IntenseQuoteChar"/>
     <w:uiPriority w:val="30"/>
     <w:qFormat/>
-    <w:rsid w:val="00814DC8"/>
+    <w:rsid w:val="00814dc8"/>
     <w:pPr>
       <w:pBdr>
-        <w:top w:val="single" w:sz="4" w:space="10" w:color="0F4761" w:themeColor="accent1" w:themeShade="BF"/>
-        <w:bottom w:val="single" w:sz="4" w:space="10" w:color="0F4761" w:themeColor="accent1" w:themeShade="BF"/>
+        <w:top w:val="single" w:sz="4" w:space="10" w:color="0F4761" w:themeColor="accent1" w:themeShade="bf"/>
+        <w:bottom w:val="single" w:sz="4" w:space="10" w:color="0F4761" w:themeColor="accent1" w:themeShade="bf"/>
       </w:pBdr>
       <w:spacing w:before="360" w:after="360"/>
-      <w:ind w:left="864" w:right="864"/>
+      <w:ind w:start="864" w:end="864"/>
       <w:jc w:val="center"/>
     </w:pPr>
     <w:rPr>
       <w:i/>
       <w:iCs/>
-      <w:color w:val="0F4761" w:themeColor="accent1" w:themeShade="BF"/>
+      <w:color w:themeColor="accent1" w:themeShade="bf" w:val="0F4761"/>
     </w:rPr>
   </w:style>
-  <w:style w:type="character" w:customStyle="1" w:styleId="IntenseQuoteChar">
-    <w:name w:val="Intense Quote Char"/>
-    <w:basedOn w:val="DefaultParagraphFont"/>
-    <w:link w:val="IntenseQuote"/>
-    <w:uiPriority w:val="30"/>
-    <w:rsid w:val="00814DC8"/>
-    <w:rPr>
-      <w:i/>
-      <w:iCs/>
-      <w:color w:val="0F4761" w:themeColor="accent1" w:themeShade="BF"/>
-    </w:rPr>
+  <w:style w:type="paragraph" w:styleId="FrameContents">
+    <w:name w:val="Frame Contents"/>
+    <w:basedOn w:val="Normal"/>
+    <w:qFormat/>
+    <w:pPr/>
+    <w:rPr/>
   </w:style>
-  <w:style w:type="character" w:styleId="IntenseReference">
-    <w:name w:val="Intense Reference"/>
-    <w:basedOn w:val="DefaultParagraphFont"/>
-    <w:uiPriority w:val="32"/>
-    <w:qFormat/>
-    <w:rsid w:val="00814DC8"/>
-    <w:rPr>
-      <w:b/>
-      <w:bCs/>
-      <w:smallCaps/>
-      <w:color w:val="0F4761" w:themeColor="accent1" w:themeShade="BF"/>
-      <w:spacing w:val="5"/>
-    </w:rPr>
-  </w:style>
-  <w:style w:type="character" w:styleId="Hyperlink">
-    <w:name w:val="Hyperlink"/>
-    <w:basedOn w:val="DefaultParagraphFont"/>
-    <w:uiPriority w:val="99"/>
-    <w:unhideWhenUsed/>
-    <w:rsid w:val="00AD72B4"/>
-    <w:rPr>
-      <w:color w:val="467886" w:themeColor="hyperlink"/>
-      <w:u w:val="single"/>
-    </w:rPr>
-  </w:style>
-  <w:style w:type="character" w:styleId="UnresolvedMention">
-    <w:name w:val="Unresolved Mention"/>
-    <w:basedOn w:val="DefaultParagraphFont"/>
+  <w:style w:type="numbering" w:styleId="NoList" w:default="1">
+    <w:name w:val="No List"/>
     <w:uiPriority w:val="99"/>
     <w:semiHidden/>
     <w:unhideWhenUsed/>
-    <w:rsid w:val="00AD72B4"/>
-    <w:rPr>
-      <w:color w:val="605E5C"/>
-      <w:shd w:val="clear" w:color="auto" w:fill="E1DFDD"/>
-    </w:rPr>
+    <w:qFormat/>
   </w:style>
-  <w:style w:type="paragraph" w:styleId="Caption">
-    <w:name w:val="caption"/>
-    <w:basedOn w:val="Normal"/>
-    <w:next w:val="Normal"/>
-    <w:uiPriority w:val="35"/>
-    <w:unhideWhenUsed/>
-    <w:qFormat/>
-    <w:rsid w:val="003B0F06"/>
-    <w:pPr>
-      <w:spacing w:after="200" w:line="240" w:lineRule="auto"/>
-    </w:pPr>
-    <w:rPr>
-      <w:i/>
-      <w:iCs/>
-      <w:color w:val="000000" w:themeColor="text1"/>
-      <w:szCs w:val="18"/>
-    </w:rPr>
-  </w:style>
-  <w:style w:type="character" w:styleId="FollowedHyperlink">
-    <w:name w:val="FollowedHyperlink"/>
-    <w:basedOn w:val="DefaultParagraphFont"/>
+  <w:style w:type="table" w:default="1" w:styleId="TableNormal">
+    <w:name w:val="Normal Table"/>
     <w:uiPriority w:val="99"/>
     <w:semiHidden/>
     <w:unhideWhenUsed/>
-    <w:rsid w:val="006B63CF"/>
-    <w:rPr>
-      <w:color w:val="96607D" w:themeColor="followedHyperlink"/>
-      <w:u w:val="single"/>
-    </w:rPr>
+    <w:tblPr>
+      <w:tblCellMar>
+        <w:top w:w="0" w:type="dxa"/>
+        <w:left w:w="108" w:type="dxa"/>
+        <w:bottom w:w="0" w:type="dxa"/>
+        <w:right w:w="108" w:type="dxa"/>
+      </w:tblCellMar>
+    </w:tblPr>
   </w:style>
 </w:styles>
 </file>
 
 <file path=word/theme/theme1.xml><?xml version="1.0" encoding="utf-8"?>
-<a:theme xmlns:a="http://schemas.openxmlformats.org/drawingml/2006/main" name="Office Theme">
+<a:theme xmlns:a="http://schemas.openxmlformats.org/drawingml/2006/main" xmlns:r="http://schemas.openxmlformats.org/officeDocument/2006/relationships" name="Office Theme">
   <a:themeElements>
     <a:clrScheme name="Office">
       <a:dk1>
-        <a:sysClr val="windowText" lastClr="000000"/>
+        <a:srgbClr val="000000"/>
       </a:dk1>
       <a:lt1>
-        <a:sysClr val="window" lastClr="FFFFFF"/>
+        <a:srgbClr val="FFFFFF"/>
       </a:lt1>
       <a:dk2>
         <a:srgbClr val="0E2841"/>
@@ -5167,153 +4552,55 @@
     </a:clrScheme>
     <a:fontScheme name="Office">
       <a:majorFont>
-        <a:latin typeface="Aptos Display" panose="02110004020202020204"/>
+        <a:latin typeface="Aptos Display" panose="02110004020202020204" pitchFamily="0" charset="1"/>
         <a:ea typeface=""/>
         <a:cs typeface=""/>
-        <a:font script="Jpan" typeface="游ゴシック Light"/>
-        <a:font script="Hang" typeface="맑은 고딕"/>
-        <a:font script="Hans" typeface="等线 Light"/>
-        <a:font script="Hant" typeface="新細明體"/>
-        <a:font script="Arab" typeface="Times New Roman"/>
-        <a:font script="Hebr" typeface="Times New Roman"/>
-        <a:font script="Thai" typeface="Angsana New"/>
-        <a:font script="Ethi" typeface="Nyala"/>
-        <a:font script="Beng" typeface="Vrinda"/>
-        <a:font script="Gujr" typeface="Shruti"/>
-        <a:font script="Khmr" typeface="MoolBoran"/>
-        <a:font script="Knda" typeface="Tunga"/>
-        <a:font script="Guru" typeface="Raavi"/>
-        <a:font script="Cans" typeface="Euphemia"/>
-        <a:font script="Cher" typeface="Plantagenet Cherokee"/>
-        <a:font script="Yiii" typeface="Microsoft Yi Baiti"/>
-        <a:font script="Tibt" typeface="Microsoft Himalaya"/>
-        <a:font script="Thaa" typeface="MV Boli"/>
-        <a:font script="Deva" typeface="Mangal"/>
-        <a:font script="Telu" typeface="Gautami"/>
-        <a:font script="Taml" typeface="Latha"/>
-        <a:font script="Syrc" typeface="Estrangelo Edessa"/>
-        <a:font script="Orya" typeface="Kalinga"/>
-        <a:font script="Mlym" typeface="Kartika"/>
-        <a:font script="Laoo" typeface="DokChampa"/>
-        <a:font script="Sinh" typeface="Iskoola Pota"/>
-        <a:font script="Mong" typeface="Mongolian Baiti"/>
-        <a:font script="Viet" typeface="Times New Roman"/>
-        <a:font script="Uigh" typeface="Microsoft Uighur"/>
-        <a:font script="Geor" typeface="Sylfaen"/>
-        <a:font script="Armn" typeface="Arial"/>
-        <a:font script="Bugi" typeface="Leelawadee UI"/>
-        <a:font script="Bopo" typeface="Microsoft JhengHei"/>
-        <a:font script="Java" typeface="Javanese Text"/>
-        <a:font script="Lisu" typeface="Segoe UI"/>
-        <a:font script="Mymr" typeface="Myanmar Text"/>
-        <a:font script="Nkoo" typeface="Ebrima"/>
-        <a:font script="Olck" typeface="Nirmala UI"/>
-        <a:font script="Osma" typeface="Ebrima"/>
-        <a:font script="Phag" typeface="Phagspa"/>
-        <a:font script="Syrn" typeface="Estrangelo Edessa"/>
-        <a:font script="Syrj" typeface="Estrangelo Edessa"/>
-        <a:font script="Syre" typeface="Estrangelo Edessa"/>
-        <a:font script="Sora" typeface="Nirmala UI"/>
-        <a:font script="Tale" typeface="Microsoft Tai Le"/>
-        <a:font script="Talu" typeface="Microsoft New Tai Lue"/>
-        <a:font script="Tfng" typeface="Ebrima"/>
       </a:majorFont>
       <a:minorFont>
-        <a:latin typeface="Aptos" panose="02110004020202020204"/>
+        <a:latin typeface="Aptos" panose="02110004020202020204" pitchFamily="0" charset="1"/>
         <a:ea typeface=""/>
         <a:cs typeface=""/>
-        <a:font script="Jpan" typeface="游明朝"/>
-        <a:font script="Hang" typeface="맑은 고딕"/>
-        <a:font script="Hans" typeface="等线"/>
-        <a:font script="Hant" typeface="新細明體"/>
-        <a:font script="Arab" typeface="Arial"/>
-        <a:font script="Hebr" typeface="Arial"/>
-        <a:font script="Thai" typeface="Cordia New"/>
-        <a:font script="Ethi" typeface="Nyala"/>
-        <a:font script="Beng" typeface="Vrinda"/>
-        <a:font script="Gujr" typeface="Shruti"/>
-        <a:font script="Khmr" typeface="DaunPenh"/>
-        <a:font script="Knda" typeface="Tunga"/>
-        <a:font script="Guru" typeface="Raavi"/>
-        <a:font script="Cans" typeface="Euphemia"/>
-        <a:font script="Cher" typeface="Plantagenet Cherokee"/>
-        <a:font script="Yiii" typeface="Microsoft Yi Baiti"/>
-        <a:font script="Tibt" typeface="Microsoft Himalaya"/>
-        <a:font script="Thaa" typeface="MV Boli"/>
-        <a:font script="Deva" typeface="Mangal"/>
-        <a:font script="Telu" typeface="Gautami"/>
-        <a:font script="Taml" typeface="Latha"/>
-        <a:font script="Syrc" typeface="Estrangelo Edessa"/>
-        <a:font script="Orya" typeface="Kalinga"/>
-        <a:font script="Mlym" typeface="Kartika"/>
-        <a:font script="Laoo" typeface="DokChampa"/>
-        <a:font script="Sinh" typeface="Iskoola Pota"/>
-        <a:font script="Mong" typeface="Mongolian Baiti"/>
-        <a:font script="Viet" typeface="Arial"/>
-        <a:font script="Uigh" typeface="Microsoft Uighur"/>
-        <a:font script="Geor" typeface="Sylfaen"/>
-        <a:font script="Armn" typeface="Arial"/>
-        <a:font script="Bugi" typeface="Leelawadee UI"/>
-        <a:font script="Bopo" typeface="Microsoft JhengHei"/>
-        <a:font script="Java" typeface="Javanese Text"/>
-        <a:font script="Lisu" typeface="Segoe UI"/>
-        <a:font script="Mymr" typeface="Myanmar Text"/>
-        <a:font script="Nkoo" typeface="Ebrima"/>
-        <a:font script="Olck" typeface="Nirmala UI"/>
-        <a:font script="Osma" typeface="Ebrima"/>
-        <a:font script="Phag" typeface="Phagspa"/>
-        <a:font script="Syrn" typeface="Estrangelo Edessa"/>
-        <a:font script="Syrj" typeface="Estrangelo Edessa"/>
-        <a:font script="Syre" typeface="Estrangelo Edessa"/>
-        <a:font script="Sora" typeface="Nirmala UI"/>
-        <a:font script="Tale" typeface="Microsoft Tai Le"/>
-        <a:font script="Talu" typeface="Microsoft New Tai Lue"/>
-        <a:font script="Tfng" typeface="Ebrima"/>
       </a:minorFont>
     </a:fontScheme>
-    <a:fmtScheme name="Office">
+    <a:fmtScheme>
       <a:fillStyleLst>
         <a:solidFill>
           <a:schemeClr val="phClr"/>
         </a:solidFill>
-        <a:gradFill rotWithShape="1">
+        <a:gradFill>
           <a:gsLst>
             <a:gs pos="0">
               <a:schemeClr val="phClr">
                 <a:lumMod val="110000"/>
-                <a:satMod val="105000"/>
                 <a:tint val="67000"/>
               </a:schemeClr>
             </a:gs>
             <a:gs pos="50000">
               <a:schemeClr val="phClr">
                 <a:lumMod val="105000"/>
-                <a:satMod val="103000"/>
                 <a:tint val="73000"/>
               </a:schemeClr>
             </a:gs>
             <a:gs pos="100000">
               <a:schemeClr val="phClr">
                 <a:lumMod val="105000"/>
-                <a:satMod val="109000"/>
                 <a:tint val="81000"/>
               </a:schemeClr>
             </a:gs>
           </a:gsLst>
           <a:lin ang="5400000" scaled="0"/>
+          <a:tileRect l="0" t="0" r="0" b="0"/>
         </a:gradFill>
-        <a:gradFill rotWithShape="1">
+        <a:gradFill>
           <a:gsLst>
             <a:gs pos="0">
               <a:schemeClr val="phClr">
-                <a:satMod val="103000"/>
                 <a:lumMod val="102000"/>
                 <a:tint val="94000"/>
               </a:schemeClr>
             </a:gs>
             <a:gs pos="50000">
               <a:schemeClr val="phClr">
-                <a:satMod val="110000"/>
                 <a:lumMod val="100000"/>
                 <a:shade val="100000"/>
               </a:schemeClr>
@@ -5321,33 +4608,24 @@
             <a:gs pos="100000">
               <a:schemeClr val="phClr">
                 <a:lumMod val="99000"/>
-                <a:satMod val="120000"/>
                 <a:shade val="78000"/>
               </a:schemeClr>
             </a:gs>
           </a:gsLst>
           <a:lin ang="5400000" scaled="0"/>
+          <a:tileRect l="0" t="0" r="0" b="0"/>
         </a:gradFill>
       </a:fillStyleLst>
       <a:lnStyleLst>
         <a:ln w="12700" cap="flat" cmpd="sng" algn="ctr">
-          <a:solidFill>
-            <a:schemeClr val="phClr"/>
-          </a:solidFill>
           <a:prstDash val="solid"/>
           <a:miter lim="800000"/>
         </a:ln>
         <a:ln w="19050" cap="flat" cmpd="sng" algn="ctr">
-          <a:solidFill>
-            <a:schemeClr val="phClr"/>
-          </a:solidFill>
           <a:prstDash val="solid"/>
           <a:miter lim="800000"/>
         </a:ln>
         <a:ln w="25400" cap="flat" cmpd="sng" algn="ctr">
-          <a:solidFill>
-            <a:schemeClr val="phClr"/>
-          </a:solidFill>
           <a:prstDash val="solid"/>
           <a:miter lim="800000"/>
         </a:ln>
@@ -5360,13 +4638,7 @@
           <a:effectLst/>
         </a:effectStyle>
         <a:effectStyle>
-          <a:effectLst>
-            <a:outerShdw blurRad="57150" dist="19050" dir="5400000" algn="ctr" rotWithShape="0">
-              <a:srgbClr val="000000">
-                <a:alpha val="63000"/>
-              </a:srgbClr>
-            </a:outerShdw>
-          </a:effectLst>
+          <a:effectLst/>
         </a:effectStyle>
       </a:effectStyleLst>
       <a:bgFillStyleLst>
@@ -5376,15 +4648,13 @@
         <a:solidFill>
           <a:schemeClr val="phClr">
             <a:tint val="95000"/>
-            <a:satMod val="170000"/>
           </a:schemeClr>
         </a:solidFill>
-        <a:gradFill rotWithShape="1">
+        <a:gradFill>
           <a:gsLst>
             <a:gs pos="0">
               <a:schemeClr val="phClr">
                 <a:tint val="93000"/>
-                <a:satMod val="150000"/>
                 <a:shade val="98000"/>
                 <a:lumMod val="102000"/>
               </a:schemeClr>
@@ -5392,7 +4662,6 @@
             <a:gs pos="50000">
               <a:schemeClr val="phClr">
                 <a:tint val="98000"/>
-                <a:satMod val="130000"/>
                 <a:shade val="90000"/>
                 <a:lumMod val="103000"/>
               </a:schemeClr>
@@ -5400,46 +4669,40 @@
             <a:gs pos="100000">
               <a:schemeClr val="phClr">
                 <a:shade val="63000"/>
-                <a:satMod val="120000"/>
               </a:schemeClr>
             </a:gs>
           </a:gsLst>
           <a:lin ang="5400000" scaled="0"/>
+          <a:tileRect l="0" t="0" r="0" b="0"/>
         </a:gradFill>
       </a:bgFillStyleLst>
     </a:fmtScheme>
   </a:themeElements>
-  <a:objectDefaults>
-    <a:lnDef>
-      <a:spPr/>
-      <a:bodyPr/>
-      <a:lstStyle/>
-      <a:style>
-        <a:lnRef idx="2">
-          <a:schemeClr val="accent1"/>
-        </a:lnRef>
-        <a:fillRef idx="0">
-          <a:schemeClr val="accent1"/>
-        </a:fillRef>
-        <a:effectRef idx="1">
-          <a:schemeClr val="accent1"/>
-        </a:effectRef>
-        <a:fontRef idx="minor">
-          <a:schemeClr val="tx1"/>
-        </a:fontRef>
-      </a:style>
-    </a:lnDef>
-  </a:objectDefaults>
-  <a:extraClrSchemeLst/>
-  <a:extLst>
-    <a:ext uri="{05A4C25C-085E-4340-85A3-A5531E510DB2}">
-      <thm15:themeFamily xmlns:thm15="http://schemas.microsoft.com/office/thememl/2012/main" name="Office Theme" id="{2E142A2C-CD16-42D6-873A-C26D2A0506FA}" vid="{1BDDFF52-6CD6-40A5-AB3C-68EB2F1E4D0A}"/>
-    </a:ext>
-  </a:extLst>
 </a:theme>
 </file>
 
 <file path=customXml/item1.xml><?xml version="1.0" encoding="utf-8"?>
+<p:properties xmlns:p="http://schemas.microsoft.com/office/2006/metadata/properties" xmlns:xsi="http://www.w3.org/2001/XMLSchema-instance" xmlns:pc="http://schemas.microsoft.com/office/infopath/2007/PartnerControls">
+  <documentManagement>
+    <PartNumber xmlns="0ad71be4-300e-4da4-9890-e32ad5c0a962" xsi:nil="true"/>
+    <TaxCatchAll xmlns="c631679c-bfd8-4445-9cda-c9f05602c282" xsi:nil="true"/>
+    <lcf76f155ced4ddcb4097134ff3c332f xmlns="0ad71be4-300e-4da4-9890-e32ad5c0a962">
+      <Terms xmlns="http://schemas.microsoft.com/office/infopath/2007/PartnerControls"/>
+    </lcf76f155ced4ddcb4097134ff3c332f>
+  </documentManagement>
+</p:properties>
+</file>
+
+<file path=customXml/item2.xml><?xml version="1.0" encoding="utf-8"?>
+<?mso-contentType ?>
+<FormTemplates xmlns="http://schemas.microsoft.com/sharepoint/v3/contenttype/forms">
+  <Display>DocumentLibraryForm</Display>
+  <Edit>DocumentLibraryForm</Edit>
+  <New>DocumentLibraryForm</New>
+</FormTemplates>
+</file>
+
+<file path=customXml/item3.xml><?xml version="1.0" encoding="utf-8"?>
 <ct:contentTypeSchema xmlns:ct="http://schemas.microsoft.com/office/2006/metadata/contentType" xmlns:ma="http://schemas.microsoft.com/office/2006/metadata/properties/metaAttributes" ct:_="" ma:_="" ma:contentTypeName="Document" ma:contentTypeID="0x0101000AC20C0D73B1E34F9B2B46F6AD2F766E" ma:contentTypeVersion="14" ma:contentTypeDescription="Create a new document." ma:contentTypeScope="" ma:versionID="46225f4707eac3d6eb376a3d996c0d6b">
   <xsd:schema xmlns:xsd="http://www.w3.org/2001/XMLSchema" xmlns:xs="http://www.w3.org/2001/XMLSchema" xmlns:p="http://schemas.microsoft.com/office/2006/metadata/properties" xmlns:ns2="0ad71be4-300e-4da4-9890-e32ad5c0a962" xmlns:ns3="c631679c-bfd8-4445-9cda-c9f05602c282" targetNamespace="http://schemas.microsoft.com/office/2006/metadata/properties" ma:root="true" ma:fieldsID="9ce227525533969de88b2603fe31c150" ns2:_="" ns3:_="">
     <xsd:import namespace="0ad71be4-300e-4da4-9890-e32ad5c0a962"/>
@@ -5652,28 +4915,26 @@
 </ct:contentTypeSchema>
 </file>
 
-<file path=customXml/item2.xml><?xml version="1.0" encoding="utf-8"?>
-<?mso-contentType ?>
-<FormTemplates xmlns="http://schemas.microsoft.com/sharepoint/v3/contenttype/forms">
-  <Display>DocumentLibraryForm</Display>
-  <Edit>DocumentLibraryForm</Edit>
-  <New>DocumentLibraryForm</New>
-</FormTemplates>
+<file path=customXml/itemProps1.xml><?xml version="1.0" encoding="utf-8"?>
+<ds:datastoreItem xmlns:ds="http://schemas.openxmlformats.org/officeDocument/2006/customXml" ds:itemID="{B253B42D-A807-4CAA-8FA4-4DA2EC658818}">
+  <ds:schemaRefs>
+    <ds:schemaRef ds:uri="http://schemas.microsoft.com/office/2006/metadata/properties"/>
+    <ds:schemaRef ds:uri="http://schemas.microsoft.com/office/infopath/2007/PartnerControls"/>
+    <ds:schemaRef ds:uri="0ad71be4-300e-4da4-9890-e32ad5c0a962"/>
+    <ds:schemaRef ds:uri="c631679c-bfd8-4445-9cda-c9f05602c282"/>
+  </ds:schemaRefs>
+</ds:datastoreItem>
 </file>
 
-<file path=customXml/item3.xml><?xml version="1.0" encoding="utf-8"?>
-<p:properties xmlns:p="http://schemas.microsoft.com/office/2006/metadata/properties" xmlns:xsi="http://www.w3.org/2001/XMLSchema-instance" xmlns:pc="http://schemas.microsoft.com/office/infopath/2007/PartnerControls">
-  <documentManagement>
-    <PartNumber xmlns="0ad71be4-300e-4da4-9890-e32ad5c0a962" xsi:nil="true"/>
-    <TaxCatchAll xmlns="c631679c-bfd8-4445-9cda-c9f05602c282" xsi:nil="true"/>
-    <lcf76f155ced4ddcb4097134ff3c332f xmlns="0ad71be4-300e-4da4-9890-e32ad5c0a962">
-      <Terms xmlns="http://schemas.microsoft.com/office/infopath/2007/PartnerControls"/>
-    </lcf76f155ced4ddcb4097134ff3c332f>
-  </documentManagement>
-</p:properties>
+<file path=customXml/itemProps2.xml><?xml version="1.0" encoding="utf-8"?>
+<ds:datastoreItem xmlns:ds="http://schemas.openxmlformats.org/officeDocument/2006/customXml" ds:itemID="{C0F23239-E333-4032-AC80-25A4613621CD}">
+  <ds:schemaRefs>
+    <ds:schemaRef ds:uri="http://schemas.microsoft.com/sharepoint/v3/contenttype/forms"/>
+  </ds:schemaRefs>
+</ds:datastoreItem>
 </file>
 
-<file path=customXml/itemProps1.xml><?xml version="1.0" encoding="utf-8"?>
+<file path=customXml/itemProps3.xml><?xml version="1.0" encoding="utf-8"?>
 <ds:datastoreItem xmlns:ds="http://schemas.openxmlformats.org/officeDocument/2006/customXml" ds:itemID="{D1F8F129-F164-4506-9D59-3AFEFB715C23}">
   <ds:schemaRefs>
     <ds:schemaRef ds:uri="http://schemas.microsoft.com/office/2006/metadata/contentType"/>
@@ -5690,23 +4951,4 @@
     <ds:schemaRef ds:uri="http://schemas.microsoft.com/internal/obd"/>
   </ds:schemaRefs>
 </ds:datastoreItem>
-</file>
-
-<file path=customXml/itemProps2.xml><?xml version="1.0" encoding="utf-8"?>
-<ds:datastoreItem xmlns:ds="http://schemas.openxmlformats.org/officeDocument/2006/customXml" ds:itemID="{C0F23239-E333-4032-AC80-25A4613621CD}">
-  <ds:schemaRefs>
-    <ds:schemaRef ds:uri="http://schemas.microsoft.com/sharepoint/v3/contenttype/forms"/>
-  </ds:schemaRefs>
-</ds:datastoreItem>
-</file>
-
-<file path=customXml/itemProps3.xml><?xml version="1.0" encoding="utf-8"?>
-<ds:datastoreItem xmlns:ds="http://schemas.openxmlformats.org/officeDocument/2006/customXml" ds:itemID="{B253B42D-A807-4CAA-8FA4-4DA2EC658818}">
-  <ds:schemaRefs>
-    <ds:schemaRef ds:uri="http://schemas.microsoft.com/office/2006/metadata/properties"/>
-    <ds:schemaRef ds:uri="http://schemas.microsoft.com/office/infopath/2007/PartnerControls"/>
-    <ds:schemaRef ds:uri="0ad71be4-300e-4da4-9890-e32ad5c0a962"/>
-    <ds:schemaRef ds:uri="c631679c-bfd8-4445-9cda-c9f05602c282"/>
-  </ds:schemaRefs>
-</ds:datastoreItem>
 </file>